--- a/Cache_Controller.docx
+++ b/Cache_Controller.docx
@@ -281,18 +281,7 @@
           <w:sz w:val="28"/>
           <w:szCs w:val="28"/>
         </w:rPr>
-        <w:t>ț</w:t>
-      </w:r>
-      <w:r>
-        <w:rPr>
-          <w:rFonts w:ascii="Times New Roman" w:hAnsi="Times New Roman" w:cs="Times New Roman"/>
-          <w:b/>
-          <w:bCs/>
-          <w:color w:val="1F3864"/>
-          <w:sz w:val="28"/>
-          <w:szCs w:val="28"/>
-        </w:rPr>
-        <w:t>a</w:t>
+        <w:t>ța</w:t>
       </w:r>
       <w:r>
         <w:rPr>
@@ -667,6 +656,10 @@
         </w:rPr>
       </w:pPr>
     </w:p>
+    <w:p/>
+    <w:p/>
+    <w:p/>
+    <w:p/>
     <w:p>
       <w:pPr>
         <w:pStyle w:val="TOC1"/>
@@ -828,6 +821,7 @@
           <w:rFonts w:ascii="Times New Roman" w:eastAsia="Times New Roman" w:hAnsi="Times New Roman" w:cs="Times New Roman"/>
           <w:sz w:val="24"/>
           <w:szCs w:val="24"/>
+          <w:lang w:val="fr-FR"/>
         </w:rPr>
       </w:pPr>
       <w:r>
@@ -835,6 +829,7 @@
           <w:rFonts w:ascii="Times New Roman" w:eastAsia="Times New Roman" w:hAnsi="Times New Roman" w:cs="Times New Roman"/>
           <w:sz w:val="24"/>
           <w:szCs w:val="24"/>
+          <w:lang w:val="fr-FR"/>
         </w:rPr>
         <w:t>III. Masina de Stari (FSM).........................................................................................................5</w:t>
       </w:r>
@@ -846,6 +841,7 @@
           <w:rFonts w:ascii="Times New Roman" w:eastAsia="Times New Roman" w:hAnsi="Times New Roman" w:cs="Times New Roman"/>
           <w:sz w:val="24"/>
           <w:szCs w:val="24"/>
+          <w:lang w:val="fr-FR"/>
         </w:rPr>
       </w:pPr>
       <w:r>
@@ -853,8 +849,29 @@
           <w:rFonts w:ascii="Times New Roman" w:eastAsia="Times New Roman" w:hAnsi="Times New Roman" w:cs="Times New Roman"/>
           <w:sz w:val="24"/>
           <w:szCs w:val="24"/>
-        </w:rPr>
-        <w:t>IV. Implementare Verilog - Cache_Controller.v....................................................……………7</w:t>
+          <w:lang w:val="fr-FR"/>
+        </w:rPr>
+        <w:t xml:space="preserve">IV. Implementare </w:t>
+      </w:r>
+      <w:proofErr w:type="spellStart"/>
+      <w:r>
+        <w:rPr>
+          <w:rFonts w:ascii="Times New Roman" w:eastAsia="Times New Roman" w:hAnsi="Times New Roman" w:cs="Times New Roman"/>
+          <w:sz w:val="24"/>
+          <w:szCs w:val="24"/>
+          <w:lang w:val="fr-FR"/>
+        </w:rPr>
+        <w:t>Verilog</w:t>
+      </w:r>
+      <w:proofErr w:type="spellEnd"/>
+      <w:r>
+        <w:rPr>
+          <w:rFonts w:ascii="Times New Roman" w:eastAsia="Times New Roman" w:hAnsi="Times New Roman" w:cs="Times New Roman"/>
+          <w:sz w:val="24"/>
+          <w:szCs w:val="24"/>
+          <w:lang w:val="fr-FR"/>
+        </w:rPr>
+        <w:t xml:space="preserve"> - Cache_Controller.v....................................................……………7</w:t>
       </w:r>
     </w:p>
     <w:p>
@@ -864,6 +881,7 @@
           <w:rFonts w:ascii="Times New Roman" w:eastAsia="Times New Roman" w:hAnsi="Times New Roman" w:cs="Times New Roman"/>
           <w:sz w:val="24"/>
           <w:szCs w:val="24"/>
+          <w:lang w:val="fr-FR"/>
         </w:rPr>
       </w:pPr>
       <w:r>
@@ -871,48 +889,116 @@
           <w:rFonts w:ascii="Times New Roman" w:eastAsia="Times New Roman" w:hAnsi="Times New Roman" w:cs="Times New Roman"/>
           <w:sz w:val="24"/>
           <w:szCs w:val="24"/>
-        </w:rPr>
-        <w:t xml:space="preserve">V. Testbench </w:t>
-      </w:r>
+          <w:lang w:val="fr-FR"/>
+        </w:rPr>
+        <w:t xml:space="preserve">V. </w:t>
+      </w:r>
+      <w:proofErr w:type="spellStart"/>
       <w:r>
         <w:rPr>
           <w:rFonts w:ascii="Times New Roman" w:eastAsia="Times New Roman" w:hAnsi="Times New Roman" w:cs="Times New Roman"/>
           <w:sz w:val="24"/>
           <w:szCs w:val="24"/>
-        </w:rPr>
-        <w:t>-</w:t>
-      </w:r>
+          <w:lang w:val="fr-FR"/>
+        </w:rPr>
+        <w:t>Testbench</w:t>
+      </w:r>
+      <w:proofErr w:type="spellEnd"/>
       <w:r>
         <w:rPr>
           <w:rFonts w:ascii="Times New Roman" w:eastAsia="Times New Roman" w:hAnsi="Times New Roman" w:cs="Times New Roman"/>
           <w:sz w:val="24"/>
           <w:szCs w:val="24"/>
-        </w:rPr>
-        <w:t xml:space="preserve"> Cache_</w:t>
-      </w:r>
-      <w:proofErr w:type="gramStart"/>
+          <w:lang w:val="fr-FR"/>
+        </w:rPr>
+        <w:t xml:space="preserve"> </w:t>
+      </w:r>
       <w:r>
         <w:rPr>
           <w:rFonts w:ascii="Times New Roman" w:eastAsia="Times New Roman" w:hAnsi="Times New Roman" w:cs="Times New Roman"/>
           <w:sz w:val="24"/>
           <w:szCs w:val="24"/>
-        </w:rPr>
-        <w:t>tb.v</w:t>
-      </w:r>
-      <w:proofErr w:type="gramEnd"/>
+          <w:lang w:val="fr-FR"/>
+        </w:rPr>
+        <w:t>-</w:t>
+      </w:r>
       <w:r>
         <w:rPr>
           <w:rFonts w:ascii="Times New Roman" w:eastAsia="Times New Roman" w:hAnsi="Times New Roman" w:cs="Times New Roman"/>
           <w:sz w:val="24"/>
           <w:szCs w:val="24"/>
-        </w:rPr>
-        <w:t>………………...…………………………………….…………….</w:t>
-      </w:r>
+          <w:lang w:val="fr-FR"/>
+        </w:rPr>
+        <w:t xml:space="preserve"> </w:t>
+      </w:r>
+      <w:proofErr w:type="spellStart"/>
       <w:r>
         <w:rPr>
           <w:rFonts w:ascii="Times New Roman" w:eastAsia="Times New Roman" w:hAnsi="Times New Roman" w:cs="Times New Roman"/>
           <w:sz w:val="24"/>
           <w:szCs w:val="24"/>
+          <w:lang w:val="fr-FR"/>
+        </w:rPr>
+        <w:t>Cache_</w:t>
+      </w:r>
+      <w:proofErr w:type="gramStart"/>
+      <w:r>
+        <w:rPr>
+          <w:rFonts w:ascii="Times New Roman" w:eastAsia="Times New Roman" w:hAnsi="Times New Roman" w:cs="Times New Roman"/>
+          <w:sz w:val="24"/>
+          <w:szCs w:val="24"/>
+          <w:lang w:val="fr-FR"/>
+        </w:rPr>
+        <w:t>tb.v</w:t>
+      </w:r>
+      <w:proofErr w:type="spellEnd"/>
+      <w:proofErr w:type="gramEnd"/>
+      <w:r>
+        <w:rPr>
+          <w:rFonts w:ascii="Times New Roman" w:eastAsia="Times New Roman" w:hAnsi="Times New Roman" w:cs="Times New Roman"/>
+          <w:sz w:val="24"/>
+          <w:szCs w:val="24"/>
+          <w:lang w:val="fr-FR"/>
+        </w:rPr>
+        <w:t>………………...………………………………</w:t>
+      </w:r>
+      <w:proofErr w:type="gramStart"/>
+      <w:r>
+        <w:rPr>
+          <w:rFonts w:ascii="Times New Roman" w:eastAsia="Times New Roman" w:hAnsi="Times New Roman" w:cs="Times New Roman"/>
+          <w:sz w:val="24"/>
+          <w:szCs w:val="24"/>
+          <w:lang w:val="fr-FR"/>
+        </w:rPr>
+        <w:t>…….</w:t>
+      </w:r>
+      <w:proofErr w:type="gramEnd"/>
+      <w:r>
+        <w:rPr>
+          <w:rFonts w:ascii="Times New Roman" w:eastAsia="Times New Roman" w:hAnsi="Times New Roman" w:cs="Times New Roman"/>
+          <w:sz w:val="24"/>
+          <w:szCs w:val="24"/>
+          <w:lang w:val="fr-FR"/>
+        </w:rPr>
+        <w:t>………</w:t>
+      </w:r>
+      <w:proofErr w:type="gramStart"/>
+      <w:r>
+        <w:rPr>
+          <w:rFonts w:ascii="Times New Roman" w:eastAsia="Times New Roman" w:hAnsi="Times New Roman" w:cs="Times New Roman"/>
+          <w:sz w:val="24"/>
+          <w:szCs w:val="24"/>
+          <w:lang w:val="fr-FR"/>
+        </w:rPr>
+        <w:t>…….</w:t>
+      </w:r>
+      <w:proofErr w:type="gramEnd"/>
+      <w:r>
+        <w:rPr>
+          <w:rFonts w:ascii="Times New Roman" w:eastAsia="Times New Roman" w:hAnsi="Times New Roman" w:cs="Times New Roman"/>
+          <w:sz w:val="24"/>
+          <w:szCs w:val="24"/>
+          <w:lang w:val="fr-FR"/>
         </w:rPr>
         <w:t>7</w:t>
       </w:r>
@@ -1143,19 +1229,6 @@
     </w:sdt>
     <w:p>
       <w:pPr>
-        <w:rPr>
-          <w:rFonts w:ascii="Times New Roman" w:hAnsi="Times New Roman" w:cs="Times New Roman"/>
-        </w:rPr>
-      </w:pPr>
-      <w:r>
-        <w:rPr>
-          <w:rFonts w:ascii="Times New Roman" w:hAnsi="Times New Roman" w:cs="Times New Roman"/>
-        </w:rPr>
-        <w:br/>
-      </w:r>
-    </w:p>
-    <w:p>
-      <w:pPr>
         <w:pStyle w:val="Heading1"/>
         <w:rPr>
           <w:rFonts w:ascii="Times New Roman" w:hAnsi="Times New Roman" w:cs="Times New Roman"/>
@@ -1166,7 +1239,6 @@
         <w:rPr>
           <w:rFonts w:ascii="Times New Roman" w:hAnsi="Times New Roman" w:cs="Times New Roman"/>
         </w:rPr>
-        <w:lastRenderedPageBreak/>
         <w:t xml:space="preserve">I. </w:t>
       </w:r>
       <w:proofErr w:type="spellStart"/>
@@ -10321,6 +10393,7 @@
       <w:r>
         <w:rPr>
           <w:rFonts w:ascii="Times New Roman" w:hAnsi="Times New Roman" w:cs="Times New Roman"/>
+          <w:lang w:val="fr-FR"/>
         </w:rPr>
         <w:t>Blocul</w:t>
       </w:r>
@@ -10328,13 +10401,15 @@
       <w:r>
         <w:rPr>
           <w:rFonts w:ascii="Times New Roman" w:hAnsi="Times New Roman" w:cs="Times New Roman"/>
-        </w:rPr>
-        <w:t xml:space="preserve"> </w:t>
-      </w:r>
-      <w:proofErr w:type="spellStart"/>
-      <w:r>
-        <w:rPr>
-          <w:rFonts w:ascii="Times New Roman" w:hAnsi="Times New Roman" w:cs="Times New Roman"/>
+          <w:lang w:val="fr-FR"/>
+        </w:rPr>
+        <w:t xml:space="preserve"> </w:t>
+      </w:r>
+      <w:proofErr w:type="spellStart"/>
+      <w:r>
+        <w:rPr>
+          <w:rFonts w:ascii="Times New Roman" w:hAnsi="Times New Roman" w:cs="Times New Roman"/>
+          <w:lang w:val="fr-FR"/>
         </w:rPr>
         <w:t>cerut</w:t>
       </w:r>
@@ -10342,6 +10417,7 @@
       <w:r>
         <w:rPr>
           <w:rFonts w:ascii="Times New Roman" w:hAnsi="Times New Roman" w:cs="Times New Roman"/>
+          <w:lang w:val="fr-FR"/>
         </w:rPr>
         <w:t xml:space="preserve"> se </w:t>
       </w:r>
@@ -10349,6 +10425,7 @@
       <w:r>
         <w:rPr>
           <w:rFonts w:ascii="Times New Roman" w:hAnsi="Times New Roman" w:cs="Times New Roman"/>
+          <w:lang w:val="fr-FR"/>
         </w:rPr>
         <w:t>află</w:t>
       </w:r>
@@ -10356,13 +10433,15 @@
       <w:r>
         <w:rPr>
           <w:rFonts w:ascii="Times New Roman" w:hAnsi="Times New Roman" w:cs="Times New Roman"/>
-        </w:rPr>
-        <w:t xml:space="preserve"> </w:t>
-      </w:r>
-      <w:proofErr w:type="spellStart"/>
-      <w:r>
-        <w:rPr>
-          <w:rFonts w:ascii="Times New Roman" w:hAnsi="Times New Roman" w:cs="Times New Roman"/>
+          <w:lang w:val="fr-FR"/>
+        </w:rPr>
+        <w:t xml:space="preserve"> </w:t>
+      </w:r>
+      <w:proofErr w:type="spellStart"/>
+      <w:r>
+        <w:rPr>
+          <w:rFonts w:ascii="Times New Roman" w:hAnsi="Times New Roman" w:cs="Times New Roman"/>
+          <w:lang w:val="fr-FR"/>
         </w:rPr>
         <w:t>în</w:t>
       </w:r>
@@ -10370,13 +10449,31 @@
       <w:r>
         <w:rPr>
           <w:rFonts w:ascii="Times New Roman" w:hAnsi="Times New Roman" w:cs="Times New Roman"/>
-        </w:rPr>
-        <w:t xml:space="preserve"> cache. Controller-ul </w:t>
-      </w:r>
-      <w:proofErr w:type="spellStart"/>
-      <w:r>
-        <w:rPr>
-          <w:rFonts w:ascii="Times New Roman" w:hAnsi="Times New Roman" w:cs="Times New Roman"/>
+          <w:lang w:val="fr-FR"/>
+        </w:rPr>
+        <w:t xml:space="preserve"> cache. Controller-</w:t>
+      </w:r>
+      <w:proofErr w:type="spellStart"/>
+      <w:r>
+        <w:rPr>
+          <w:rFonts w:ascii="Times New Roman" w:hAnsi="Times New Roman" w:cs="Times New Roman"/>
+          <w:lang w:val="fr-FR"/>
+        </w:rPr>
+        <w:t>ul</w:t>
+      </w:r>
+      <w:proofErr w:type="spellEnd"/>
+      <w:r>
+        <w:rPr>
+          <w:rFonts w:ascii="Times New Roman" w:hAnsi="Times New Roman" w:cs="Times New Roman"/>
+          <w:lang w:val="fr-FR"/>
+        </w:rPr>
+        <w:t xml:space="preserve"> </w:t>
+      </w:r>
+      <w:proofErr w:type="spellStart"/>
+      <w:r>
+        <w:rPr>
+          <w:rFonts w:ascii="Times New Roman" w:hAnsi="Times New Roman" w:cs="Times New Roman"/>
+          <w:lang w:val="fr-FR"/>
         </w:rPr>
         <w:t>extrage</w:t>
       </w:r>
@@ -10384,13 +10481,15 @@
       <w:r>
         <w:rPr>
           <w:rFonts w:ascii="Times New Roman" w:hAnsi="Times New Roman" w:cs="Times New Roman"/>
-        </w:rPr>
-        <w:t xml:space="preserve"> </w:t>
-      </w:r>
-      <w:proofErr w:type="spellStart"/>
-      <w:r>
-        <w:rPr>
-          <w:rFonts w:ascii="Times New Roman" w:hAnsi="Times New Roman" w:cs="Times New Roman"/>
+          <w:lang w:val="fr-FR"/>
+        </w:rPr>
+        <w:t xml:space="preserve"> </w:t>
+      </w:r>
+      <w:proofErr w:type="spellStart"/>
+      <w:r>
+        <w:rPr>
+          <w:rFonts w:ascii="Times New Roman" w:hAnsi="Times New Roman" w:cs="Times New Roman"/>
+          <w:lang w:val="fr-FR"/>
         </w:rPr>
         <w:t>cuvântul</w:t>
       </w:r>
@@ -10398,13 +10497,31 @@
       <w:r>
         <w:rPr>
           <w:rFonts w:ascii="Times New Roman" w:hAnsi="Times New Roman" w:cs="Times New Roman"/>
-        </w:rPr>
-        <w:t xml:space="preserve"> specific </w:t>
-      </w:r>
-      <w:proofErr w:type="spellStart"/>
-      <w:r>
-        <w:rPr>
-          <w:rFonts w:ascii="Times New Roman" w:hAnsi="Times New Roman" w:cs="Times New Roman"/>
+          <w:lang w:val="fr-FR"/>
+        </w:rPr>
+        <w:t xml:space="preserve"> </w:t>
+      </w:r>
+      <w:proofErr w:type="spellStart"/>
+      <w:r>
+        <w:rPr>
+          <w:rFonts w:ascii="Times New Roman" w:hAnsi="Times New Roman" w:cs="Times New Roman"/>
+          <w:lang w:val="fr-FR"/>
+        </w:rPr>
+        <w:t>specific</w:t>
+      </w:r>
+      <w:proofErr w:type="spellEnd"/>
+      <w:r>
+        <w:rPr>
+          <w:rFonts w:ascii="Times New Roman" w:hAnsi="Times New Roman" w:cs="Times New Roman"/>
+          <w:lang w:val="fr-FR"/>
+        </w:rPr>
+        <w:t xml:space="preserve"> </w:t>
+      </w:r>
+      <w:proofErr w:type="spellStart"/>
+      <w:r>
+        <w:rPr>
+          <w:rFonts w:ascii="Times New Roman" w:hAnsi="Times New Roman" w:cs="Times New Roman"/>
+          <w:lang w:val="fr-FR"/>
         </w:rPr>
         <w:t>folosind</w:t>
       </w:r>
@@ -10412,13 +10529,15 @@
       <w:r>
         <w:rPr>
           <w:rFonts w:ascii="Times New Roman" w:hAnsi="Times New Roman" w:cs="Times New Roman"/>
-        </w:rPr>
-        <w:t xml:space="preserve"> </w:t>
-      </w:r>
-      <w:proofErr w:type="spellStart"/>
-      <w:r>
-        <w:rPr>
-          <w:rFonts w:ascii="Times New Roman" w:hAnsi="Times New Roman" w:cs="Times New Roman"/>
+          <w:lang w:val="fr-FR"/>
+        </w:rPr>
+        <w:t xml:space="preserve"> </w:t>
+      </w:r>
+      <w:proofErr w:type="spellStart"/>
+      <w:r>
+        <w:rPr>
+          <w:rFonts w:ascii="Times New Roman" w:hAnsi="Times New Roman" w:cs="Times New Roman"/>
+          <w:lang w:val="fr-FR"/>
         </w:rPr>
         <w:t>câmpul</w:t>
       </w:r>
@@ -10426,13 +10545,15 @@
       <w:r>
         <w:rPr>
           <w:rFonts w:ascii="Times New Roman" w:hAnsi="Times New Roman" w:cs="Times New Roman"/>
-        </w:rPr>
-        <w:t xml:space="preserve"> </w:t>
-      </w:r>
-      <w:proofErr w:type="spellStart"/>
-      <w:r>
-        <w:rPr>
-          <w:rFonts w:ascii="Times New Roman" w:hAnsi="Times New Roman" w:cs="Times New Roman"/>
+          <w:lang w:val="fr-FR"/>
+        </w:rPr>
+        <w:t xml:space="preserve"> </w:t>
+      </w:r>
+      <w:proofErr w:type="spellStart"/>
+      <w:r>
+        <w:rPr>
+          <w:rFonts w:ascii="Times New Roman" w:hAnsi="Times New Roman" w:cs="Times New Roman"/>
+          <w:lang w:val="fr-FR"/>
         </w:rPr>
         <w:t>s_word</w:t>
       </w:r>
@@ -10440,13 +10561,31 @@
       <w:r>
         <w:rPr>
           <w:rFonts w:ascii="Times New Roman" w:hAnsi="Times New Roman" w:cs="Times New Roman"/>
-        </w:rPr>
-        <w:t xml:space="preserve"> din offset, </w:t>
-      </w:r>
-      <w:proofErr w:type="spellStart"/>
-      <w:r>
-        <w:rPr>
-          <w:rFonts w:ascii="Times New Roman" w:hAnsi="Times New Roman" w:cs="Times New Roman"/>
+          <w:lang w:val="fr-FR"/>
+        </w:rPr>
+        <w:t xml:space="preserve"> </w:t>
+      </w:r>
+      <w:proofErr w:type="spellStart"/>
+      <w:r>
+        <w:rPr>
+          <w:rFonts w:ascii="Times New Roman" w:hAnsi="Times New Roman" w:cs="Times New Roman"/>
+          <w:lang w:val="fr-FR"/>
+        </w:rPr>
+        <w:t>din</w:t>
+      </w:r>
+      <w:proofErr w:type="spellEnd"/>
+      <w:r>
+        <w:rPr>
+          <w:rFonts w:ascii="Times New Roman" w:hAnsi="Times New Roman" w:cs="Times New Roman"/>
+          <w:lang w:val="fr-FR"/>
+        </w:rPr>
+        <w:t xml:space="preserve"> offset, </w:t>
+      </w:r>
+      <w:proofErr w:type="spellStart"/>
+      <w:r>
+        <w:rPr>
+          <w:rFonts w:ascii="Times New Roman" w:hAnsi="Times New Roman" w:cs="Times New Roman"/>
+          <w:lang w:val="fr-FR"/>
         </w:rPr>
         <w:t>îl</w:t>
       </w:r>
@@ -10454,13 +10593,15 @@
       <w:r>
         <w:rPr>
           <w:rFonts w:ascii="Times New Roman" w:hAnsi="Times New Roman" w:cs="Times New Roman"/>
-        </w:rPr>
-        <w:t xml:space="preserve"> </w:t>
-      </w:r>
-      <w:proofErr w:type="spellStart"/>
-      <w:r>
-        <w:rPr>
-          <w:rFonts w:ascii="Times New Roman" w:hAnsi="Times New Roman" w:cs="Times New Roman"/>
+          <w:lang w:val="fr-FR"/>
+        </w:rPr>
+        <w:t xml:space="preserve"> </w:t>
+      </w:r>
+      <w:proofErr w:type="spellStart"/>
+      <w:r>
+        <w:rPr>
+          <w:rFonts w:ascii="Times New Roman" w:hAnsi="Times New Roman" w:cs="Times New Roman"/>
+          <w:lang w:val="fr-FR"/>
         </w:rPr>
         <w:t>trimite</w:t>
       </w:r>
@@ -10468,6 +10609,7 @@
       <w:r>
         <w:rPr>
           <w:rFonts w:ascii="Times New Roman" w:hAnsi="Times New Roman" w:cs="Times New Roman"/>
+          <w:lang w:val="fr-FR"/>
         </w:rPr>
         <w:t xml:space="preserve"> la </w:t>
       </w:r>
@@ -10475,6 +10617,7 @@
       <w:r>
         <w:rPr>
           <w:rFonts w:ascii="Times New Roman" w:hAnsi="Times New Roman" w:cs="Times New Roman"/>
+          <w:lang w:val="fr-FR"/>
         </w:rPr>
         <w:t>cpu_rd_data</w:t>
       </w:r>
@@ -10482,13 +10625,15 @@
       <w:r>
         <w:rPr>
           <w:rFonts w:ascii="Times New Roman" w:hAnsi="Times New Roman" w:cs="Times New Roman"/>
-        </w:rPr>
-        <w:t xml:space="preserve"> </w:t>
-      </w:r>
-      <w:proofErr w:type="spellStart"/>
-      <w:r>
-        <w:rPr>
-          <w:rFonts w:ascii="Times New Roman" w:hAnsi="Times New Roman" w:cs="Times New Roman"/>
+          <w:lang w:val="fr-FR"/>
+        </w:rPr>
+        <w:t xml:space="preserve"> </w:t>
+      </w:r>
+      <w:proofErr w:type="spellStart"/>
+      <w:r>
+        <w:rPr>
+          <w:rFonts w:ascii="Times New Roman" w:hAnsi="Times New Roman" w:cs="Times New Roman"/>
+          <w:lang w:val="fr-FR"/>
         </w:rPr>
         <w:t>și</w:t>
       </w:r>
@@ -10496,13 +10641,15 @@
       <w:r>
         <w:rPr>
           <w:rFonts w:ascii="Times New Roman" w:hAnsi="Times New Roman" w:cs="Times New Roman"/>
-        </w:rPr>
-        <w:t xml:space="preserve"> </w:t>
-      </w:r>
-      <w:proofErr w:type="spellStart"/>
-      <w:r>
-        <w:rPr>
-          <w:rFonts w:ascii="Times New Roman" w:hAnsi="Times New Roman" w:cs="Times New Roman"/>
+          <w:lang w:val="fr-FR"/>
+        </w:rPr>
+        <w:t xml:space="preserve"> </w:t>
+      </w:r>
+      <w:proofErr w:type="spellStart"/>
+      <w:r>
+        <w:rPr>
+          <w:rFonts w:ascii="Times New Roman" w:hAnsi="Times New Roman" w:cs="Times New Roman"/>
+          <w:lang w:val="fr-FR"/>
         </w:rPr>
         <w:t>actualizează</w:t>
       </w:r>
@@ -10510,13 +10657,15 @@
       <w:r>
         <w:rPr>
           <w:rFonts w:ascii="Times New Roman" w:hAnsi="Times New Roman" w:cs="Times New Roman"/>
-        </w:rPr>
-        <w:t xml:space="preserve"> </w:t>
-      </w:r>
-      <w:proofErr w:type="spellStart"/>
-      <w:r>
-        <w:rPr>
-          <w:rFonts w:ascii="Times New Roman" w:hAnsi="Times New Roman" w:cs="Times New Roman"/>
+          <w:lang w:val="fr-FR"/>
+        </w:rPr>
+        <w:t xml:space="preserve"> </w:t>
+      </w:r>
+      <w:proofErr w:type="spellStart"/>
+      <w:r>
+        <w:rPr>
+          <w:rFonts w:ascii="Times New Roman" w:hAnsi="Times New Roman" w:cs="Times New Roman"/>
+          <w:lang w:val="fr-FR"/>
         </w:rPr>
         <w:t>contoarele</w:t>
       </w:r>
@@ -10524,13 +10673,31 @@
       <w:r>
         <w:rPr>
           <w:rFonts w:ascii="Times New Roman" w:hAnsi="Times New Roman" w:cs="Times New Roman"/>
-        </w:rPr>
-        <w:t xml:space="preserve"> LRU (way-ul </w:t>
-      </w:r>
-      <w:proofErr w:type="spellStart"/>
-      <w:r>
-        <w:rPr>
-          <w:rFonts w:ascii="Times New Roman" w:hAnsi="Times New Roman" w:cs="Times New Roman"/>
+          <w:lang w:val="fr-FR"/>
+        </w:rPr>
+        <w:t xml:space="preserve"> LRU (</w:t>
+      </w:r>
+      <w:proofErr w:type="spellStart"/>
+      <w:r>
+        <w:rPr>
+          <w:rFonts w:ascii="Times New Roman" w:hAnsi="Times New Roman" w:cs="Times New Roman"/>
+          <w:lang w:val="fr-FR"/>
+        </w:rPr>
+        <w:t>way-ul</w:t>
+      </w:r>
+      <w:proofErr w:type="spellEnd"/>
+      <w:r>
+        <w:rPr>
+          <w:rFonts w:ascii="Times New Roman" w:hAnsi="Times New Roman" w:cs="Times New Roman"/>
+          <w:lang w:val="fr-FR"/>
+        </w:rPr>
+        <w:t xml:space="preserve"> </w:t>
+      </w:r>
+      <w:proofErr w:type="spellStart"/>
+      <w:r>
+        <w:rPr>
+          <w:rFonts w:ascii="Times New Roman" w:hAnsi="Times New Roman" w:cs="Times New Roman"/>
+          <w:lang w:val="fr-FR"/>
         </w:rPr>
         <w:t>accesat</w:t>
       </w:r>
@@ -10538,27 +10705,31 @@
       <w:r>
         <w:rPr>
           <w:rFonts w:ascii="Times New Roman" w:hAnsi="Times New Roman" w:cs="Times New Roman"/>
-        </w:rPr>
-        <w:t xml:space="preserve"> </w:t>
-      </w:r>
-      <w:proofErr w:type="spellStart"/>
-      <w:r>
-        <w:rPr>
-          <w:rFonts w:ascii="Times New Roman" w:hAnsi="Times New Roman" w:cs="Times New Roman"/>
-        </w:rPr>
-        <w:t>devine</w:t>
-      </w:r>
-      <w:proofErr w:type="spellEnd"/>
-      <w:r>
-        <w:rPr>
-          <w:rFonts w:ascii="Times New Roman" w:hAnsi="Times New Roman" w:cs="Times New Roman"/>
-        </w:rPr>
-        <w:t xml:space="preserve"> MRU cu </w:t>
-      </w:r>
-      <w:proofErr w:type="spellStart"/>
-      <w:r>
-        <w:rPr>
-          <w:rFonts w:ascii="Times New Roman" w:hAnsi="Times New Roman" w:cs="Times New Roman"/>
+          <w:lang w:val="fr-FR"/>
+        </w:rPr>
+        <w:t xml:space="preserve"> devine MRU </w:t>
+      </w:r>
+      <w:proofErr w:type="spellStart"/>
+      <w:r>
+        <w:rPr>
+          <w:rFonts w:ascii="Times New Roman" w:hAnsi="Times New Roman" w:cs="Times New Roman"/>
+          <w:lang w:val="fr-FR"/>
+        </w:rPr>
+        <w:t>cu</w:t>
+      </w:r>
+      <w:proofErr w:type="spellEnd"/>
+      <w:r>
+        <w:rPr>
+          <w:rFonts w:ascii="Times New Roman" w:hAnsi="Times New Roman" w:cs="Times New Roman"/>
+          <w:lang w:val="fr-FR"/>
+        </w:rPr>
+        <w:t xml:space="preserve"> </w:t>
+      </w:r>
+      <w:proofErr w:type="spellStart"/>
+      <w:r>
+        <w:rPr>
+          <w:rFonts w:ascii="Times New Roman" w:hAnsi="Times New Roman" w:cs="Times New Roman"/>
+          <w:lang w:val="fr-FR"/>
         </w:rPr>
         <w:t>vârsta</w:t>
       </w:r>
@@ -10566,6 +10737,7 @@
       <w:r>
         <w:rPr>
           <w:rFonts w:ascii="Times New Roman" w:hAnsi="Times New Roman" w:cs="Times New Roman"/>
+          <w:lang w:val="fr-FR"/>
         </w:rPr>
         <w:t xml:space="preserve"> 0, </w:t>
       </w:r>
@@ -10573,6 +10745,7 @@
       <w:r>
         <w:rPr>
           <w:rFonts w:ascii="Times New Roman" w:hAnsi="Times New Roman" w:cs="Times New Roman"/>
+          <w:lang w:val="fr-FR"/>
         </w:rPr>
         <w:t>celelalte</w:t>
       </w:r>
@@ -10580,13 +10753,15 @@
       <w:r>
         <w:rPr>
           <w:rFonts w:ascii="Times New Roman" w:hAnsi="Times New Roman" w:cs="Times New Roman"/>
-        </w:rPr>
-        <w:t xml:space="preserve"> </w:t>
-      </w:r>
-      <w:proofErr w:type="spellStart"/>
-      <w:r>
-        <w:rPr>
-          <w:rFonts w:ascii="Times New Roman" w:hAnsi="Times New Roman" w:cs="Times New Roman"/>
+          <w:lang w:val="fr-FR"/>
+        </w:rPr>
+        <w:t xml:space="preserve"> </w:t>
+      </w:r>
+      <w:proofErr w:type="spellStart"/>
+      <w:r>
+        <w:rPr>
+          <w:rFonts w:ascii="Times New Roman" w:hAnsi="Times New Roman" w:cs="Times New Roman"/>
+          <w:lang w:val="fr-FR"/>
         </w:rPr>
         <w:t>avansând</w:t>
       </w:r>
@@ -10594,8 +10769,15 @@
       <w:r>
         <w:rPr>
           <w:rFonts w:ascii="Times New Roman" w:hAnsi="Times New Roman" w:cs="Times New Roman"/>
-        </w:rPr>
-        <w:t xml:space="preserve">). Trece </w:t>
+          <w:lang w:val="fr-FR"/>
+        </w:rPr>
+        <w:t xml:space="preserve">). </w:t>
+      </w:r>
+      <w:r>
+        <w:rPr>
+          <w:rFonts w:ascii="Times New Roman" w:hAnsi="Times New Roman" w:cs="Times New Roman"/>
+        </w:rPr>
+        <w:t xml:space="preserve">Trece </w:t>
       </w:r>
       <w:proofErr w:type="spellStart"/>
       <w:r>
@@ -10661,6 +10843,7 @@
       <w:r>
         <w:rPr>
           <w:rFonts w:ascii="Times New Roman" w:hAnsi="Times New Roman" w:cs="Times New Roman"/>
+          <w:lang w:val="fr-FR"/>
         </w:rPr>
         <w:t>Blocul</w:t>
       </w:r>
@@ -10668,13 +10851,15 @@
       <w:r>
         <w:rPr>
           <w:rFonts w:ascii="Times New Roman" w:hAnsi="Times New Roman" w:cs="Times New Roman"/>
-        </w:rPr>
-        <w:t xml:space="preserve"> </w:t>
-      </w:r>
-      <w:proofErr w:type="spellStart"/>
-      <w:r>
-        <w:rPr>
-          <w:rFonts w:ascii="Times New Roman" w:hAnsi="Times New Roman" w:cs="Times New Roman"/>
+          <w:lang w:val="fr-FR"/>
+        </w:rPr>
+        <w:t xml:space="preserve"> </w:t>
+      </w:r>
+      <w:proofErr w:type="spellStart"/>
+      <w:r>
+        <w:rPr>
+          <w:rFonts w:ascii="Times New Roman" w:hAnsi="Times New Roman" w:cs="Times New Roman"/>
+          <w:lang w:val="fr-FR"/>
         </w:rPr>
         <w:t>există</w:t>
       </w:r>
@@ -10682,13 +10867,15 @@
       <w:r>
         <w:rPr>
           <w:rFonts w:ascii="Times New Roman" w:hAnsi="Times New Roman" w:cs="Times New Roman"/>
-        </w:rPr>
-        <w:t xml:space="preserve"> </w:t>
-      </w:r>
-      <w:proofErr w:type="spellStart"/>
-      <w:r>
-        <w:rPr>
-          <w:rFonts w:ascii="Times New Roman" w:hAnsi="Times New Roman" w:cs="Times New Roman"/>
+          <w:lang w:val="fr-FR"/>
+        </w:rPr>
+        <w:t xml:space="preserve"> </w:t>
+      </w:r>
+      <w:proofErr w:type="spellStart"/>
+      <w:r>
+        <w:rPr>
+          <w:rFonts w:ascii="Times New Roman" w:hAnsi="Times New Roman" w:cs="Times New Roman"/>
+          <w:lang w:val="fr-FR"/>
         </w:rPr>
         <w:t>în</w:t>
       </w:r>
@@ -10696,6 +10883,7 @@
       <w:r>
         <w:rPr>
           <w:rFonts w:ascii="Times New Roman" w:hAnsi="Times New Roman" w:cs="Times New Roman"/>
+          <w:lang w:val="fr-FR"/>
         </w:rPr>
         <w:t xml:space="preserve"> cache </w:t>
       </w:r>
@@ -10703,6 +10891,7 @@
       <w:r>
         <w:rPr>
           <w:rFonts w:ascii="Times New Roman" w:hAnsi="Times New Roman" w:cs="Times New Roman"/>
+          <w:lang w:val="fr-FR"/>
         </w:rPr>
         <w:t>pentru</w:t>
       </w:r>
@@ -10710,6 +10899,7 @@
       <w:r>
         <w:rPr>
           <w:rFonts w:ascii="Times New Roman" w:hAnsi="Times New Roman" w:cs="Times New Roman"/>
+          <w:lang w:val="fr-FR"/>
         </w:rPr>
         <w:t xml:space="preserve"> o </w:t>
       </w:r>
@@ -10717,6 +10907,7 @@
       <w:r>
         <w:rPr>
           <w:rFonts w:ascii="Times New Roman" w:hAnsi="Times New Roman" w:cs="Times New Roman"/>
+          <w:lang w:val="fr-FR"/>
         </w:rPr>
         <w:t>operație</w:t>
       </w:r>
@@ -10724,6 +10915,7 @@
       <w:r>
         <w:rPr>
           <w:rFonts w:ascii="Times New Roman" w:hAnsi="Times New Roman" w:cs="Times New Roman"/>
+          <w:lang w:val="fr-FR"/>
         </w:rPr>
         <w:t xml:space="preserve"> de </w:t>
       </w:r>
@@ -10731,6 +10923,7 @@
       <w:r>
         <w:rPr>
           <w:rFonts w:ascii="Times New Roman" w:hAnsi="Times New Roman" w:cs="Times New Roman"/>
+          <w:lang w:val="fr-FR"/>
         </w:rPr>
         <w:t>scriere</w:t>
       </w:r>
@@ -10738,8 +10931,15 @@
       <w:r>
         <w:rPr>
           <w:rFonts w:ascii="Times New Roman" w:hAnsi="Times New Roman" w:cs="Times New Roman"/>
-        </w:rPr>
-        <w:t xml:space="preserve">. Controller-ul </w:t>
+          <w:lang w:val="fr-FR"/>
+        </w:rPr>
+        <w:t xml:space="preserve">. </w:t>
+      </w:r>
+      <w:r>
+        <w:rPr>
+          <w:rFonts w:ascii="Times New Roman" w:hAnsi="Times New Roman" w:cs="Times New Roman"/>
+        </w:rPr>
+        <w:t xml:space="preserve">Controller-ul </w:t>
       </w:r>
       <w:proofErr w:type="spellStart"/>
       <w:r>
@@ -11059,13 +11259,31 @@
       <w:r>
         <w:rPr>
           <w:rFonts w:ascii="Times New Roman" w:hAnsi="Times New Roman" w:cs="Times New Roman"/>
-        </w:rPr>
-        <w:t xml:space="preserve">Controller-ul </w:t>
-      </w:r>
-      <w:proofErr w:type="spellStart"/>
-      <w:r>
-        <w:rPr>
-          <w:rFonts w:ascii="Times New Roman" w:hAnsi="Times New Roman" w:cs="Times New Roman"/>
+          <w:lang w:val="fr-FR"/>
+        </w:rPr>
+        <w:t>Controller-</w:t>
+      </w:r>
+      <w:proofErr w:type="spellStart"/>
+      <w:r>
+        <w:rPr>
+          <w:rFonts w:ascii="Times New Roman" w:hAnsi="Times New Roman" w:cs="Times New Roman"/>
+          <w:lang w:val="fr-FR"/>
+        </w:rPr>
+        <w:t>ul</w:t>
+      </w:r>
+      <w:proofErr w:type="spellEnd"/>
+      <w:r>
+        <w:rPr>
+          <w:rFonts w:ascii="Times New Roman" w:hAnsi="Times New Roman" w:cs="Times New Roman"/>
+          <w:lang w:val="fr-FR"/>
+        </w:rPr>
+        <w:t xml:space="preserve"> </w:t>
+      </w:r>
+      <w:proofErr w:type="spellStart"/>
+      <w:r>
+        <w:rPr>
+          <w:rFonts w:ascii="Times New Roman" w:hAnsi="Times New Roman" w:cs="Times New Roman"/>
+          <w:lang w:val="fr-FR"/>
         </w:rPr>
         <w:t>emite</w:t>
       </w:r>
@@ -11073,13 +11291,15 @@
       <w:r>
         <w:rPr>
           <w:rFonts w:ascii="Times New Roman" w:hAnsi="Times New Roman" w:cs="Times New Roman"/>
-        </w:rPr>
-        <w:t xml:space="preserve"> </w:t>
-      </w:r>
-      <w:proofErr w:type="spellStart"/>
-      <w:r>
-        <w:rPr>
-          <w:rFonts w:ascii="Times New Roman" w:hAnsi="Times New Roman" w:cs="Times New Roman"/>
+          <w:lang w:val="fr-FR"/>
+        </w:rPr>
+        <w:t xml:space="preserve"> </w:t>
+      </w:r>
+      <w:proofErr w:type="spellStart"/>
+      <w:r>
+        <w:rPr>
+          <w:rFonts w:ascii="Times New Roman" w:hAnsi="Times New Roman" w:cs="Times New Roman"/>
+          <w:lang w:val="fr-FR"/>
         </w:rPr>
         <w:t>mem_req</w:t>
       </w:r>
@@ -11087,6 +11307,7 @@
       <w:r>
         <w:rPr>
           <w:rFonts w:ascii="Times New Roman" w:hAnsi="Times New Roman" w:cs="Times New Roman"/>
+          <w:lang w:val="fr-FR"/>
         </w:rPr>
         <w:t xml:space="preserve"> = 1, </w:t>
       </w:r>
@@ -11094,6 +11315,7 @@
       <w:r>
         <w:rPr>
           <w:rFonts w:ascii="Times New Roman" w:hAnsi="Times New Roman" w:cs="Times New Roman"/>
+          <w:lang w:val="fr-FR"/>
         </w:rPr>
         <w:t>mem_rw</w:t>
       </w:r>
@@ -11101,6 +11323,7 @@
       <w:r>
         <w:rPr>
           <w:rFonts w:ascii="Times New Roman" w:hAnsi="Times New Roman" w:cs="Times New Roman"/>
+          <w:lang w:val="fr-FR"/>
         </w:rPr>
         <w:t xml:space="preserve"> = 0 </w:t>
       </w:r>
@@ -11108,6 +11331,7 @@
       <w:r>
         <w:rPr>
           <w:rFonts w:ascii="Times New Roman" w:hAnsi="Times New Roman" w:cs="Times New Roman"/>
+          <w:lang w:val="fr-FR"/>
         </w:rPr>
         <w:t>și</w:t>
       </w:r>
@@ -11115,13 +11339,15 @@
       <w:r>
         <w:rPr>
           <w:rFonts w:ascii="Times New Roman" w:hAnsi="Times New Roman" w:cs="Times New Roman"/>
-        </w:rPr>
-        <w:t xml:space="preserve"> </w:t>
-      </w:r>
-      <w:proofErr w:type="spellStart"/>
-      <w:r>
-        <w:rPr>
-          <w:rFonts w:ascii="Times New Roman" w:hAnsi="Times New Roman" w:cs="Times New Roman"/>
+          <w:lang w:val="fr-FR"/>
+        </w:rPr>
+        <w:t xml:space="preserve"> </w:t>
+      </w:r>
+      <w:proofErr w:type="spellStart"/>
+      <w:r>
+        <w:rPr>
+          <w:rFonts w:ascii="Times New Roman" w:hAnsi="Times New Roman" w:cs="Times New Roman"/>
+          <w:lang w:val="fr-FR"/>
         </w:rPr>
         <w:t>adresa</w:t>
       </w:r>
@@ -11129,13 +11355,15 @@
       <w:r>
         <w:rPr>
           <w:rFonts w:ascii="Times New Roman" w:hAnsi="Times New Roman" w:cs="Times New Roman"/>
-        </w:rPr>
-        <w:t xml:space="preserve"> </w:t>
-      </w:r>
-      <w:proofErr w:type="spellStart"/>
-      <w:r>
-        <w:rPr>
-          <w:rFonts w:ascii="Times New Roman" w:hAnsi="Times New Roman" w:cs="Times New Roman"/>
+          <w:lang w:val="fr-FR"/>
+        </w:rPr>
+        <w:t xml:space="preserve"> </w:t>
+      </w:r>
+      <w:proofErr w:type="spellStart"/>
+      <w:r>
+        <w:rPr>
+          <w:rFonts w:ascii="Times New Roman" w:hAnsi="Times New Roman" w:cs="Times New Roman"/>
+          <w:lang w:val="fr-FR"/>
         </w:rPr>
         <w:t>blocului</w:t>
       </w:r>
@@ -11143,13 +11371,15 @@
       <w:r>
         <w:rPr>
           <w:rFonts w:ascii="Times New Roman" w:hAnsi="Times New Roman" w:cs="Times New Roman"/>
-        </w:rPr>
-        <w:t xml:space="preserve"> </w:t>
-      </w:r>
-      <w:proofErr w:type="spellStart"/>
-      <w:r>
-        <w:rPr>
-          <w:rFonts w:ascii="Times New Roman" w:hAnsi="Times New Roman" w:cs="Times New Roman"/>
+          <w:lang w:val="fr-FR"/>
+        </w:rPr>
+        <w:t xml:space="preserve"> </w:t>
+      </w:r>
+      <w:proofErr w:type="spellStart"/>
+      <w:r>
+        <w:rPr>
+          <w:rFonts w:ascii="Times New Roman" w:hAnsi="Times New Roman" w:cs="Times New Roman"/>
+          <w:lang w:val="fr-FR"/>
         </w:rPr>
         <w:t>către</w:t>
       </w:r>
@@ -11157,13 +11387,15 @@
       <w:r>
         <w:rPr>
           <w:rFonts w:ascii="Times New Roman" w:hAnsi="Times New Roman" w:cs="Times New Roman"/>
-        </w:rPr>
-        <w:t xml:space="preserve"> </w:t>
-      </w:r>
-      <w:proofErr w:type="spellStart"/>
-      <w:r>
-        <w:rPr>
-          <w:rFonts w:ascii="Times New Roman" w:hAnsi="Times New Roman" w:cs="Times New Roman"/>
+          <w:lang w:val="fr-FR"/>
+        </w:rPr>
+        <w:t xml:space="preserve"> </w:t>
+      </w:r>
+      <w:proofErr w:type="spellStart"/>
+      <w:r>
+        <w:rPr>
+          <w:rFonts w:ascii="Times New Roman" w:hAnsi="Times New Roman" w:cs="Times New Roman"/>
+          <w:lang w:val="fr-FR"/>
         </w:rPr>
         <w:t>memoria</w:t>
       </w:r>
@@ -11171,13 +11403,15 @@
       <w:r>
         <w:rPr>
           <w:rFonts w:ascii="Times New Roman" w:hAnsi="Times New Roman" w:cs="Times New Roman"/>
-        </w:rPr>
-        <w:t xml:space="preserve"> </w:t>
-      </w:r>
-      <w:proofErr w:type="spellStart"/>
-      <w:r>
-        <w:rPr>
-          <w:rFonts w:ascii="Times New Roman" w:hAnsi="Times New Roman" w:cs="Times New Roman"/>
+          <w:lang w:val="fr-FR"/>
+        </w:rPr>
+        <w:t xml:space="preserve"> </w:t>
+      </w:r>
+      <w:proofErr w:type="spellStart"/>
+      <w:r>
+        <w:rPr>
+          <w:rFonts w:ascii="Times New Roman" w:hAnsi="Times New Roman" w:cs="Times New Roman"/>
+          <w:lang w:val="fr-FR"/>
         </w:rPr>
         <w:t>principală</w:t>
       </w:r>
@@ -11185,6 +11419,7 @@
       <w:r>
         <w:rPr>
           <w:rFonts w:ascii="Times New Roman" w:hAnsi="Times New Roman" w:cs="Times New Roman"/>
+          <w:lang w:val="fr-FR"/>
         </w:rPr>
         <w:t xml:space="preserve">. </w:t>
       </w:r>
@@ -11192,6 +11427,7 @@
       <w:r>
         <w:rPr>
           <w:rFonts w:ascii="Times New Roman" w:hAnsi="Times New Roman" w:cs="Times New Roman"/>
+          <w:lang w:val="fr-FR"/>
         </w:rPr>
         <w:t>Rămâne</w:t>
       </w:r>
@@ -11199,13 +11435,15 @@
       <w:r>
         <w:rPr>
           <w:rFonts w:ascii="Times New Roman" w:hAnsi="Times New Roman" w:cs="Times New Roman"/>
-        </w:rPr>
-        <w:t xml:space="preserve"> </w:t>
-      </w:r>
-      <w:proofErr w:type="spellStart"/>
-      <w:r>
-        <w:rPr>
-          <w:rFonts w:ascii="Times New Roman" w:hAnsi="Times New Roman" w:cs="Times New Roman"/>
+          <w:lang w:val="fr-FR"/>
+        </w:rPr>
+        <w:t xml:space="preserve"> </w:t>
+      </w:r>
+      <w:proofErr w:type="spellStart"/>
+      <w:r>
+        <w:rPr>
+          <w:rFonts w:ascii="Times New Roman" w:hAnsi="Times New Roman" w:cs="Times New Roman"/>
+          <w:lang w:val="fr-FR"/>
         </w:rPr>
         <w:t>în</w:t>
       </w:r>
@@ -11213,13 +11451,15 @@
       <w:r>
         <w:rPr>
           <w:rFonts w:ascii="Times New Roman" w:hAnsi="Times New Roman" w:cs="Times New Roman"/>
-        </w:rPr>
-        <w:t xml:space="preserve"> </w:t>
-      </w:r>
-      <w:proofErr w:type="spellStart"/>
-      <w:r>
-        <w:rPr>
-          <w:rFonts w:ascii="Times New Roman" w:hAnsi="Times New Roman" w:cs="Times New Roman"/>
+          <w:lang w:val="fr-FR"/>
+        </w:rPr>
+        <w:t xml:space="preserve"> </w:t>
+      </w:r>
+      <w:proofErr w:type="spellStart"/>
+      <w:r>
+        <w:rPr>
+          <w:rFonts w:ascii="Times New Roman" w:hAnsi="Times New Roman" w:cs="Times New Roman"/>
+          <w:lang w:val="fr-FR"/>
         </w:rPr>
         <w:t>această</w:t>
       </w:r>
@@ -11227,13 +11467,31 @@
       <w:r>
         <w:rPr>
           <w:rFonts w:ascii="Times New Roman" w:hAnsi="Times New Roman" w:cs="Times New Roman"/>
-        </w:rPr>
-        <w:t xml:space="preserve"> stare </w:t>
-      </w:r>
-      <w:proofErr w:type="spellStart"/>
-      <w:r>
-        <w:rPr>
-          <w:rFonts w:ascii="Times New Roman" w:hAnsi="Times New Roman" w:cs="Times New Roman"/>
+          <w:lang w:val="fr-FR"/>
+        </w:rPr>
+        <w:t xml:space="preserve"> </w:t>
+      </w:r>
+      <w:proofErr w:type="spellStart"/>
+      <w:r>
+        <w:rPr>
+          <w:rFonts w:ascii="Times New Roman" w:hAnsi="Times New Roman" w:cs="Times New Roman"/>
+          <w:lang w:val="fr-FR"/>
+        </w:rPr>
+        <w:t>stare</w:t>
+      </w:r>
+      <w:proofErr w:type="spellEnd"/>
+      <w:r>
+        <w:rPr>
+          <w:rFonts w:ascii="Times New Roman" w:hAnsi="Times New Roman" w:cs="Times New Roman"/>
+          <w:lang w:val="fr-FR"/>
+        </w:rPr>
+        <w:t xml:space="preserve"> </w:t>
+      </w:r>
+      <w:proofErr w:type="spellStart"/>
+      <w:r>
+        <w:rPr>
+          <w:rFonts w:ascii="Times New Roman" w:hAnsi="Times New Roman" w:cs="Times New Roman"/>
+          <w:lang w:val="fr-FR"/>
         </w:rPr>
         <w:t>până</w:t>
       </w:r>
@@ -11241,13 +11499,15 @@
       <w:r>
         <w:rPr>
           <w:rFonts w:ascii="Times New Roman" w:hAnsi="Times New Roman" w:cs="Times New Roman"/>
-        </w:rPr>
-        <w:t xml:space="preserve"> </w:t>
-      </w:r>
-      <w:proofErr w:type="spellStart"/>
-      <w:r>
-        <w:rPr>
-          <w:rFonts w:ascii="Times New Roman" w:hAnsi="Times New Roman" w:cs="Times New Roman"/>
+          <w:lang w:val="fr-FR"/>
+        </w:rPr>
+        <w:t xml:space="preserve"> </w:t>
+      </w:r>
+      <w:proofErr w:type="spellStart"/>
+      <w:r>
+        <w:rPr>
+          <w:rFonts w:ascii="Times New Roman" w:hAnsi="Times New Roman" w:cs="Times New Roman"/>
+          <w:lang w:val="fr-FR"/>
         </w:rPr>
         <w:t>când</w:t>
       </w:r>
@@ -11255,13 +11515,15 @@
       <w:r>
         <w:rPr>
           <w:rFonts w:ascii="Times New Roman" w:hAnsi="Times New Roman" w:cs="Times New Roman"/>
-        </w:rPr>
-        <w:t xml:space="preserve"> </w:t>
-      </w:r>
-      <w:proofErr w:type="spellStart"/>
-      <w:r>
-        <w:rPr>
-          <w:rFonts w:ascii="Times New Roman" w:hAnsi="Times New Roman" w:cs="Times New Roman"/>
+          <w:lang w:val="fr-FR"/>
+        </w:rPr>
+        <w:t xml:space="preserve"> </w:t>
+      </w:r>
+      <w:proofErr w:type="spellStart"/>
+      <w:r>
+        <w:rPr>
+          <w:rFonts w:ascii="Times New Roman" w:hAnsi="Times New Roman" w:cs="Times New Roman"/>
+          <w:lang w:val="fr-FR"/>
         </w:rPr>
         <w:t>mem_ready</w:t>
       </w:r>
@@ -11269,8 +11531,15 @@
       <w:r>
         <w:rPr>
           <w:rFonts w:ascii="Times New Roman" w:hAnsi="Times New Roman" w:cs="Times New Roman"/>
-        </w:rPr>
-        <w:t xml:space="preserve"> = 1. La </w:t>
+          <w:lang w:val="fr-FR"/>
+        </w:rPr>
+        <w:t xml:space="preserve"> = 1. </w:t>
+      </w:r>
+      <w:r>
+        <w:rPr>
+          <w:rFonts w:ascii="Times New Roman" w:hAnsi="Times New Roman" w:cs="Times New Roman"/>
+        </w:rPr>
+        <w:t xml:space="preserve">La </w:t>
       </w:r>
       <w:proofErr w:type="spellStart"/>
       <w:r>
@@ -12341,6 +12610,7 @@
       <w:r>
         <w:rPr>
           <w:rFonts w:ascii="Times New Roman" w:hAnsi="Times New Roman" w:cs="Times New Roman"/>
+          <w:lang w:val="fr-FR"/>
         </w:rPr>
         <w:t>Asertează</w:t>
       </w:r>
@@ -12348,13 +12618,15 @@
       <w:r>
         <w:rPr>
           <w:rFonts w:ascii="Times New Roman" w:hAnsi="Times New Roman" w:cs="Times New Roman"/>
-        </w:rPr>
-        <w:t xml:space="preserve"> </w:t>
-      </w:r>
-      <w:proofErr w:type="spellStart"/>
-      <w:r>
-        <w:rPr>
-          <w:rFonts w:ascii="Times New Roman" w:hAnsi="Times New Roman" w:cs="Times New Roman"/>
+          <w:lang w:val="fr-FR"/>
+        </w:rPr>
+        <w:t xml:space="preserve"> </w:t>
+      </w:r>
+      <w:proofErr w:type="spellStart"/>
+      <w:r>
+        <w:rPr>
+          <w:rFonts w:ascii="Times New Roman" w:hAnsi="Times New Roman" w:cs="Times New Roman"/>
+          <w:lang w:val="fr-FR"/>
         </w:rPr>
         <w:t>cpu_ready</w:t>
       </w:r>
@@ -12362,6 +12634,7 @@
       <w:r>
         <w:rPr>
           <w:rFonts w:ascii="Times New Roman" w:hAnsi="Times New Roman" w:cs="Times New Roman"/>
+          <w:lang w:val="fr-FR"/>
         </w:rPr>
         <w:t xml:space="preserve"> = 1 </w:t>
       </w:r>
@@ -12369,6 +12642,7 @@
       <w:r>
         <w:rPr>
           <w:rFonts w:ascii="Times New Roman" w:hAnsi="Times New Roman" w:cs="Times New Roman"/>
+          <w:lang w:val="fr-FR"/>
         </w:rPr>
         <w:t>pentru</w:t>
       </w:r>
@@ -12376,6 +12650,7 @@
       <w:r>
         <w:rPr>
           <w:rFonts w:ascii="Times New Roman" w:hAnsi="Times New Roman" w:cs="Times New Roman"/>
+          <w:lang w:val="fr-FR"/>
         </w:rPr>
         <w:t xml:space="preserve"> un </w:t>
       </w:r>
@@ -12383,6 +12658,7 @@
       <w:r>
         <w:rPr>
           <w:rFonts w:ascii="Times New Roman" w:hAnsi="Times New Roman" w:cs="Times New Roman"/>
+          <w:lang w:val="fr-FR"/>
         </w:rPr>
         <w:t>singur</w:t>
       </w:r>
@@ -12390,13 +12666,15 @@
       <w:r>
         <w:rPr>
           <w:rFonts w:ascii="Times New Roman" w:hAnsi="Times New Roman" w:cs="Times New Roman"/>
-        </w:rPr>
-        <w:t xml:space="preserve"> </w:t>
-      </w:r>
-      <w:proofErr w:type="spellStart"/>
-      <w:r>
-        <w:rPr>
-          <w:rFonts w:ascii="Times New Roman" w:hAnsi="Times New Roman" w:cs="Times New Roman"/>
+          <w:lang w:val="fr-FR"/>
+        </w:rPr>
+        <w:t xml:space="preserve"> </w:t>
+      </w:r>
+      <w:proofErr w:type="spellStart"/>
+      <w:r>
+        <w:rPr>
+          <w:rFonts w:ascii="Times New Roman" w:hAnsi="Times New Roman" w:cs="Times New Roman"/>
+          <w:lang w:val="fr-FR"/>
         </w:rPr>
         <w:t>ciclu</w:t>
       </w:r>
@@ -12404,6 +12682,7 @@
       <w:r>
         <w:rPr>
           <w:rFonts w:ascii="Times New Roman" w:hAnsi="Times New Roman" w:cs="Times New Roman"/>
+          <w:lang w:val="fr-FR"/>
         </w:rPr>
         <w:t xml:space="preserve"> de </w:t>
       </w:r>
@@ -12411,6 +12690,7 @@
       <w:r>
         <w:rPr>
           <w:rFonts w:ascii="Times New Roman" w:hAnsi="Times New Roman" w:cs="Times New Roman"/>
+          <w:lang w:val="fr-FR"/>
         </w:rPr>
         <w:t>ceas</w:t>
       </w:r>
@@ -12418,6 +12698,7 @@
       <w:r>
         <w:rPr>
           <w:rFonts w:ascii="Times New Roman" w:hAnsi="Times New Roman" w:cs="Times New Roman"/>
+          <w:lang w:val="fr-FR"/>
         </w:rPr>
         <w:t xml:space="preserve">, </w:t>
       </w:r>
@@ -12425,6 +12706,7 @@
       <w:r>
         <w:rPr>
           <w:rFonts w:ascii="Times New Roman" w:hAnsi="Times New Roman" w:cs="Times New Roman"/>
+          <w:lang w:val="fr-FR"/>
         </w:rPr>
         <w:t>semnalizând</w:t>
       </w:r>
@@ -12432,6 +12714,7 @@
       <w:r>
         <w:rPr>
           <w:rFonts w:ascii="Times New Roman" w:hAnsi="Times New Roman" w:cs="Times New Roman"/>
+          <w:lang w:val="fr-FR"/>
         </w:rPr>
         <w:t xml:space="preserve"> CPU-</w:t>
       </w:r>
@@ -12439,6 +12722,7 @@
       <w:r>
         <w:rPr>
           <w:rFonts w:ascii="Times New Roman" w:hAnsi="Times New Roman" w:cs="Times New Roman"/>
+          <w:lang w:val="fr-FR"/>
         </w:rPr>
         <w:t>ului</w:t>
       </w:r>
@@ -12446,13 +12730,15 @@
       <w:r>
         <w:rPr>
           <w:rFonts w:ascii="Times New Roman" w:hAnsi="Times New Roman" w:cs="Times New Roman"/>
-        </w:rPr>
-        <w:t xml:space="preserve"> </w:t>
-      </w:r>
-      <w:proofErr w:type="spellStart"/>
-      <w:r>
-        <w:rPr>
-          <w:rFonts w:ascii="Times New Roman" w:hAnsi="Times New Roman" w:cs="Times New Roman"/>
+          <w:lang w:val="fr-FR"/>
+        </w:rPr>
+        <w:t xml:space="preserve"> </w:t>
+      </w:r>
+      <w:proofErr w:type="spellStart"/>
+      <w:r>
+        <w:rPr>
+          <w:rFonts w:ascii="Times New Roman" w:hAnsi="Times New Roman" w:cs="Times New Roman"/>
+          <w:lang w:val="fr-FR"/>
         </w:rPr>
         <w:t>că</w:t>
       </w:r>
@@ -12460,13 +12746,15 @@
       <w:r>
         <w:rPr>
           <w:rFonts w:ascii="Times New Roman" w:hAnsi="Times New Roman" w:cs="Times New Roman"/>
-        </w:rPr>
-        <w:t xml:space="preserve"> </w:t>
-      </w:r>
-      <w:proofErr w:type="spellStart"/>
-      <w:r>
-        <w:rPr>
-          <w:rFonts w:ascii="Times New Roman" w:hAnsi="Times New Roman" w:cs="Times New Roman"/>
+          <w:lang w:val="fr-FR"/>
+        </w:rPr>
+        <w:t xml:space="preserve"> </w:t>
+      </w:r>
+      <w:proofErr w:type="spellStart"/>
+      <w:r>
+        <w:rPr>
+          <w:rFonts w:ascii="Times New Roman" w:hAnsi="Times New Roman" w:cs="Times New Roman"/>
+          <w:lang w:val="fr-FR"/>
         </w:rPr>
         <w:t>operația</w:t>
       </w:r>
@@ -12474,6 +12762,7 @@
       <w:r>
         <w:rPr>
           <w:rFonts w:ascii="Times New Roman" w:hAnsi="Times New Roman" w:cs="Times New Roman"/>
+          <w:lang w:val="fr-FR"/>
         </w:rPr>
         <w:t xml:space="preserve"> s-a </w:t>
       </w:r>
@@ -12481,6 +12770,7 @@
       <w:r>
         <w:rPr>
           <w:rFonts w:ascii="Times New Roman" w:hAnsi="Times New Roman" w:cs="Times New Roman"/>
+          <w:lang w:val="fr-FR"/>
         </w:rPr>
         <w:t>finalizat</w:t>
       </w:r>
@@ -12488,6 +12778,7 @@
       <w:r>
         <w:rPr>
           <w:rFonts w:ascii="Times New Roman" w:hAnsi="Times New Roman" w:cs="Times New Roman"/>
+          <w:lang w:val="fr-FR"/>
         </w:rPr>
         <w:t xml:space="preserve">. </w:t>
       </w:r>
@@ -17661,31 +17952,47 @@
         <w:pStyle w:val="Heading1"/>
         <w:rPr>
           <w:rFonts w:ascii="Times New Roman" w:hAnsi="Times New Roman" w:cs="Times New Roman"/>
+          <w:lang w:val="fr-FR"/>
         </w:rPr>
       </w:pPr>
       <w:bookmarkStart w:id="25" w:name="_Toc230647123"/>
       <w:r>
         <w:rPr>
           <w:rFonts w:ascii="Times New Roman" w:hAnsi="Times New Roman" w:cs="Times New Roman"/>
-        </w:rPr>
-        <w:t>V. Testbench</w:t>
-      </w:r>
-      <w:r>
-        <w:rPr>
-          <w:rFonts w:ascii="Times New Roman" w:hAnsi="Times New Roman" w:cs="Times New Roman"/>
+          <w:lang w:val="fr-FR"/>
+        </w:rPr>
+        <w:t xml:space="preserve">V. </w:t>
+      </w:r>
+      <w:proofErr w:type="spellStart"/>
+      <w:proofErr w:type="gramStart"/>
+      <w:r>
+        <w:rPr>
+          <w:rFonts w:ascii="Times New Roman" w:hAnsi="Times New Roman" w:cs="Times New Roman"/>
+          <w:lang w:val="fr-FR"/>
+        </w:rPr>
+        <w:t>Testbench</w:t>
+      </w:r>
+      <w:proofErr w:type="spellEnd"/>
+      <w:r>
+        <w:rPr>
+          <w:rFonts w:ascii="Times New Roman" w:hAnsi="Times New Roman" w:cs="Times New Roman"/>
+          <w:lang w:val="fr-FR"/>
         </w:rPr>
         <w:t>:</w:t>
       </w:r>
-      <w:r>
-        <w:rPr>
-          <w:rFonts w:ascii="Times New Roman" w:hAnsi="Times New Roman" w:cs="Times New Roman"/>
-        </w:rPr>
-        <w:t xml:space="preserve"> </w:t>
-      </w:r>
-      <w:proofErr w:type="spellStart"/>
-      <w:r>
-        <w:rPr>
-          <w:rFonts w:ascii="Times New Roman" w:hAnsi="Times New Roman" w:cs="Times New Roman"/>
+      <w:proofErr w:type="gramEnd"/>
+      <w:r>
+        <w:rPr>
+          <w:rFonts w:ascii="Times New Roman" w:hAnsi="Times New Roman" w:cs="Times New Roman"/>
+          <w:lang w:val="fr-FR"/>
+        </w:rPr>
+        <w:t xml:space="preserve"> </w:t>
+      </w:r>
+      <w:proofErr w:type="spellStart"/>
+      <w:r>
+        <w:rPr>
+          <w:rFonts w:ascii="Times New Roman" w:hAnsi="Times New Roman" w:cs="Times New Roman"/>
+          <w:lang w:val="fr-FR"/>
         </w:rPr>
         <w:t>cache_</w:t>
       </w:r>
@@ -17693,6 +18000,7 @@
       <w:r>
         <w:rPr>
           <w:rFonts w:ascii="Times New Roman" w:hAnsi="Times New Roman" w:cs="Times New Roman"/>
+          <w:lang w:val="fr-FR"/>
         </w:rPr>
         <w:t>tb.v</w:t>
       </w:r>
@@ -22658,6 +22966,7 @@
         <w:ind w:left="360"/>
         <w:rPr>
           <w:rFonts w:ascii="Times New Roman" w:hAnsi="Times New Roman" w:cs="Times New Roman"/>
+          <w:lang w:val="fr-FR"/>
         </w:rPr>
       </w:pPr>
       <w:r>
@@ -22666,6 +22975,7 @@
           <w:color w:val="1A1A1A"/>
           <w:sz w:val="18"/>
           <w:szCs w:val="18"/>
+          <w:lang w:val="fr-FR"/>
         </w:rPr>
         <w:t xml:space="preserve"># </w:t>
       </w:r>
@@ -22676,6 +22986,7 @@
           <w:color w:val="1A1A1A"/>
           <w:sz w:val="18"/>
           <w:szCs w:val="18"/>
+          <w:lang w:val="fr-FR"/>
         </w:rPr>
         <w:t>Compilare</w:t>
       </w:r>
@@ -22687,54 +22998,84 @@
         <w:ind w:left="360"/>
         <w:rPr>
           <w:rFonts w:ascii="Times New Roman" w:hAnsi="Times New Roman" w:cs="Times New Roman"/>
+          <w:lang w:val="fr-FR"/>
         </w:rPr>
       </w:pPr>
+      <w:proofErr w:type="gramStart"/>
       <w:r>
         <w:rPr>
           <w:rFonts w:ascii="Times New Roman" w:eastAsia="Courier New" w:hAnsi="Times New Roman" w:cs="Times New Roman"/>
           <w:color w:val="1A1A1A"/>
           <w:sz w:val="18"/>
           <w:szCs w:val="18"/>
-        </w:rPr>
-        <w:t>vlog cache_</w:t>
-      </w:r>
-      <w:proofErr w:type="gramStart"/>
+          <w:lang w:val="fr-FR"/>
+        </w:rPr>
+        <w:t>vlog</w:t>
+      </w:r>
+      <w:proofErr w:type="gramEnd"/>
       <w:r>
         <w:rPr>
           <w:rFonts w:ascii="Times New Roman" w:eastAsia="Courier New" w:hAnsi="Times New Roman" w:cs="Times New Roman"/>
           <w:color w:val="1A1A1A"/>
           <w:sz w:val="18"/>
           <w:szCs w:val="18"/>
-        </w:rPr>
-        <w:t>controller.v</w:t>
-      </w:r>
-      <w:proofErr w:type="gramEnd"/>
+          <w:lang w:val="fr-FR"/>
+        </w:rPr>
+        <w:t xml:space="preserve"> </w:t>
+      </w:r>
+      <w:proofErr w:type="spellStart"/>
       <w:r>
         <w:rPr>
           <w:rFonts w:ascii="Times New Roman" w:eastAsia="Courier New" w:hAnsi="Times New Roman" w:cs="Times New Roman"/>
           <w:color w:val="1A1A1A"/>
           <w:sz w:val="18"/>
           <w:szCs w:val="18"/>
-        </w:rPr>
-        <w:t xml:space="preserve"> </w:t>
-      </w:r>
-      <w:proofErr w:type="spellStart"/>
+          <w:lang w:val="fr-FR"/>
+        </w:rPr>
+        <w:t>cache_</w:t>
+      </w:r>
+      <w:proofErr w:type="gramStart"/>
       <w:r>
         <w:rPr>
           <w:rFonts w:ascii="Times New Roman" w:eastAsia="Courier New" w:hAnsi="Times New Roman" w:cs="Times New Roman"/>
           <w:color w:val="1A1A1A"/>
           <w:sz w:val="18"/>
           <w:szCs w:val="18"/>
-        </w:rPr>
-        <w:t>cache_</w:t>
-      </w:r>
-      <w:proofErr w:type="gramStart"/>
+          <w:lang w:val="fr-FR"/>
+        </w:rPr>
+        <w:t>controller.v</w:t>
+      </w:r>
+      <w:proofErr w:type="spellEnd"/>
+      <w:proofErr w:type="gramEnd"/>
       <w:r>
         <w:rPr>
           <w:rFonts w:ascii="Times New Roman" w:eastAsia="Courier New" w:hAnsi="Times New Roman" w:cs="Times New Roman"/>
           <w:color w:val="1A1A1A"/>
           <w:sz w:val="18"/>
           <w:szCs w:val="18"/>
+          <w:lang w:val="fr-FR"/>
+        </w:rPr>
+        <w:t xml:space="preserve"> </w:t>
+      </w:r>
+      <w:proofErr w:type="spellStart"/>
+      <w:r>
+        <w:rPr>
+          <w:rFonts w:ascii="Times New Roman" w:eastAsia="Courier New" w:hAnsi="Times New Roman" w:cs="Times New Roman"/>
+          <w:color w:val="1A1A1A"/>
+          <w:sz w:val="18"/>
+          <w:szCs w:val="18"/>
+          <w:lang w:val="fr-FR"/>
+        </w:rPr>
+        <w:t>cache_</w:t>
+      </w:r>
+      <w:proofErr w:type="gramStart"/>
+      <w:r>
+        <w:rPr>
+          <w:rFonts w:ascii="Times New Roman" w:eastAsia="Courier New" w:hAnsi="Times New Roman" w:cs="Times New Roman"/>
+          <w:color w:val="1A1A1A"/>
+          <w:sz w:val="18"/>
+          <w:szCs w:val="18"/>
+          <w:lang w:val="fr-FR"/>
         </w:rPr>
         <w:t>tb.v</w:t>
       </w:r>
@@ -22747,6 +23088,7 @@
         <w:ind w:left="360"/>
         <w:rPr>
           <w:rFonts w:ascii="Times New Roman" w:hAnsi="Times New Roman" w:cs="Times New Roman"/>
+          <w:lang w:val="fr-FR"/>
         </w:rPr>
       </w:pPr>
       <w:r>
@@ -22755,6 +23097,7 @@
           <w:color w:val="1A1A1A"/>
           <w:sz w:val="18"/>
           <w:szCs w:val="18"/>
+          <w:lang w:val="fr-FR"/>
         </w:rPr>
         <w:t xml:space="preserve"># </w:t>
       </w:r>
@@ -22765,6 +23108,7 @@
           <w:color w:val="1A1A1A"/>
           <w:sz w:val="18"/>
           <w:szCs w:val="18"/>
+          <w:lang w:val="fr-FR"/>
         </w:rPr>
         <w:t>Simulare</w:t>
       </w:r>
@@ -23253,12 +23597,14 @@
         <w:pStyle w:val="Heading1"/>
         <w:rPr>
           <w:rFonts w:ascii="Times New Roman" w:hAnsi="Times New Roman" w:cs="Times New Roman"/>
+          <w:lang w:val="fr-FR"/>
         </w:rPr>
       </w:pPr>
       <w:bookmarkStart w:id="31" w:name="_Toc230647129"/>
       <w:r>
         <w:rPr>
           <w:rFonts w:ascii="Times New Roman" w:hAnsi="Times New Roman" w:cs="Times New Roman"/>
+          <w:lang w:val="fr-FR"/>
         </w:rPr>
         <w:t xml:space="preserve">VI. </w:t>
       </w:r>
@@ -23266,6 +23612,7 @@
       <w:r>
         <w:rPr>
           <w:rFonts w:ascii="Times New Roman" w:hAnsi="Times New Roman" w:cs="Times New Roman"/>
+          <w:lang w:val="fr-FR"/>
         </w:rPr>
         <w:t>Rezultate</w:t>
       </w:r>
@@ -23273,13 +23620,15 @@
       <w:r>
         <w:rPr>
           <w:rFonts w:ascii="Times New Roman" w:hAnsi="Times New Roman" w:cs="Times New Roman"/>
-        </w:rPr>
-        <w:t xml:space="preserve"> </w:t>
-      </w:r>
-      <w:proofErr w:type="spellStart"/>
-      <w:r>
-        <w:rPr>
-          <w:rFonts w:ascii="Times New Roman" w:hAnsi="Times New Roman" w:cs="Times New Roman"/>
+          <w:lang w:val="fr-FR"/>
+        </w:rPr>
+        <w:t xml:space="preserve"> </w:t>
+      </w:r>
+      <w:proofErr w:type="spellStart"/>
+      <w:r>
+        <w:rPr>
+          <w:rFonts w:ascii="Times New Roman" w:hAnsi="Times New Roman" w:cs="Times New Roman"/>
+          <w:lang w:val="fr-FR"/>
         </w:rPr>
         <w:t>și</w:t>
       </w:r>
@@ -23287,13 +23636,15 @@
       <w:r>
         <w:rPr>
           <w:rFonts w:ascii="Times New Roman" w:hAnsi="Times New Roman" w:cs="Times New Roman"/>
-        </w:rPr>
-        <w:t xml:space="preserve"> </w:t>
-      </w:r>
-      <w:proofErr w:type="spellStart"/>
-      <w:r>
-        <w:rPr>
-          <w:rFonts w:ascii="Times New Roman" w:hAnsi="Times New Roman" w:cs="Times New Roman"/>
+          <w:lang w:val="fr-FR"/>
+        </w:rPr>
+        <w:t xml:space="preserve"> </w:t>
+      </w:r>
+      <w:proofErr w:type="spellStart"/>
+      <w:r>
+        <w:rPr>
+          <w:rFonts w:ascii="Times New Roman" w:hAnsi="Times New Roman" w:cs="Times New Roman"/>
+          <w:lang w:val="fr-FR"/>
         </w:rPr>
         <w:t>Concluzii</w:t>
       </w:r>
@@ -23305,12 +23656,14 @@
         <w:pStyle w:val="Heading2"/>
         <w:rPr>
           <w:rFonts w:ascii="Times New Roman" w:hAnsi="Times New Roman" w:cs="Times New Roman"/>
+          <w:lang w:val="fr-FR"/>
         </w:rPr>
       </w:pPr>
       <w:bookmarkStart w:id="32" w:name="_Toc230647130"/>
       <w:r>
         <w:rPr>
           <w:rFonts w:ascii="Times New Roman" w:hAnsi="Times New Roman" w:cs="Times New Roman"/>
+          <w:lang w:val="fr-FR"/>
         </w:rPr>
         <w:t xml:space="preserve">6.1. </w:t>
       </w:r>
@@ -23318,6 +23671,7 @@
       <w:r>
         <w:rPr>
           <w:rFonts w:ascii="Times New Roman" w:hAnsi="Times New Roman" w:cs="Times New Roman"/>
+          <w:lang w:val="fr-FR"/>
         </w:rPr>
         <w:t>Rezultate</w:t>
       </w:r>
@@ -23325,13 +23679,15 @@
       <w:r>
         <w:rPr>
           <w:rFonts w:ascii="Times New Roman" w:hAnsi="Times New Roman" w:cs="Times New Roman"/>
-        </w:rPr>
-        <w:t xml:space="preserve"> </w:t>
-      </w:r>
-      <w:proofErr w:type="spellStart"/>
-      <w:r>
-        <w:rPr>
-          <w:rFonts w:ascii="Times New Roman" w:hAnsi="Times New Roman" w:cs="Times New Roman"/>
+          <w:lang w:val="fr-FR"/>
+        </w:rPr>
+        <w:t xml:space="preserve"> </w:t>
+      </w:r>
+      <w:proofErr w:type="spellStart"/>
+      <w:r>
+        <w:rPr>
+          <w:rFonts w:ascii="Times New Roman" w:hAnsi="Times New Roman" w:cs="Times New Roman"/>
+          <w:lang w:val="fr-FR"/>
         </w:rPr>
         <w:t>așteptate</w:t>
       </w:r>
@@ -23339,6 +23695,7 @@
       <w:r>
         <w:rPr>
           <w:rFonts w:ascii="Times New Roman" w:hAnsi="Times New Roman" w:cs="Times New Roman"/>
+          <w:lang w:val="fr-FR"/>
         </w:rPr>
         <w:t xml:space="preserve"> la </w:t>
       </w:r>
@@ -23346,6 +23703,7 @@
       <w:r>
         <w:rPr>
           <w:rFonts w:ascii="Times New Roman" w:hAnsi="Times New Roman" w:cs="Times New Roman"/>
+          <w:lang w:val="fr-FR"/>
         </w:rPr>
         <w:t>simulare</w:t>
       </w:r>
@@ -23529,8 +23887,18 @@
           <w:color w:val="1A1A1A"/>
           <w:sz w:val="18"/>
           <w:szCs w:val="18"/>
-        </w:rPr>
-        <w:t xml:space="preserve">  SUMAR FINAL</w:t>
+          <w:lang w:val="fr-FR"/>
+        </w:rPr>
+        <w:t xml:space="preserve">  </w:t>
+      </w:r>
+      <w:r>
+        <w:rPr>
+          <w:rFonts w:ascii="Times New Roman" w:eastAsia="Courier New" w:hAnsi="Times New Roman" w:cs="Times New Roman"/>
+          <w:color w:val="1A1A1A"/>
+          <w:sz w:val="18"/>
+          <w:szCs w:val="18"/>
+        </w:rPr>
+        <w:t>SUMAR FINAL</w:t>
       </w:r>
     </w:p>
     <w:p>
@@ -23800,6 +24168,7 @@
         <w:ind w:left="360"/>
         <w:rPr>
           <w:rFonts w:ascii="Times New Roman" w:hAnsi="Times New Roman" w:cs="Times New Roman"/>
+          <w:lang w:val="fr-FR"/>
         </w:rPr>
       </w:pPr>
       <w:r>
@@ -23808,8 +24177,9 @@
           <w:color w:val="1A1A1A"/>
           <w:sz w:val="18"/>
           <w:szCs w:val="18"/>
-        </w:rPr>
-        <w:t xml:space="preserve">  Teste PASS </w:t>
+          <w:lang w:val="fr-FR"/>
+        </w:rPr>
+        <w:t xml:space="preserve">  Teste PASS</w:t>
       </w:r>
       <w:proofErr w:type="gramStart"/>
       <w:r>
@@ -23818,8 +24188,9 @@
           <w:color w:val="1A1A1A"/>
           <w:sz w:val="18"/>
           <w:szCs w:val="18"/>
-        </w:rPr>
-        <w:t xml:space="preserve">  :</w:t>
+          <w:lang w:val="fr-FR"/>
+        </w:rPr>
+        <w:t xml:space="preserve">   :</w:t>
       </w:r>
       <w:proofErr w:type="gramEnd"/>
       <w:r>
@@ -23828,8 +24199,31 @@
           <w:color w:val="1A1A1A"/>
           <w:sz w:val="18"/>
           <w:szCs w:val="18"/>
-        </w:rPr>
-        <w:t xml:space="preserve"> 9 / FAIL: 0</w:t>
+          <w:lang w:val="fr-FR"/>
+        </w:rPr>
+        <w:t xml:space="preserve"> 9 / </w:t>
+      </w:r>
+      <w:proofErr w:type="gramStart"/>
+      <w:r>
+        <w:rPr>
+          <w:rFonts w:ascii="Times New Roman" w:eastAsia="Courier New" w:hAnsi="Times New Roman" w:cs="Times New Roman"/>
+          <w:color w:val="1A1A1A"/>
+          <w:sz w:val="18"/>
+          <w:szCs w:val="18"/>
+          <w:lang w:val="fr-FR"/>
+        </w:rPr>
+        <w:t>FAIL:</w:t>
+      </w:r>
+      <w:proofErr w:type="gramEnd"/>
+      <w:r>
+        <w:rPr>
+          <w:rFonts w:ascii="Times New Roman" w:eastAsia="Courier New" w:hAnsi="Times New Roman" w:cs="Times New Roman"/>
+          <w:color w:val="1A1A1A"/>
+          <w:sz w:val="18"/>
+          <w:szCs w:val="18"/>
+          <w:lang w:val="fr-FR"/>
+        </w:rPr>
+        <w:t xml:space="preserve"> 0</w:t>
       </w:r>
     </w:p>
     <w:p>
@@ -23909,6 +24303,7 @@
     <w:p>
       <w:pPr>
         <w:spacing w:before="80" w:after="80"/>
+        <w:ind w:firstLine="720"/>
         <w:rPr>
           <w:rFonts w:ascii="Times New Roman" w:hAnsi="Times New Roman" w:cs="Times New Roman"/>
         </w:rPr>
@@ -24682,7 +25077,269 @@
     </w:p>
     <w:p>
       <w:pPr>
+        <w:spacing w:before="80" w:after="80"/>
+        <w:ind w:firstLine="720"/>
+        <w:rPr>
+          <w:rFonts w:ascii="Times New Roman" w:hAnsi="Times New Roman" w:cs="Times New Roman"/>
+        </w:rPr>
+      </w:pPr>
+      <w:r>
+        <w:rPr>
+          <w:rFonts w:ascii="Times New Roman" w:hAnsi="Times New Roman" w:cs="Times New Roman"/>
+        </w:rPr>
+        <w:t xml:space="preserve">Screenshot din </w:t>
+      </w:r>
+      <w:proofErr w:type="spellStart"/>
+      <w:r>
+        <w:rPr>
+          <w:rFonts w:ascii="Times New Roman" w:hAnsi="Times New Roman" w:cs="Times New Roman"/>
+        </w:rPr>
+        <w:t>ModelSim</w:t>
+      </w:r>
+      <w:proofErr w:type="spellEnd"/>
+      <w:r>
+        <w:rPr>
+          <w:rFonts w:ascii="Times New Roman" w:hAnsi="Times New Roman" w:cs="Times New Roman"/>
+        </w:rPr>
+        <w:t xml:space="preserve"> cu </w:t>
+      </w:r>
+      <w:proofErr w:type="spellStart"/>
+      <w:r>
+        <w:rPr>
+          <w:rFonts w:ascii="Times New Roman" w:hAnsi="Times New Roman" w:cs="Times New Roman"/>
+        </w:rPr>
+        <w:t>simularea</w:t>
+      </w:r>
+      <w:proofErr w:type="spellEnd"/>
+      <w:r>
+        <w:rPr>
+          <w:rFonts w:ascii="Times New Roman" w:hAnsi="Times New Roman" w:cs="Times New Roman"/>
+        </w:rPr>
+        <w:t xml:space="preserve"> </w:t>
+      </w:r>
+      <w:proofErr w:type="spellStart"/>
+      <w:r>
+        <w:rPr>
+          <w:rFonts w:ascii="Times New Roman" w:hAnsi="Times New Roman" w:cs="Times New Roman"/>
+        </w:rPr>
+        <w:t>proiectului</w:t>
+      </w:r>
+      <w:proofErr w:type="spellEnd"/>
+      <w:r>
+        <w:rPr>
+          <w:rFonts w:ascii="Times New Roman" w:hAnsi="Times New Roman" w:cs="Times New Roman"/>
+        </w:rPr>
+        <w:t xml:space="preserve">, </w:t>
+      </w:r>
+      <w:proofErr w:type="spellStart"/>
+      <w:r>
+        <w:rPr>
+          <w:rFonts w:ascii="Times New Roman" w:hAnsi="Times New Roman" w:cs="Times New Roman"/>
+        </w:rPr>
+        <w:t>dup</w:t>
+      </w:r>
+      <w:r>
+        <w:rPr>
+          <w:rFonts w:ascii="Times New Roman" w:hAnsi="Times New Roman" w:cs="Times New Roman"/>
+        </w:rPr>
+        <w:t>ă</w:t>
+      </w:r>
+      <w:proofErr w:type="spellEnd"/>
+      <w:r>
+        <w:rPr>
+          <w:rFonts w:ascii="Times New Roman" w:hAnsi="Times New Roman" w:cs="Times New Roman"/>
+        </w:rPr>
+        <w:t xml:space="preserve"> </w:t>
+      </w:r>
+      <w:proofErr w:type="spellStart"/>
+      <w:r>
+        <w:rPr>
+          <w:rFonts w:ascii="Times New Roman" w:hAnsi="Times New Roman" w:cs="Times New Roman"/>
+        </w:rPr>
+        <w:t>generarea</w:t>
+      </w:r>
+      <w:proofErr w:type="spellEnd"/>
+      <w:r>
+        <w:rPr>
+          <w:rFonts w:ascii="Times New Roman" w:hAnsi="Times New Roman" w:cs="Times New Roman"/>
+        </w:rPr>
+        <w:t xml:space="preserve"> </w:t>
+      </w:r>
+      <w:proofErr w:type="spellStart"/>
+      <w:r>
+        <w:rPr>
+          <w:rFonts w:ascii="Times New Roman" w:hAnsi="Times New Roman" w:cs="Times New Roman"/>
+        </w:rPr>
+        <w:t>aleatoare</w:t>
+      </w:r>
+      <w:proofErr w:type="spellEnd"/>
+      <w:r>
+        <w:rPr>
+          <w:rFonts w:ascii="Times New Roman" w:hAnsi="Times New Roman" w:cs="Times New Roman"/>
+        </w:rPr>
+        <w:t xml:space="preserve"> </w:t>
+      </w:r>
+      <w:proofErr w:type="gramStart"/>
+      <w:r>
+        <w:rPr>
+          <w:rFonts w:ascii="Times New Roman" w:hAnsi="Times New Roman" w:cs="Times New Roman"/>
+        </w:rPr>
+        <w:t>a</w:t>
+      </w:r>
+      <w:proofErr w:type="gramEnd"/>
+      <w:r>
+        <w:rPr>
+          <w:rFonts w:ascii="Times New Roman" w:hAnsi="Times New Roman" w:cs="Times New Roman"/>
+        </w:rPr>
+        <w:t xml:space="preserve"> </w:t>
+      </w:r>
+      <w:proofErr w:type="spellStart"/>
+      <w:r>
+        <w:rPr>
+          <w:rFonts w:ascii="Times New Roman" w:hAnsi="Times New Roman" w:cs="Times New Roman"/>
+        </w:rPr>
+        <w:t>anumitor</w:t>
+      </w:r>
+      <w:proofErr w:type="spellEnd"/>
+      <w:r>
+        <w:rPr>
+          <w:rFonts w:ascii="Times New Roman" w:hAnsi="Times New Roman" w:cs="Times New Roman"/>
+        </w:rPr>
+        <w:t xml:space="preserve"> </w:t>
+      </w:r>
+      <w:proofErr w:type="spellStart"/>
+      <w:r>
+        <w:rPr>
+          <w:rFonts w:ascii="Times New Roman" w:hAnsi="Times New Roman" w:cs="Times New Roman"/>
+        </w:rPr>
+        <w:t>numere</w:t>
+      </w:r>
+      <w:proofErr w:type="spellEnd"/>
+      <w:r>
+        <w:rPr>
+          <w:rFonts w:ascii="Times New Roman" w:hAnsi="Times New Roman" w:cs="Times New Roman"/>
+        </w:rPr>
+        <w:t xml:space="preserve"> care </w:t>
+      </w:r>
+      <w:proofErr w:type="spellStart"/>
+      <w:r>
+        <w:rPr>
+          <w:rFonts w:ascii="Times New Roman" w:hAnsi="Times New Roman" w:cs="Times New Roman"/>
+        </w:rPr>
+        <w:t>sa</w:t>
+      </w:r>
+      <w:proofErr w:type="spellEnd"/>
+      <w:r>
+        <w:rPr>
+          <w:rFonts w:ascii="Times New Roman" w:hAnsi="Times New Roman" w:cs="Times New Roman"/>
+        </w:rPr>
+        <w:t xml:space="preserve"> </w:t>
+      </w:r>
+      <w:proofErr w:type="spellStart"/>
+      <w:r>
+        <w:rPr>
+          <w:rFonts w:ascii="Times New Roman" w:hAnsi="Times New Roman" w:cs="Times New Roman"/>
+        </w:rPr>
+        <w:t>dea</w:t>
+      </w:r>
+      <w:proofErr w:type="spellEnd"/>
+      <w:r>
+        <w:rPr>
+          <w:rFonts w:ascii="Times New Roman" w:hAnsi="Times New Roman" w:cs="Times New Roman"/>
+        </w:rPr>
+        <w:t xml:space="preserve"> HIT </w:t>
+      </w:r>
+      <w:proofErr w:type="spellStart"/>
+      <w:r>
+        <w:rPr>
+          <w:rFonts w:ascii="Times New Roman" w:hAnsi="Times New Roman" w:cs="Times New Roman"/>
+        </w:rPr>
+        <w:t>sau</w:t>
+      </w:r>
+      <w:proofErr w:type="spellEnd"/>
+      <w:r>
+        <w:rPr>
+          <w:rFonts w:ascii="Times New Roman" w:hAnsi="Times New Roman" w:cs="Times New Roman"/>
+        </w:rPr>
+        <w:t xml:space="preserve"> MISS in </w:t>
+      </w:r>
+      <w:proofErr w:type="gramStart"/>
+      <w:r>
+        <w:rPr>
+          <w:rFonts w:ascii="Times New Roman" w:hAnsi="Times New Roman" w:cs="Times New Roman"/>
+        </w:rPr>
+        <w:t>Cache(</w:t>
+      </w:r>
+      <w:proofErr w:type="gramEnd"/>
+      <w:r>
+        <w:rPr>
+          <w:rFonts w:ascii="Times New Roman" w:hAnsi="Times New Roman" w:cs="Times New Roman"/>
+        </w:rPr>
+        <w:t xml:space="preserve">care tot din </w:t>
+      </w:r>
+      <w:proofErr w:type="spellStart"/>
+      <w:r>
+        <w:rPr>
+          <w:rFonts w:ascii="Times New Roman" w:hAnsi="Times New Roman" w:cs="Times New Roman"/>
+        </w:rPr>
+        <w:t>numere</w:t>
+      </w:r>
+      <w:proofErr w:type="spellEnd"/>
+      <w:r>
+        <w:rPr>
+          <w:rFonts w:ascii="Times New Roman" w:hAnsi="Times New Roman" w:cs="Times New Roman"/>
+        </w:rPr>
+        <w:t xml:space="preserve"> </w:t>
+      </w:r>
+      <w:proofErr w:type="spellStart"/>
+      <w:r>
+        <w:rPr>
+          <w:rFonts w:ascii="Times New Roman" w:hAnsi="Times New Roman" w:cs="Times New Roman"/>
+        </w:rPr>
+        <w:t>aleatoare</w:t>
+      </w:r>
+      <w:proofErr w:type="spellEnd"/>
+      <w:r>
+        <w:rPr>
+          <w:rFonts w:ascii="Times New Roman" w:hAnsi="Times New Roman" w:cs="Times New Roman"/>
+        </w:rPr>
+        <w:t xml:space="preserve"> </w:t>
+      </w:r>
+      <w:proofErr w:type="spellStart"/>
+      <w:r>
+        <w:rPr>
+          <w:rFonts w:ascii="Times New Roman" w:hAnsi="Times New Roman" w:cs="Times New Roman"/>
+        </w:rPr>
+        <w:t>este</w:t>
+      </w:r>
+      <w:proofErr w:type="spellEnd"/>
+      <w:r>
+        <w:rPr>
+          <w:rFonts w:ascii="Times New Roman" w:hAnsi="Times New Roman" w:cs="Times New Roman"/>
+        </w:rPr>
+        <w:t xml:space="preserve"> </w:t>
+      </w:r>
+      <w:proofErr w:type="spellStart"/>
+      <w:r>
+        <w:rPr>
+          <w:rFonts w:ascii="Times New Roman" w:hAnsi="Times New Roman" w:cs="Times New Roman"/>
+        </w:rPr>
+        <w:t>alcatuit</w:t>
+      </w:r>
+      <w:proofErr w:type="spellEnd"/>
+      <w:r>
+        <w:rPr>
+          <w:rFonts w:ascii="Times New Roman" w:hAnsi="Times New Roman" w:cs="Times New Roman"/>
+        </w:rPr>
+        <w:t>):</w:t>
+      </w:r>
+    </w:p>
+    <w:p>
+      <w:pPr>
         <w:pStyle w:val="Heading2"/>
+        <w:tabs>
+          <w:tab w:val="left" w:pos="5655"/>
+        </w:tabs>
         <w:rPr>
           <w:rFonts w:ascii="Times New Roman" w:hAnsi="Times New Roman" w:cs="Times New Roman"/>
         </w:rPr>
@@ -24690,16 +25347,98 @@
       <w:bookmarkStart w:id="34" w:name="_Toc230647132"/>
       <w:r>
         <w:rPr>
-          <w:rFonts w:ascii="Times New Roman" w:hAnsi="Times New Roman" w:cs="Times New Roman"/>
-        </w:rPr>
-        <w:t xml:space="preserve">6.3. </w:t>
-      </w:r>
-      <w:proofErr w:type="spellStart"/>
-      <w:r>
-        <w:rPr>
-          <w:rFonts w:ascii="Times New Roman" w:hAnsi="Times New Roman" w:cs="Times New Roman"/>
-        </w:rPr>
-        <w:t>Concluzii</w:t>
+          <w:noProof/>
+        </w:rPr>
+        <w:drawing>
+          <wp:anchor distT="0" distB="0" distL="114300" distR="114300" simplePos="0" relativeHeight="251658240" behindDoc="0" locked="0" layoutInCell="1" allowOverlap="1" wp14:anchorId="553C0646" wp14:editId="293D0554">
+            <wp:simplePos x="0" y="0"/>
+            <wp:positionH relativeFrom="column">
+              <wp:posOffset>800100</wp:posOffset>
+            </wp:positionH>
+            <wp:positionV relativeFrom="paragraph">
+              <wp:posOffset>45085</wp:posOffset>
+            </wp:positionV>
+            <wp:extent cx="4438650" cy="2305050"/>
+            <wp:effectExtent l="0" t="0" r="0" b="0"/>
+            <wp:wrapSquare wrapText="bothSides"/>
+            <wp:docPr id="1656831490" name="Picture 2"/>
+            <wp:cNvGraphicFramePr>
+              <a:graphicFrameLocks xmlns:a="http://schemas.openxmlformats.org/drawingml/2006/main" noChangeAspect="1"/>
+            </wp:cNvGraphicFramePr>
+            <a:graphic xmlns:a="http://schemas.openxmlformats.org/drawingml/2006/main">
+              <a:graphicData uri="http://schemas.openxmlformats.org/drawingml/2006/picture">
+                <pic:pic xmlns:pic="http://schemas.openxmlformats.org/drawingml/2006/picture">
+                  <pic:nvPicPr>
+                    <pic:cNvPr id="0" name="Picture 6"/>
+                    <pic:cNvPicPr>
+                      <a:picLocks noChangeAspect="1" noChangeArrowheads="1"/>
+                    </pic:cNvPicPr>
+                  </pic:nvPicPr>
+                  <pic:blipFill>
+                    <a:blip r:embed="rId7" cstate="print">
+                      <a:extLst>
+                        <a:ext uri="{28A0092B-C50C-407E-A947-70E740481C1C}">
+                          <a14:useLocalDpi xmlns:a14="http://schemas.microsoft.com/office/drawing/2010/main" val="0"/>
+                        </a:ext>
+                      </a:extLst>
+                    </a:blip>
+                    <a:srcRect/>
+                    <a:stretch>
+                      <a:fillRect/>
+                    </a:stretch>
+                  </pic:blipFill>
+                  <pic:spPr bwMode="auto">
+                    <a:xfrm>
+                      <a:off x="0" y="0"/>
+                      <a:ext cx="4438650" cy="2305050"/>
+                    </a:xfrm>
+                    <a:prstGeom prst="rect">
+                      <a:avLst/>
+                    </a:prstGeom>
+                    <a:noFill/>
+                    <a:ln>
+                      <a:noFill/>
+                    </a:ln>
+                  </pic:spPr>
+                </pic:pic>
+              </a:graphicData>
+            </a:graphic>
+            <wp14:sizeRelH relativeFrom="margin">
+              <wp14:pctWidth>0</wp14:pctWidth>
+            </wp14:sizeRelH>
+            <wp14:sizeRelV relativeFrom="margin">
+              <wp14:pctHeight>0</wp14:pctHeight>
+            </wp14:sizeRelV>
+          </wp:anchor>
+        </w:drawing>
+      </w:r>
+      <w:r>
+        <w:rPr>
+          <w:rFonts w:ascii="Times New Roman" w:hAnsi="Times New Roman" w:cs="Times New Roman"/>
+        </w:rPr>
+        <w:tab/>
+      </w:r>
+    </w:p>
+    <w:p>
+      <w:pPr>
+        <w:pStyle w:val="Heading2"/>
+        <w:rPr>
+          <w:rFonts w:ascii="Times New Roman" w:hAnsi="Times New Roman" w:cs="Times New Roman"/>
+        </w:rPr>
+      </w:pPr>
+      <w:r>
+        <w:rPr>
+          <w:rFonts w:ascii="Times New Roman" w:hAnsi="Times New Roman" w:cs="Times New Roman"/>
+        </w:rPr>
+        <w:lastRenderedPageBreak/>
+        <w:t>6.3. C</w:t>
+      </w:r>
+      <w:proofErr w:type="spellStart"/>
+      <w:r>
+        <w:rPr>
+          <w:rFonts w:ascii="Times New Roman" w:hAnsi="Times New Roman" w:cs="Times New Roman"/>
+        </w:rPr>
+        <w:t>oncluzii</w:t>
       </w:r>
       <w:bookmarkEnd w:id="34"/>
       <w:proofErr w:type="spellEnd"/>
@@ -25858,7 +26597,6 @@
         <w:rPr>
           <w:rFonts w:ascii="Times New Roman" w:hAnsi="Times New Roman" w:cs="Times New Roman"/>
         </w:rPr>
-        <w:lastRenderedPageBreak/>
         <w:t xml:space="preserve">VII. </w:t>
       </w:r>
       <w:proofErr w:type="spellStart"/>
@@ -26225,19 +26963,7 @@
         <w:rPr>
           <w:rFonts w:ascii="Times New Roman" w:hAnsi="Times New Roman" w:cs="Times New Roman"/>
         </w:rPr>
-        <w:t xml:space="preserve"> - UPT AC CTI 2025-2026, </w:t>
-      </w:r>
-      <w:r>
-        <w:rPr>
-          <w:rFonts w:ascii="Times New Roman" w:hAnsi="Times New Roman" w:cs="Times New Roman"/>
-        </w:rPr>
-        <w:t>Dr. Habil. Ing.</w:t>
-      </w:r>
-      <w:r>
-        <w:rPr>
-          <w:rFonts w:ascii="Times New Roman" w:hAnsi="Times New Roman" w:cs="Times New Roman"/>
-        </w:rPr>
-        <w:t xml:space="preserve"> Mihai </w:t>
+        <w:t xml:space="preserve"> - UPT AC CTI 2025-2026, Dr. Habil. Ing. Mihai </w:t>
       </w:r>
       <w:proofErr w:type="spellStart"/>
       <w:r>
@@ -26249,8 +26975,8 @@
       <w:proofErr w:type="spellEnd"/>
     </w:p>
     <w:sectPr>
-      <w:headerReference w:type="default" r:id="rId7"/>
-      <w:footerReference w:type="default" r:id="rId8"/>
+      <w:headerReference w:type="default" r:id="rId8"/>
+      <w:footerReference w:type="default" r:id="rId9"/>
       <w:pgSz w:w="11906" w:h="16838"/>
       <w:pgMar w:top="1200" w:right="1200" w:bottom="1200" w:left="1200" w:header="708" w:footer="708" w:gutter="0"/>
       <w:cols w:space="720"/>

--- a/Cache_Controller.docx
+++ b/Cache_Controller.docx
@@ -821,7 +821,6 @@
           <w:rFonts w:ascii="Times New Roman" w:eastAsia="Times New Roman" w:hAnsi="Times New Roman" w:cs="Times New Roman"/>
           <w:sz w:val="24"/>
           <w:szCs w:val="24"/>
-          <w:lang w:val="fr-FR"/>
         </w:rPr>
       </w:pPr>
       <w:r>
@@ -829,7 +828,6 @@
           <w:rFonts w:ascii="Times New Roman" w:eastAsia="Times New Roman" w:hAnsi="Times New Roman" w:cs="Times New Roman"/>
           <w:sz w:val="24"/>
           <w:szCs w:val="24"/>
-          <w:lang w:val="fr-FR"/>
         </w:rPr>
         <w:t>III. Masina de Stari (FSM).........................................................................................................5</w:t>
       </w:r>
@@ -841,7 +839,6 @@
           <w:rFonts w:ascii="Times New Roman" w:eastAsia="Times New Roman" w:hAnsi="Times New Roman" w:cs="Times New Roman"/>
           <w:sz w:val="24"/>
           <w:szCs w:val="24"/>
-          <w:lang w:val="fr-FR"/>
         </w:rPr>
       </w:pPr>
       <w:r>
@@ -849,29 +846,8 @@
           <w:rFonts w:ascii="Times New Roman" w:eastAsia="Times New Roman" w:hAnsi="Times New Roman" w:cs="Times New Roman"/>
           <w:sz w:val="24"/>
           <w:szCs w:val="24"/>
-          <w:lang w:val="fr-FR"/>
-        </w:rPr>
-        <w:t xml:space="preserve">IV. Implementare </w:t>
-      </w:r>
-      <w:proofErr w:type="spellStart"/>
-      <w:r>
-        <w:rPr>
-          <w:rFonts w:ascii="Times New Roman" w:eastAsia="Times New Roman" w:hAnsi="Times New Roman" w:cs="Times New Roman"/>
-          <w:sz w:val="24"/>
-          <w:szCs w:val="24"/>
-          <w:lang w:val="fr-FR"/>
-        </w:rPr>
-        <w:t>Verilog</w:t>
-      </w:r>
-      <w:proofErr w:type="spellEnd"/>
-      <w:r>
-        <w:rPr>
-          <w:rFonts w:ascii="Times New Roman" w:eastAsia="Times New Roman" w:hAnsi="Times New Roman" w:cs="Times New Roman"/>
-          <w:sz w:val="24"/>
-          <w:szCs w:val="24"/>
-          <w:lang w:val="fr-FR"/>
-        </w:rPr>
-        <w:t xml:space="preserve"> - Cache_Controller.v....................................................……………7</w:t>
+        </w:rPr>
+        <w:t>IV. Implementare Verilog - Cache_Controller.v....................................................……………7</w:t>
       </w:r>
     </w:p>
     <w:p>
@@ -881,7 +857,6 @@
           <w:rFonts w:ascii="Times New Roman" w:eastAsia="Times New Roman" w:hAnsi="Times New Roman" w:cs="Times New Roman"/>
           <w:sz w:val="24"/>
           <w:szCs w:val="24"/>
-          <w:lang w:val="fr-FR"/>
         </w:rPr>
       </w:pPr>
       <w:r>
@@ -889,116 +864,74 @@
           <w:rFonts w:ascii="Times New Roman" w:eastAsia="Times New Roman" w:hAnsi="Times New Roman" w:cs="Times New Roman"/>
           <w:sz w:val="24"/>
           <w:szCs w:val="24"/>
-          <w:lang w:val="fr-FR"/>
-        </w:rPr>
-        <w:t xml:space="preserve">V. </w:t>
-      </w:r>
-      <w:proofErr w:type="spellStart"/>
+        </w:rPr>
+        <w:t xml:space="preserve">V. Testbench </w:t>
+      </w:r>
       <w:r>
         <w:rPr>
           <w:rFonts w:ascii="Times New Roman" w:eastAsia="Times New Roman" w:hAnsi="Times New Roman" w:cs="Times New Roman"/>
           <w:sz w:val="24"/>
           <w:szCs w:val="24"/>
-          <w:lang w:val="fr-FR"/>
-        </w:rPr>
-        <w:t>Testbench</w:t>
-      </w:r>
-      <w:proofErr w:type="spellEnd"/>
+        </w:rPr>
+        <w:t>-</w:t>
+      </w:r>
       <w:r>
         <w:rPr>
           <w:rFonts w:ascii="Times New Roman" w:eastAsia="Times New Roman" w:hAnsi="Times New Roman" w:cs="Times New Roman"/>
           <w:sz w:val="24"/>
           <w:szCs w:val="24"/>
-          <w:lang w:val="fr-FR"/>
-        </w:rPr>
-        <w:t xml:space="preserve"> </w:t>
-      </w:r>
+        </w:rPr>
+        <w:t xml:space="preserve"> </w:t>
+      </w:r>
+      <w:proofErr w:type="spellStart"/>
       <w:r>
         <w:rPr>
           <w:rFonts w:ascii="Times New Roman" w:eastAsia="Times New Roman" w:hAnsi="Times New Roman" w:cs="Times New Roman"/>
           <w:sz w:val="24"/>
           <w:szCs w:val="24"/>
-          <w:lang w:val="fr-FR"/>
-        </w:rPr>
-        <w:t>-</w:t>
-      </w:r>
+        </w:rPr>
+        <w:t>Cache_</w:t>
+      </w:r>
+      <w:proofErr w:type="gramStart"/>
       <w:r>
         <w:rPr>
           <w:rFonts w:ascii="Times New Roman" w:eastAsia="Times New Roman" w:hAnsi="Times New Roman" w:cs="Times New Roman"/>
           <w:sz w:val="24"/>
           <w:szCs w:val="24"/>
-          <w:lang w:val="fr-FR"/>
-        </w:rPr>
-        <w:t xml:space="preserve"> </w:t>
-      </w:r>
-      <w:proofErr w:type="spellStart"/>
+        </w:rPr>
+        <w:t>tb.v</w:t>
+      </w:r>
+      <w:proofErr w:type="spellEnd"/>
+      <w:proofErr w:type="gramEnd"/>
       <w:r>
         <w:rPr>
           <w:rFonts w:ascii="Times New Roman" w:eastAsia="Times New Roman" w:hAnsi="Times New Roman" w:cs="Times New Roman"/>
           <w:sz w:val="24"/>
           <w:szCs w:val="24"/>
-          <w:lang w:val="fr-FR"/>
-        </w:rPr>
-        <w:t>Cache_</w:t>
-      </w:r>
-      <w:proofErr w:type="gramStart"/>
+        </w:rPr>
+        <w:t>…</w:t>
+      </w:r>
       <w:r>
         <w:rPr>
           <w:rFonts w:ascii="Times New Roman" w:eastAsia="Times New Roman" w:hAnsi="Times New Roman" w:cs="Times New Roman"/>
           <w:sz w:val="24"/>
           <w:szCs w:val="24"/>
-          <w:lang w:val="fr-FR"/>
-        </w:rPr>
-        <w:t>tb.v</w:t>
-      </w:r>
-      <w:proofErr w:type="spellEnd"/>
-      <w:proofErr w:type="gramEnd"/>
+        </w:rPr>
+        <w:t>.</w:t>
+      </w:r>
       <w:r>
         <w:rPr>
           <w:rFonts w:ascii="Times New Roman" w:eastAsia="Times New Roman" w:hAnsi="Times New Roman" w:cs="Times New Roman"/>
           <w:sz w:val="24"/>
           <w:szCs w:val="24"/>
-          <w:lang w:val="fr-FR"/>
-        </w:rPr>
-        <w:t>………………...………………………………</w:t>
-      </w:r>
-      <w:proofErr w:type="gramStart"/>
+        </w:rPr>
+        <w:t>……………...…………………………………….…………….</w:t>
+      </w:r>
       <w:r>
         <w:rPr>
           <w:rFonts w:ascii="Times New Roman" w:eastAsia="Times New Roman" w:hAnsi="Times New Roman" w:cs="Times New Roman"/>
           <w:sz w:val="24"/>
           <w:szCs w:val="24"/>
-          <w:lang w:val="fr-FR"/>
-        </w:rPr>
-        <w:t>…….</w:t>
-      </w:r>
-      <w:proofErr w:type="gramEnd"/>
-      <w:r>
-        <w:rPr>
-          <w:rFonts w:ascii="Times New Roman" w:eastAsia="Times New Roman" w:hAnsi="Times New Roman" w:cs="Times New Roman"/>
-          <w:sz w:val="24"/>
-          <w:szCs w:val="24"/>
-          <w:lang w:val="fr-FR"/>
-        </w:rPr>
-        <w:t>………</w:t>
-      </w:r>
-      <w:proofErr w:type="gramStart"/>
-      <w:r>
-        <w:rPr>
-          <w:rFonts w:ascii="Times New Roman" w:eastAsia="Times New Roman" w:hAnsi="Times New Roman" w:cs="Times New Roman"/>
-          <w:sz w:val="24"/>
-          <w:szCs w:val="24"/>
-          <w:lang w:val="fr-FR"/>
-        </w:rPr>
-        <w:t>…….</w:t>
-      </w:r>
-      <w:proofErr w:type="gramEnd"/>
-      <w:r>
-        <w:rPr>
-          <w:rFonts w:ascii="Times New Roman" w:eastAsia="Times New Roman" w:hAnsi="Times New Roman" w:cs="Times New Roman"/>
-          <w:sz w:val="24"/>
-          <w:szCs w:val="24"/>
-          <w:lang w:val="fr-FR"/>
         </w:rPr>
         <w:t>7</w:t>
       </w:r>
@@ -14818,36 +14751,61 @@
         <w:pStyle w:val="Heading1"/>
         <w:rPr>
           <w:rFonts w:ascii="Times New Roman" w:hAnsi="Times New Roman" w:cs="Times New Roman"/>
+          <w:lang w:val="fr-FR"/>
         </w:rPr>
       </w:pPr>
       <w:bookmarkStart w:id="19" w:name="_Toc230647117"/>
       <w:r>
         <w:rPr>
           <w:rFonts w:ascii="Times New Roman" w:hAnsi="Times New Roman" w:cs="Times New Roman"/>
+          <w:lang w:val="fr-FR"/>
         </w:rPr>
         <w:lastRenderedPageBreak/>
-        <w:t>IV. Implementare Verilog</w:t>
-      </w:r>
-      <w:r>
-        <w:rPr>
-          <w:rFonts w:ascii="Times New Roman" w:hAnsi="Times New Roman" w:cs="Times New Roman"/>
+        <w:t xml:space="preserve">IV. Implementare </w:t>
+      </w:r>
+      <w:proofErr w:type="spellStart"/>
+      <w:proofErr w:type="gramStart"/>
+      <w:r>
+        <w:rPr>
+          <w:rFonts w:ascii="Times New Roman" w:hAnsi="Times New Roman" w:cs="Times New Roman"/>
+          <w:lang w:val="fr-FR"/>
+        </w:rPr>
+        <w:t>Verilog</w:t>
+      </w:r>
+      <w:proofErr w:type="spellEnd"/>
+      <w:r>
+        <w:rPr>
+          <w:rFonts w:ascii="Times New Roman" w:hAnsi="Times New Roman" w:cs="Times New Roman"/>
+          <w:lang w:val="fr-FR"/>
         </w:rPr>
         <w:t>:</w:t>
       </w:r>
-      <w:r>
-        <w:rPr>
-          <w:rFonts w:ascii="Times New Roman" w:hAnsi="Times New Roman" w:cs="Times New Roman"/>
-        </w:rPr>
-        <w:t xml:space="preserve"> cache_</w:t>
+      <w:proofErr w:type="gramEnd"/>
+      <w:r>
+        <w:rPr>
+          <w:rFonts w:ascii="Times New Roman" w:hAnsi="Times New Roman" w:cs="Times New Roman"/>
+          <w:lang w:val="fr-FR"/>
+        </w:rPr>
+        <w:t xml:space="preserve"> </w:t>
+      </w:r>
+      <w:proofErr w:type="spellStart"/>
+      <w:r>
+        <w:rPr>
+          <w:rFonts w:ascii="Times New Roman" w:hAnsi="Times New Roman" w:cs="Times New Roman"/>
+          <w:lang w:val="fr-FR"/>
+        </w:rPr>
+        <w:t>cache_</w:t>
       </w:r>
       <w:proofErr w:type="gramStart"/>
       <w:r>
         <w:rPr>
           <w:rFonts w:ascii="Times New Roman" w:hAnsi="Times New Roman" w:cs="Times New Roman"/>
+          <w:lang w:val="fr-FR"/>
         </w:rPr>
         <w:t>controller.v</w:t>
       </w:r>
       <w:bookmarkEnd w:id="19"/>
+      <w:proofErr w:type="spellEnd"/>
       <w:proofErr w:type="gramEnd"/>
     </w:p>
     <w:p>
@@ -14855,33 +14813,22 @@
         <w:pStyle w:val="Heading2"/>
         <w:rPr>
           <w:rFonts w:ascii="Times New Roman" w:hAnsi="Times New Roman" w:cs="Times New Roman"/>
+          <w:lang w:val="fr-FR"/>
         </w:rPr>
       </w:pPr>
       <w:bookmarkStart w:id="20" w:name="_Toc230647118"/>
       <w:r>
         <w:rPr>
           <w:rFonts w:ascii="Times New Roman" w:hAnsi="Times New Roman" w:cs="Times New Roman"/>
-        </w:rPr>
-        <w:t xml:space="preserve">4.1. </w:t>
-      </w:r>
-      <w:proofErr w:type="spellStart"/>
-      <w:r>
-        <w:rPr>
-          <w:rFonts w:ascii="Times New Roman" w:hAnsi="Times New Roman" w:cs="Times New Roman"/>
-        </w:rPr>
-        <w:t>Structura</w:t>
-      </w:r>
-      <w:proofErr w:type="spellEnd"/>
-      <w:r>
-        <w:rPr>
-          <w:rFonts w:ascii="Times New Roman" w:hAnsi="Times New Roman" w:cs="Times New Roman"/>
-        </w:rPr>
-        <w:t xml:space="preserve"> </w:t>
-      </w:r>
-      <w:proofErr w:type="spellStart"/>
-      <w:r>
-        <w:rPr>
-          <w:rFonts w:ascii="Times New Roman" w:hAnsi="Times New Roman" w:cs="Times New Roman"/>
+          <w:lang w:val="fr-FR"/>
+        </w:rPr>
+        <w:t xml:space="preserve">4.1. Structura </w:t>
+      </w:r>
+      <w:proofErr w:type="spellStart"/>
+      <w:r>
+        <w:rPr>
+          <w:rFonts w:ascii="Times New Roman" w:hAnsi="Times New Roman" w:cs="Times New Roman"/>
+          <w:lang w:val="fr-FR"/>
         </w:rPr>
         <w:t>modulului</w:t>
       </w:r>
@@ -14900,6 +14847,7 @@
       <w:r>
         <w:rPr>
           <w:rFonts w:ascii="Times New Roman" w:hAnsi="Times New Roman" w:cs="Times New Roman"/>
+          <w:lang w:val="fr-FR"/>
         </w:rPr>
         <w:t>Modulul</w:t>
       </w:r>
@@ -14907,13 +14855,15 @@
       <w:r>
         <w:rPr>
           <w:rFonts w:ascii="Times New Roman" w:hAnsi="Times New Roman" w:cs="Times New Roman"/>
-        </w:rPr>
-        <w:t xml:space="preserve"> </w:t>
-      </w:r>
-      <w:proofErr w:type="spellStart"/>
-      <w:r>
-        <w:rPr>
-          <w:rFonts w:ascii="Times New Roman" w:hAnsi="Times New Roman" w:cs="Times New Roman"/>
+          <w:lang w:val="fr-FR"/>
+        </w:rPr>
+        <w:t xml:space="preserve"> </w:t>
+      </w:r>
+      <w:proofErr w:type="spellStart"/>
+      <w:r>
+        <w:rPr>
+          <w:rFonts w:ascii="Times New Roman" w:hAnsi="Times New Roman" w:cs="Times New Roman"/>
+          <w:lang w:val="fr-FR"/>
         </w:rPr>
         <w:t>cache_controller</w:t>
       </w:r>
@@ -14921,27 +14871,15 @@
       <w:r>
         <w:rPr>
           <w:rFonts w:ascii="Times New Roman" w:hAnsi="Times New Roman" w:cs="Times New Roman"/>
-        </w:rPr>
-        <w:t xml:space="preserve"> </w:t>
-      </w:r>
-      <w:proofErr w:type="spellStart"/>
-      <w:r>
-        <w:rPr>
-          <w:rFonts w:ascii="Times New Roman" w:hAnsi="Times New Roman" w:cs="Times New Roman"/>
-        </w:rPr>
-        <w:t>este</w:t>
-      </w:r>
-      <w:proofErr w:type="spellEnd"/>
-      <w:r>
-        <w:rPr>
-          <w:rFonts w:ascii="Times New Roman" w:hAnsi="Times New Roman" w:cs="Times New Roman"/>
-        </w:rPr>
-        <w:t xml:space="preserve"> </w:t>
-      </w:r>
-      <w:proofErr w:type="spellStart"/>
-      <w:r>
-        <w:rPr>
-          <w:rFonts w:ascii="Times New Roman" w:hAnsi="Times New Roman" w:cs="Times New Roman"/>
+          <w:lang w:val="fr-FR"/>
+        </w:rPr>
+        <w:t xml:space="preserve"> este </w:t>
+      </w:r>
+      <w:proofErr w:type="spellStart"/>
+      <w:r>
+        <w:rPr>
+          <w:rFonts w:ascii="Times New Roman" w:hAnsi="Times New Roman" w:cs="Times New Roman"/>
+          <w:lang w:val="fr-FR"/>
         </w:rPr>
         <w:t>implementat</w:t>
       </w:r>
@@ -14949,13 +14887,31 @@
       <w:r>
         <w:rPr>
           <w:rFonts w:ascii="Times New Roman" w:hAnsi="Times New Roman" w:cs="Times New Roman"/>
-        </w:rPr>
-        <w:t xml:space="preserve"> ca un </w:t>
-      </w:r>
-      <w:proofErr w:type="spellStart"/>
-      <w:r>
-        <w:rPr>
-          <w:rFonts w:ascii="Times New Roman" w:hAnsi="Times New Roman" w:cs="Times New Roman"/>
+          <w:lang w:val="fr-FR"/>
+        </w:rPr>
+        <w:t xml:space="preserve"> </w:t>
+      </w:r>
+      <w:proofErr w:type="gramStart"/>
+      <w:r>
+        <w:rPr>
+          <w:rFonts w:ascii="Times New Roman" w:hAnsi="Times New Roman" w:cs="Times New Roman"/>
+          <w:lang w:val="fr-FR"/>
+        </w:rPr>
+        <w:t>ca</w:t>
+      </w:r>
+      <w:proofErr w:type="gramEnd"/>
+      <w:r>
+        <w:rPr>
+          <w:rFonts w:ascii="Times New Roman" w:hAnsi="Times New Roman" w:cs="Times New Roman"/>
+          <w:lang w:val="fr-FR"/>
+        </w:rPr>
+        <w:t xml:space="preserve"> un </w:t>
+      </w:r>
+      <w:proofErr w:type="spellStart"/>
+      <w:r>
+        <w:rPr>
+          <w:rFonts w:ascii="Times New Roman" w:hAnsi="Times New Roman" w:cs="Times New Roman"/>
+          <w:lang w:val="fr-FR"/>
         </w:rPr>
         <w:t>singur</w:t>
       </w:r>
@@ -14963,13 +14919,31 @@
       <w:r>
         <w:rPr>
           <w:rFonts w:ascii="Times New Roman" w:hAnsi="Times New Roman" w:cs="Times New Roman"/>
-        </w:rPr>
-        <w:t xml:space="preserve"> bloc always </w:t>
-      </w:r>
-      <w:proofErr w:type="spellStart"/>
-      <w:r>
-        <w:rPr>
-          <w:rFonts w:ascii="Times New Roman" w:hAnsi="Times New Roman" w:cs="Times New Roman"/>
+          <w:lang w:val="fr-FR"/>
+        </w:rPr>
+        <w:t xml:space="preserve"> bloc </w:t>
+      </w:r>
+      <w:proofErr w:type="spellStart"/>
+      <w:r>
+        <w:rPr>
+          <w:rFonts w:ascii="Times New Roman" w:hAnsi="Times New Roman" w:cs="Times New Roman"/>
+          <w:lang w:val="fr-FR"/>
+        </w:rPr>
+        <w:t>always</w:t>
+      </w:r>
+      <w:proofErr w:type="spellEnd"/>
+      <w:r>
+        <w:rPr>
+          <w:rFonts w:ascii="Times New Roman" w:hAnsi="Times New Roman" w:cs="Times New Roman"/>
+          <w:lang w:val="fr-FR"/>
+        </w:rPr>
+        <w:t xml:space="preserve"> </w:t>
+      </w:r>
+      <w:proofErr w:type="spellStart"/>
+      <w:r>
+        <w:rPr>
+          <w:rFonts w:ascii="Times New Roman" w:hAnsi="Times New Roman" w:cs="Times New Roman"/>
+          <w:lang w:val="fr-FR"/>
         </w:rPr>
         <w:t>sincron</w:t>
       </w:r>
@@ -14977,13 +14951,31 @@
       <w:r>
         <w:rPr>
           <w:rFonts w:ascii="Times New Roman" w:hAnsi="Times New Roman" w:cs="Times New Roman"/>
-        </w:rPr>
-        <w:t xml:space="preserve"> pe </w:t>
-      </w:r>
-      <w:proofErr w:type="spellStart"/>
-      <w:r>
-        <w:rPr>
-          <w:rFonts w:ascii="Times New Roman" w:hAnsi="Times New Roman" w:cs="Times New Roman"/>
+          <w:lang w:val="fr-FR"/>
+        </w:rPr>
+        <w:t xml:space="preserve"> </w:t>
+      </w:r>
+      <w:proofErr w:type="spellStart"/>
+      <w:r>
+        <w:rPr>
+          <w:rFonts w:ascii="Times New Roman" w:hAnsi="Times New Roman" w:cs="Times New Roman"/>
+          <w:lang w:val="fr-FR"/>
+        </w:rPr>
+        <w:t>pe</w:t>
+      </w:r>
+      <w:proofErr w:type="spellEnd"/>
+      <w:r>
+        <w:rPr>
+          <w:rFonts w:ascii="Times New Roman" w:hAnsi="Times New Roman" w:cs="Times New Roman"/>
+          <w:lang w:val="fr-FR"/>
+        </w:rPr>
+        <w:t xml:space="preserve"> </w:t>
+      </w:r>
+      <w:proofErr w:type="spellStart"/>
+      <w:r>
+        <w:rPr>
+          <w:rFonts w:ascii="Times New Roman" w:hAnsi="Times New Roman" w:cs="Times New Roman"/>
+          <w:lang w:val="fr-FR"/>
         </w:rPr>
         <w:t>frontul</w:t>
       </w:r>
@@ -14991,13 +14983,15 @@
       <w:r>
         <w:rPr>
           <w:rFonts w:ascii="Times New Roman" w:hAnsi="Times New Roman" w:cs="Times New Roman"/>
-        </w:rPr>
-        <w:t xml:space="preserve"> </w:t>
-      </w:r>
-      <w:proofErr w:type="spellStart"/>
-      <w:r>
-        <w:rPr>
-          <w:rFonts w:ascii="Times New Roman" w:hAnsi="Times New Roman" w:cs="Times New Roman"/>
+          <w:lang w:val="fr-FR"/>
+        </w:rPr>
+        <w:t xml:space="preserve"> </w:t>
+      </w:r>
+      <w:proofErr w:type="spellStart"/>
+      <w:r>
+        <w:rPr>
+          <w:rFonts w:ascii="Times New Roman" w:hAnsi="Times New Roman" w:cs="Times New Roman"/>
+          <w:lang w:val="fr-FR"/>
         </w:rPr>
         <w:t>pozitiv</w:t>
       </w:r>
@@ -15005,6 +14999,7 @@
       <w:r>
         <w:rPr>
           <w:rFonts w:ascii="Times New Roman" w:hAnsi="Times New Roman" w:cs="Times New Roman"/>
+          <w:lang w:val="fr-FR"/>
         </w:rPr>
         <w:t xml:space="preserve"> al </w:t>
       </w:r>
@@ -15012,6 +15007,7 @@
       <w:r>
         <w:rPr>
           <w:rFonts w:ascii="Times New Roman" w:hAnsi="Times New Roman" w:cs="Times New Roman"/>
+          <w:lang w:val="fr-FR"/>
         </w:rPr>
         <w:t>ceasului</w:t>
       </w:r>
@@ -15019,13 +15015,31 @@
       <w:r>
         <w:rPr>
           <w:rFonts w:ascii="Times New Roman" w:hAnsi="Times New Roman" w:cs="Times New Roman"/>
-        </w:rPr>
-        <w:t xml:space="preserve">, cu reset </w:t>
-      </w:r>
-      <w:proofErr w:type="spellStart"/>
-      <w:r>
-        <w:rPr>
-          <w:rFonts w:ascii="Times New Roman" w:hAnsi="Times New Roman" w:cs="Times New Roman"/>
+          <w:lang w:val="fr-FR"/>
+        </w:rPr>
+        <w:t xml:space="preserve">, </w:t>
+      </w:r>
+      <w:proofErr w:type="spellStart"/>
+      <w:r>
+        <w:rPr>
+          <w:rFonts w:ascii="Times New Roman" w:hAnsi="Times New Roman" w:cs="Times New Roman"/>
+          <w:lang w:val="fr-FR"/>
+        </w:rPr>
+        <w:t>cu</w:t>
+      </w:r>
+      <w:proofErr w:type="spellEnd"/>
+      <w:r>
+        <w:rPr>
+          <w:rFonts w:ascii="Times New Roman" w:hAnsi="Times New Roman" w:cs="Times New Roman"/>
+          <w:lang w:val="fr-FR"/>
+        </w:rPr>
+        <w:t xml:space="preserve"> reset </w:t>
+      </w:r>
+      <w:proofErr w:type="spellStart"/>
+      <w:r>
+        <w:rPr>
+          <w:rFonts w:ascii="Times New Roman" w:hAnsi="Times New Roman" w:cs="Times New Roman"/>
+          <w:lang w:val="fr-FR"/>
         </w:rPr>
         <w:t>asincron</w:t>
       </w:r>
@@ -15033,13 +15047,15 @@
       <w:r>
         <w:rPr>
           <w:rFonts w:ascii="Times New Roman" w:hAnsi="Times New Roman" w:cs="Times New Roman"/>
-        </w:rPr>
-        <w:t xml:space="preserve"> </w:t>
-      </w:r>
-      <w:proofErr w:type="spellStart"/>
-      <w:r>
-        <w:rPr>
-          <w:rFonts w:ascii="Times New Roman" w:hAnsi="Times New Roman" w:cs="Times New Roman"/>
+          <w:lang w:val="fr-FR"/>
+        </w:rPr>
+        <w:t xml:space="preserve"> </w:t>
+      </w:r>
+      <w:proofErr w:type="spellStart"/>
+      <w:r>
+        <w:rPr>
+          <w:rFonts w:ascii="Times New Roman" w:hAnsi="Times New Roman" w:cs="Times New Roman"/>
+          <w:lang w:val="fr-FR"/>
         </w:rPr>
         <w:t>activ</w:t>
       </w:r>
@@ -15047,8 +15063,25 @@
       <w:r>
         <w:rPr>
           <w:rFonts w:ascii="Times New Roman" w:hAnsi="Times New Roman" w:cs="Times New Roman"/>
-        </w:rPr>
-        <w:t xml:space="preserve"> pe 1. </w:t>
+          <w:lang w:val="fr-FR"/>
+        </w:rPr>
+        <w:t xml:space="preserve"> </w:t>
+      </w:r>
+      <w:proofErr w:type="spellStart"/>
+      <w:r>
+        <w:rPr>
+          <w:rFonts w:ascii="Times New Roman" w:hAnsi="Times New Roman" w:cs="Times New Roman"/>
+          <w:lang w:val="fr-FR"/>
+        </w:rPr>
+        <w:t>pe</w:t>
+      </w:r>
+      <w:proofErr w:type="spellEnd"/>
+      <w:r>
+        <w:rPr>
+          <w:rFonts w:ascii="Times New Roman" w:hAnsi="Times New Roman" w:cs="Times New Roman"/>
+          <w:lang w:val="fr-FR"/>
+        </w:rPr>
+        <w:t xml:space="preserve"> 1. </w:t>
       </w:r>
       <w:proofErr w:type="spellStart"/>
       <w:r>
@@ -17952,55 +17985,38 @@
         <w:pStyle w:val="Heading1"/>
         <w:rPr>
           <w:rFonts w:ascii="Times New Roman" w:hAnsi="Times New Roman" w:cs="Times New Roman"/>
-          <w:lang w:val="fr-FR"/>
         </w:rPr>
       </w:pPr>
       <w:bookmarkStart w:id="25" w:name="_Toc230647123"/>
       <w:r>
         <w:rPr>
           <w:rFonts w:ascii="Times New Roman" w:hAnsi="Times New Roman" w:cs="Times New Roman"/>
-          <w:lang w:val="fr-FR"/>
-        </w:rPr>
-        <w:t xml:space="preserve">V. </w:t>
-      </w:r>
-      <w:proofErr w:type="spellStart"/>
+        </w:rPr>
+        <w:t>V. Testbench</w:t>
+      </w:r>
+      <w:r>
+        <w:rPr>
+          <w:rFonts w:ascii="Times New Roman" w:hAnsi="Times New Roman" w:cs="Times New Roman"/>
+        </w:rPr>
+        <w:t>:</w:t>
+      </w:r>
+      <w:r>
+        <w:rPr>
+          <w:rFonts w:ascii="Times New Roman" w:hAnsi="Times New Roman" w:cs="Times New Roman"/>
+        </w:rPr>
+        <w:t xml:space="preserve"> </w:t>
+      </w:r>
+      <w:proofErr w:type="spellStart"/>
+      <w:r>
+        <w:rPr>
+          <w:rFonts w:ascii="Times New Roman" w:hAnsi="Times New Roman" w:cs="Times New Roman"/>
+        </w:rPr>
+        <w:t>cache_</w:t>
+      </w:r>
       <w:proofErr w:type="gramStart"/>
       <w:r>
         <w:rPr>
           <w:rFonts w:ascii="Times New Roman" w:hAnsi="Times New Roman" w:cs="Times New Roman"/>
-          <w:lang w:val="fr-FR"/>
-        </w:rPr>
-        <w:t>Testbench</w:t>
-      </w:r>
-      <w:proofErr w:type="spellEnd"/>
-      <w:r>
-        <w:rPr>
-          <w:rFonts w:ascii="Times New Roman" w:hAnsi="Times New Roman" w:cs="Times New Roman"/>
-          <w:lang w:val="fr-FR"/>
-        </w:rPr>
-        <w:t>:</w:t>
-      </w:r>
-      <w:proofErr w:type="gramEnd"/>
-      <w:r>
-        <w:rPr>
-          <w:rFonts w:ascii="Times New Roman" w:hAnsi="Times New Roman" w:cs="Times New Roman"/>
-          <w:lang w:val="fr-FR"/>
-        </w:rPr>
-        <w:t xml:space="preserve"> </w:t>
-      </w:r>
-      <w:proofErr w:type="spellStart"/>
-      <w:r>
-        <w:rPr>
-          <w:rFonts w:ascii="Times New Roman" w:hAnsi="Times New Roman" w:cs="Times New Roman"/>
-          <w:lang w:val="fr-FR"/>
-        </w:rPr>
-        <w:t>cache_</w:t>
-      </w:r>
-      <w:proofErr w:type="gramStart"/>
-      <w:r>
-        <w:rPr>
-          <w:rFonts w:ascii="Times New Roman" w:hAnsi="Times New Roman" w:cs="Times New Roman"/>
-          <w:lang w:val="fr-FR"/>
         </w:rPr>
         <w:t>tb.v</w:t>
       </w:r>
@@ -22761,15 +22777,6 @@
     </w:tbl>
     <w:p>
       <w:pPr>
-        <w:spacing w:before="80" w:after="80"/>
-        <w:rPr>
-          <w:rFonts w:ascii="Times New Roman" w:hAnsi="Times New Roman" w:cs="Times New Roman"/>
-          <w:lang w:val="fr-FR"/>
-        </w:rPr>
-      </w:pPr>
-    </w:p>
-    <w:p>
-      <w:pPr>
         <w:pStyle w:val="Heading2"/>
         <w:rPr>
           <w:rFonts w:ascii="Times New Roman" w:hAnsi="Times New Roman" w:cs="Times New Roman"/>
@@ -22835,6 +22842,13 @@
       </w:r>
       <w:bookmarkEnd w:id="30"/>
       <w:proofErr w:type="spellEnd"/>
+      <w:r>
+        <w:rPr>
+          <w:rFonts w:ascii="Times New Roman" w:hAnsi="Times New Roman" w:cs="Times New Roman"/>
+          <w:lang w:val="fr-FR"/>
+        </w:rPr>
+        <w:t xml:space="preserve"> </w:t>
+      </w:r>
     </w:p>
     <w:p>
       <w:pPr>
@@ -23189,7 +23203,6 @@
           <w:sz w:val="18"/>
           <w:szCs w:val="18"/>
         </w:rPr>
-        <w:lastRenderedPageBreak/>
         <w:t xml:space="preserve"># </w:t>
       </w:r>
       <w:proofErr w:type="spellStart"/>
@@ -23266,6 +23279,7 @@
           <w:sz w:val="18"/>
           <w:szCs w:val="18"/>
         </w:rPr>
+        <w:lastRenderedPageBreak/>
         <w:t xml:space="preserve"># </w:t>
       </w:r>
       <w:proofErr w:type="spellStart"/>
@@ -23594,17 +23608,780 @@
     </w:p>
     <w:p>
       <w:pPr>
+        <w:spacing w:before="80" w:after="80"/>
+        <w:rPr>
+          <w:rFonts w:ascii="Times New Roman" w:hAnsi="Times New Roman" w:cs="Times New Roman"/>
+        </w:rPr>
+      </w:pPr>
+    </w:p>
+    <w:p>
+      <w:pPr>
+        <w:spacing w:before="80" w:after="80"/>
+        <w:rPr>
+          <w:rFonts w:ascii="Times New Roman" w:hAnsi="Times New Roman" w:cs="Times New Roman"/>
+          <w:b/>
+          <w:bCs/>
+          <w:color w:val="4472C4" w:themeColor="accent1"/>
+          <w:sz w:val="28"/>
+          <w:szCs w:val="28"/>
+        </w:rPr>
+      </w:pPr>
+      <w:r>
+        <w:rPr>
+          <w:rFonts w:ascii="Times New Roman" w:hAnsi="Times New Roman" w:cs="Times New Roman"/>
+          <w:b/>
+          <w:bCs/>
+          <w:color w:val="4472C4" w:themeColor="accent1"/>
+          <w:sz w:val="28"/>
+          <w:szCs w:val="28"/>
+        </w:rPr>
+        <w:t xml:space="preserve">5.6 </w:t>
+      </w:r>
+      <w:proofErr w:type="spellStart"/>
+      <w:r>
+        <w:rPr>
+          <w:rFonts w:ascii="Times New Roman" w:hAnsi="Times New Roman" w:cs="Times New Roman"/>
+          <w:b/>
+          <w:bCs/>
+          <w:color w:val="4472C4" w:themeColor="accent1"/>
+          <w:sz w:val="28"/>
+          <w:szCs w:val="28"/>
+        </w:rPr>
+        <w:t>Generarea</w:t>
+      </w:r>
+      <w:proofErr w:type="spellEnd"/>
+      <w:r>
+        <w:rPr>
+          <w:rFonts w:ascii="Times New Roman" w:hAnsi="Times New Roman" w:cs="Times New Roman"/>
+          <w:b/>
+          <w:bCs/>
+          <w:color w:val="4472C4" w:themeColor="accent1"/>
+          <w:sz w:val="28"/>
+          <w:szCs w:val="28"/>
+        </w:rPr>
+        <w:t xml:space="preserve"> </w:t>
+      </w:r>
+      <w:proofErr w:type="spellStart"/>
+      <w:r>
+        <w:rPr>
+          <w:rFonts w:ascii="Times New Roman" w:hAnsi="Times New Roman" w:cs="Times New Roman"/>
+          <w:b/>
+          <w:bCs/>
+          <w:color w:val="4472C4" w:themeColor="accent1"/>
+          <w:sz w:val="28"/>
+          <w:szCs w:val="28"/>
+        </w:rPr>
+        <w:t>Variabile</w:t>
+      </w:r>
+      <w:proofErr w:type="spellEnd"/>
+      <w:r>
+        <w:rPr>
+          <w:rFonts w:ascii="Times New Roman" w:hAnsi="Times New Roman" w:cs="Times New Roman"/>
+          <w:b/>
+          <w:bCs/>
+          <w:color w:val="4472C4" w:themeColor="accent1"/>
+          <w:sz w:val="28"/>
+          <w:szCs w:val="28"/>
+        </w:rPr>
+        <w:t xml:space="preserve"> Aleatorii</w:t>
+      </w:r>
+    </w:p>
+    <w:p>
+      <w:pPr>
+        <w:spacing w:before="80" w:after="80"/>
+        <w:rPr>
+          <w:rFonts w:ascii="Times New Roman" w:hAnsi="Times New Roman" w:cs="Times New Roman"/>
+        </w:rPr>
+      </w:pPr>
+    </w:p>
+    <w:p>
+      <w:pPr>
+        <w:spacing w:before="80" w:after="80"/>
+        <w:ind w:firstLine="720"/>
+        <w:rPr>
+          <w:rFonts w:ascii="Times New Roman" w:hAnsi="Times New Roman" w:cs="Times New Roman"/>
+          <w:lang w:val="fr-FR"/>
+        </w:rPr>
+      </w:pPr>
+      <w:proofErr w:type="spellStart"/>
+      <w:r>
+        <w:rPr>
+          <w:rFonts w:ascii="Times New Roman" w:hAnsi="Times New Roman" w:cs="Times New Roman"/>
+        </w:rPr>
+        <w:t>Aspectul</w:t>
+      </w:r>
+      <w:proofErr w:type="spellEnd"/>
+      <w:r>
+        <w:rPr>
+          <w:rFonts w:ascii="Times New Roman" w:hAnsi="Times New Roman" w:cs="Times New Roman"/>
+        </w:rPr>
+        <w:t xml:space="preserve"> </w:t>
+      </w:r>
+      <w:proofErr w:type="spellStart"/>
+      <w:r>
+        <w:rPr>
+          <w:rFonts w:ascii="Times New Roman" w:hAnsi="Times New Roman" w:cs="Times New Roman"/>
+        </w:rPr>
+        <w:t>aleator</w:t>
+      </w:r>
+      <w:proofErr w:type="spellEnd"/>
+      <w:r>
+        <w:rPr>
+          <w:rFonts w:ascii="Times New Roman" w:hAnsi="Times New Roman" w:cs="Times New Roman"/>
+        </w:rPr>
+        <w:t xml:space="preserve"> al </w:t>
+      </w:r>
+      <w:proofErr w:type="spellStart"/>
+      <w:r>
+        <w:rPr>
+          <w:rFonts w:ascii="Times New Roman" w:hAnsi="Times New Roman" w:cs="Times New Roman"/>
+        </w:rPr>
+        <w:t>programului</w:t>
+      </w:r>
+      <w:proofErr w:type="spellEnd"/>
+      <w:r>
+        <w:rPr>
+          <w:rFonts w:ascii="Times New Roman" w:hAnsi="Times New Roman" w:cs="Times New Roman"/>
+        </w:rPr>
+        <w:t xml:space="preserve"> in </w:t>
+      </w:r>
+      <w:proofErr w:type="spellStart"/>
+      <w:r>
+        <w:rPr>
+          <w:rFonts w:ascii="Times New Roman" w:hAnsi="Times New Roman" w:cs="Times New Roman"/>
+        </w:rPr>
+        <w:t>ceea</w:t>
+      </w:r>
+      <w:proofErr w:type="spellEnd"/>
+      <w:r>
+        <w:rPr>
+          <w:rFonts w:ascii="Times New Roman" w:hAnsi="Times New Roman" w:cs="Times New Roman"/>
+        </w:rPr>
+        <w:t xml:space="preserve"> </w:t>
+      </w:r>
+      <w:proofErr w:type="spellStart"/>
+      <w:r>
+        <w:rPr>
+          <w:rFonts w:ascii="Times New Roman" w:hAnsi="Times New Roman" w:cs="Times New Roman"/>
+        </w:rPr>
+        <w:t>ce</w:t>
+      </w:r>
+      <w:proofErr w:type="spellEnd"/>
+      <w:r>
+        <w:rPr>
+          <w:rFonts w:ascii="Times New Roman" w:hAnsi="Times New Roman" w:cs="Times New Roman"/>
+        </w:rPr>
+        <w:t xml:space="preserve"> </w:t>
+      </w:r>
+      <w:proofErr w:type="spellStart"/>
+      <w:r>
+        <w:rPr>
+          <w:rFonts w:ascii="Times New Roman" w:hAnsi="Times New Roman" w:cs="Times New Roman"/>
+        </w:rPr>
+        <w:t>priveste</w:t>
+      </w:r>
+      <w:proofErr w:type="spellEnd"/>
+      <w:r>
+        <w:rPr>
+          <w:rFonts w:ascii="Times New Roman" w:hAnsi="Times New Roman" w:cs="Times New Roman"/>
+        </w:rPr>
+        <w:t xml:space="preserve"> </w:t>
+      </w:r>
+      <w:proofErr w:type="spellStart"/>
+      <w:r>
+        <w:rPr>
+          <w:rFonts w:ascii="Times New Roman" w:hAnsi="Times New Roman" w:cs="Times New Roman"/>
+        </w:rPr>
+        <w:t>atat</w:t>
+      </w:r>
+      <w:proofErr w:type="spellEnd"/>
+      <w:r>
+        <w:rPr>
+          <w:rFonts w:ascii="Times New Roman" w:hAnsi="Times New Roman" w:cs="Times New Roman"/>
+        </w:rPr>
+        <w:t xml:space="preserve"> </w:t>
+      </w:r>
+      <w:proofErr w:type="spellStart"/>
+      <w:r>
+        <w:rPr>
+          <w:rFonts w:ascii="Times New Roman" w:hAnsi="Times New Roman" w:cs="Times New Roman"/>
+        </w:rPr>
+        <w:t>accesele</w:t>
+      </w:r>
+      <w:proofErr w:type="spellEnd"/>
+      <w:r>
+        <w:rPr>
+          <w:rFonts w:ascii="Times New Roman" w:hAnsi="Times New Roman" w:cs="Times New Roman"/>
+        </w:rPr>
+        <w:t xml:space="preserve"> la </w:t>
+      </w:r>
+      <w:proofErr w:type="spellStart"/>
+      <w:r>
+        <w:rPr>
+          <w:rFonts w:ascii="Times New Roman" w:hAnsi="Times New Roman" w:cs="Times New Roman"/>
+        </w:rPr>
+        <w:t>memorie</w:t>
+      </w:r>
+      <w:proofErr w:type="spellEnd"/>
+      <w:r>
+        <w:rPr>
+          <w:rFonts w:ascii="Times New Roman" w:hAnsi="Times New Roman" w:cs="Times New Roman"/>
+        </w:rPr>
+        <w:t xml:space="preserve">, </w:t>
+      </w:r>
+      <w:proofErr w:type="spellStart"/>
+      <w:r>
+        <w:rPr>
+          <w:rFonts w:ascii="Times New Roman" w:hAnsi="Times New Roman" w:cs="Times New Roman"/>
+        </w:rPr>
+        <w:t>dar</w:t>
+      </w:r>
+      <w:proofErr w:type="spellEnd"/>
+      <w:r>
+        <w:rPr>
+          <w:rFonts w:ascii="Times New Roman" w:hAnsi="Times New Roman" w:cs="Times New Roman"/>
+        </w:rPr>
+        <w:t xml:space="preserve"> </w:t>
+      </w:r>
+      <w:proofErr w:type="spellStart"/>
+      <w:r>
+        <w:rPr>
+          <w:rFonts w:ascii="Times New Roman" w:hAnsi="Times New Roman" w:cs="Times New Roman"/>
+        </w:rPr>
+        <w:t>si</w:t>
+      </w:r>
+      <w:proofErr w:type="spellEnd"/>
+      <w:r>
+        <w:rPr>
+          <w:rFonts w:ascii="Times New Roman" w:hAnsi="Times New Roman" w:cs="Times New Roman"/>
+        </w:rPr>
+        <w:t xml:space="preserve"> </w:t>
+      </w:r>
+      <w:proofErr w:type="spellStart"/>
+      <w:r>
+        <w:rPr>
+          <w:rFonts w:ascii="Times New Roman" w:hAnsi="Times New Roman" w:cs="Times New Roman"/>
+        </w:rPr>
+        <w:t>adresele</w:t>
+      </w:r>
+      <w:proofErr w:type="spellEnd"/>
+      <w:r>
+        <w:rPr>
+          <w:rFonts w:ascii="Times New Roman" w:hAnsi="Times New Roman" w:cs="Times New Roman"/>
+        </w:rPr>
+        <w:t xml:space="preserve"> </w:t>
+      </w:r>
+      <w:proofErr w:type="spellStart"/>
+      <w:r>
+        <w:rPr>
+          <w:rFonts w:ascii="Times New Roman" w:hAnsi="Times New Roman" w:cs="Times New Roman"/>
+        </w:rPr>
+        <w:t>propriu-zise</w:t>
+      </w:r>
+      <w:proofErr w:type="spellEnd"/>
+      <w:r>
+        <w:rPr>
+          <w:rFonts w:ascii="Times New Roman" w:hAnsi="Times New Roman" w:cs="Times New Roman"/>
+        </w:rPr>
+        <w:t xml:space="preserve"> se </w:t>
+      </w:r>
+      <w:proofErr w:type="spellStart"/>
+      <w:r>
+        <w:rPr>
+          <w:rFonts w:ascii="Times New Roman" w:hAnsi="Times New Roman" w:cs="Times New Roman"/>
+        </w:rPr>
+        <w:t>datoreaza</w:t>
+      </w:r>
+      <w:proofErr w:type="spellEnd"/>
+      <w:r>
+        <w:rPr>
+          <w:rFonts w:ascii="Times New Roman" w:hAnsi="Times New Roman" w:cs="Times New Roman"/>
+        </w:rPr>
+        <w:t xml:space="preserve"> </w:t>
+      </w:r>
+      <w:proofErr w:type="spellStart"/>
+      <w:r>
+        <w:rPr>
+          <w:rFonts w:ascii="Times New Roman" w:hAnsi="Times New Roman" w:cs="Times New Roman"/>
+        </w:rPr>
+        <w:t>scriptului</w:t>
+      </w:r>
+      <w:proofErr w:type="spellEnd"/>
+      <w:r>
+        <w:rPr>
+          <w:rFonts w:ascii="Times New Roman" w:hAnsi="Times New Roman" w:cs="Times New Roman"/>
+        </w:rPr>
+        <w:t xml:space="preserve"> </w:t>
+      </w:r>
+      <w:proofErr w:type="spellStart"/>
+      <w:r>
+        <w:rPr>
+          <w:rFonts w:ascii="Times New Roman" w:hAnsi="Times New Roman" w:cs="Times New Roman"/>
+        </w:rPr>
+        <w:t>necesar</w:t>
+      </w:r>
+      <w:proofErr w:type="spellEnd"/>
+      <w:r>
+        <w:rPr>
+          <w:rFonts w:ascii="Times New Roman" w:hAnsi="Times New Roman" w:cs="Times New Roman"/>
+        </w:rPr>
+        <w:t xml:space="preserve"> </w:t>
+      </w:r>
+      <w:proofErr w:type="spellStart"/>
+      <w:r>
+        <w:rPr>
+          <w:rFonts w:ascii="Times New Roman" w:hAnsi="Times New Roman" w:cs="Times New Roman"/>
+        </w:rPr>
+        <w:t>rularii</w:t>
+      </w:r>
+      <w:proofErr w:type="spellEnd"/>
+      <w:r>
+        <w:rPr>
+          <w:rFonts w:ascii="Times New Roman" w:hAnsi="Times New Roman" w:cs="Times New Roman"/>
+        </w:rPr>
+        <w:t xml:space="preserve"> wave_setup.do </w:t>
+      </w:r>
+      <w:proofErr w:type="spellStart"/>
+      <w:r>
+        <w:rPr>
+          <w:rFonts w:ascii="Times New Roman" w:hAnsi="Times New Roman" w:cs="Times New Roman"/>
+        </w:rPr>
+        <w:t>ce</w:t>
+      </w:r>
+      <w:proofErr w:type="spellEnd"/>
+      <w:r>
+        <w:rPr>
+          <w:rFonts w:ascii="Times New Roman" w:hAnsi="Times New Roman" w:cs="Times New Roman"/>
+        </w:rPr>
+        <w:t xml:space="preserve"> </w:t>
+      </w:r>
+      <w:proofErr w:type="spellStart"/>
+      <w:r>
+        <w:rPr>
+          <w:rFonts w:ascii="Times New Roman" w:hAnsi="Times New Roman" w:cs="Times New Roman"/>
+        </w:rPr>
+        <w:t>genereaza</w:t>
+      </w:r>
+      <w:proofErr w:type="spellEnd"/>
+      <w:r>
+        <w:rPr>
+          <w:rFonts w:ascii="Times New Roman" w:hAnsi="Times New Roman" w:cs="Times New Roman"/>
+        </w:rPr>
+        <w:t xml:space="preserve"> o </w:t>
+      </w:r>
+      <w:proofErr w:type="spellStart"/>
+      <w:r>
+        <w:rPr>
+          <w:rFonts w:ascii="Times New Roman" w:hAnsi="Times New Roman" w:cs="Times New Roman"/>
+        </w:rPr>
+        <w:t>variabila</w:t>
+      </w:r>
+      <w:proofErr w:type="spellEnd"/>
+      <w:r>
+        <w:rPr>
+          <w:rFonts w:ascii="Times New Roman" w:hAnsi="Times New Roman" w:cs="Times New Roman"/>
+        </w:rPr>
+        <w:t xml:space="preserve"> in </w:t>
+      </w:r>
+      <w:proofErr w:type="spellStart"/>
+      <w:r>
+        <w:rPr>
+          <w:rFonts w:ascii="Times New Roman" w:hAnsi="Times New Roman" w:cs="Times New Roman"/>
+        </w:rPr>
+        <w:t>functie</w:t>
+      </w:r>
+      <w:proofErr w:type="spellEnd"/>
+      <w:r>
+        <w:rPr>
+          <w:rFonts w:ascii="Times New Roman" w:hAnsi="Times New Roman" w:cs="Times New Roman"/>
+        </w:rPr>
+        <w:t xml:space="preserve"> de </w:t>
+      </w:r>
+      <w:proofErr w:type="spellStart"/>
+      <w:r>
+        <w:rPr>
+          <w:rFonts w:ascii="Times New Roman" w:hAnsi="Times New Roman" w:cs="Times New Roman"/>
+        </w:rPr>
+        <w:t>timpul</w:t>
+      </w:r>
+      <w:proofErr w:type="spellEnd"/>
+      <w:r>
+        <w:rPr>
+          <w:rFonts w:ascii="Times New Roman" w:hAnsi="Times New Roman" w:cs="Times New Roman"/>
+        </w:rPr>
+        <w:t xml:space="preserve"> </w:t>
+      </w:r>
+      <w:proofErr w:type="spellStart"/>
+      <w:r>
+        <w:rPr>
+          <w:rFonts w:ascii="Times New Roman" w:hAnsi="Times New Roman" w:cs="Times New Roman"/>
+        </w:rPr>
+        <w:t>rularii</w:t>
+      </w:r>
+      <w:proofErr w:type="spellEnd"/>
+      <w:r>
+        <w:rPr>
+          <w:rFonts w:ascii="Times New Roman" w:hAnsi="Times New Roman" w:cs="Times New Roman"/>
+        </w:rPr>
+        <w:t xml:space="preserve">, </w:t>
+      </w:r>
+      <w:proofErr w:type="spellStart"/>
+      <w:r>
+        <w:rPr>
+          <w:rFonts w:ascii="Times New Roman" w:hAnsi="Times New Roman" w:cs="Times New Roman"/>
+        </w:rPr>
+        <w:t>dand</w:t>
+      </w:r>
+      <w:proofErr w:type="spellEnd"/>
+      <w:r>
+        <w:rPr>
+          <w:rFonts w:ascii="Times New Roman" w:hAnsi="Times New Roman" w:cs="Times New Roman"/>
+        </w:rPr>
+        <w:t xml:space="preserve"> </w:t>
+      </w:r>
+      <w:proofErr w:type="spellStart"/>
+      <w:r>
+        <w:rPr>
+          <w:rFonts w:ascii="Times New Roman" w:hAnsi="Times New Roman" w:cs="Times New Roman"/>
+        </w:rPr>
+        <w:t>aspectul</w:t>
+      </w:r>
+      <w:proofErr w:type="spellEnd"/>
+      <w:r>
+        <w:rPr>
+          <w:rFonts w:ascii="Times New Roman" w:hAnsi="Times New Roman" w:cs="Times New Roman"/>
+        </w:rPr>
+        <w:t xml:space="preserve"> pseudo-</w:t>
+      </w:r>
+      <w:proofErr w:type="spellStart"/>
+      <w:r>
+        <w:rPr>
+          <w:rFonts w:ascii="Times New Roman" w:hAnsi="Times New Roman" w:cs="Times New Roman"/>
+        </w:rPr>
+        <w:t>aleator</w:t>
+      </w:r>
+      <w:proofErr w:type="spellEnd"/>
+      <w:r>
+        <w:rPr>
+          <w:rFonts w:ascii="Times New Roman" w:hAnsi="Times New Roman" w:cs="Times New Roman"/>
+        </w:rPr>
+        <w:t xml:space="preserve"> al </w:t>
+      </w:r>
+      <w:proofErr w:type="spellStart"/>
+      <w:r>
+        <w:rPr>
+          <w:rFonts w:ascii="Times New Roman" w:hAnsi="Times New Roman" w:cs="Times New Roman"/>
+        </w:rPr>
+        <w:t>programului</w:t>
+      </w:r>
+      <w:proofErr w:type="spellEnd"/>
+      <w:r>
+        <w:rPr>
+          <w:rFonts w:ascii="Times New Roman" w:hAnsi="Times New Roman" w:cs="Times New Roman"/>
+        </w:rPr>
+        <w:t>.</w:t>
+      </w:r>
+      <w:r>
+        <w:rPr>
+          <w:rFonts w:ascii="Times New Roman" w:hAnsi="Times New Roman" w:cs="Times New Roman"/>
+        </w:rPr>
+        <w:t xml:space="preserve"> </w:t>
+      </w:r>
+      <w:r>
+        <w:rPr>
+          <w:rFonts w:ascii="Times New Roman" w:hAnsi="Times New Roman" w:cs="Times New Roman"/>
+          <w:lang w:val="fr-FR"/>
+        </w:rPr>
+        <w:t xml:space="preserve">Se </w:t>
+      </w:r>
+      <w:proofErr w:type="spellStart"/>
+      <w:r>
+        <w:rPr>
+          <w:rFonts w:ascii="Times New Roman" w:hAnsi="Times New Roman" w:cs="Times New Roman"/>
+          <w:lang w:val="fr-FR"/>
+        </w:rPr>
+        <w:t>foloseste</w:t>
+      </w:r>
+      <w:proofErr w:type="spellEnd"/>
+      <w:r>
+        <w:rPr>
+          <w:rFonts w:ascii="Times New Roman" w:hAnsi="Times New Roman" w:cs="Times New Roman"/>
+          <w:lang w:val="fr-FR"/>
+        </w:rPr>
+        <w:t xml:space="preserve"> de </w:t>
+      </w:r>
+      <w:proofErr w:type="spellStart"/>
+      <w:r>
+        <w:rPr>
+          <w:rFonts w:ascii="Times New Roman" w:hAnsi="Times New Roman" w:cs="Times New Roman"/>
+          <w:lang w:val="fr-FR"/>
+        </w:rPr>
+        <w:t>functiile</w:t>
+      </w:r>
+      <w:proofErr w:type="spellEnd"/>
+      <w:r>
+        <w:rPr>
+          <w:rFonts w:ascii="Times New Roman" w:hAnsi="Times New Roman" w:cs="Times New Roman"/>
+          <w:lang w:val="fr-FR"/>
+        </w:rPr>
+        <w:t xml:space="preserve"> standard de </w:t>
+      </w:r>
+      <w:proofErr w:type="spellStart"/>
+      <w:r>
+        <w:rPr>
+          <w:rFonts w:ascii="Times New Roman" w:hAnsi="Times New Roman" w:cs="Times New Roman"/>
+          <w:lang w:val="fr-FR"/>
+        </w:rPr>
+        <w:t>Verilog</w:t>
+      </w:r>
+      <w:proofErr w:type="spellEnd"/>
+      <w:r>
+        <w:rPr>
+          <w:rFonts w:ascii="Times New Roman" w:hAnsi="Times New Roman" w:cs="Times New Roman"/>
+          <w:lang w:val="fr-FR"/>
+        </w:rPr>
+        <w:t xml:space="preserve"> </w:t>
+      </w:r>
+      <w:proofErr w:type="spellStart"/>
+      <w:r>
+        <w:rPr>
+          <w:rFonts w:ascii="Times New Roman" w:hAnsi="Times New Roman" w:cs="Times New Roman"/>
+          <w:lang w:val="fr-FR"/>
+        </w:rPr>
+        <w:t>pentru</w:t>
+      </w:r>
+      <w:proofErr w:type="spellEnd"/>
+      <w:r>
+        <w:rPr>
+          <w:rFonts w:ascii="Times New Roman" w:hAnsi="Times New Roman" w:cs="Times New Roman"/>
+          <w:lang w:val="fr-FR"/>
+        </w:rPr>
+        <w:t xml:space="preserve"> </w:t>
+      </w:r>
+      <w:proofErr w:type="spellStart"/>
+      <w:r>
+        <w:rPr>
+          <w:rFonts w:ascii="Times New Roman" w:hAnsi="Times New Roman" w:cs="Times New Roman"/>
+          <w:lang w:val="fr-FR"/>
+        </w:rPr>
+        <w:t>variabile</w:t>
+      </w:r>
+      <w:proofErr w:type="spellEnd"/>
+      <w:r>
+        <w:rPr>
+          <w:rFonts w:ascii="Times New Roman" w:hAnsi="Times New Roman" w:cs="Times New Roman"/>
+          <w:lang w:val="fr-FR"/>
+        </w:rPr>
+        <w:t xml:space="preserve"> </w:t>
+      </w:r>
+      <w:proofErr w:type="spellStart"/>
+      <w:r>
+        <w:rPr>
+          <w:rFonts w:ascii="Times New Roman" w:hAnsi="Times New Roman" w:cs="Times New Roman"/>
+          <w:lang w:val="fr-FR"/>
+        </w:rPr>
+        <w:t>aleatoare</w:t>
+      </w:r>
+      <w:proofErr w:type="spellEnd"/>
+      <w:r>
+        <w:rPr>
+          <w:rFonts w:ascii="Times New Roman" w:hAnsi="Times New Roman" w:cs="Times New Roman"/>
+          <w:lang w:val="fr-FR"/>
+        </w:rPr>
+        <w:t xml:space="preserve"> (</w:t>
+      </w:r>
+      <w:r>
+        <w:rPr>
+          <w:rFonts w:ascii="Times New Roman" w:hAnsi="Times New Roman" w:cs="Times New Roman"/>
+          <w:lang w:val="fr-FR"/>
+        </w:rPr>
+        <w:t>$</w:t>
+      </w:r>
+      <w:proofErr w:type="spellStart"/>
+      <w:r>
+        <w:rPr>
+          <w:rFonts w:ascii="Times New Roman" w:hAnsi="Times New Roman" w:cs="Times New Roman"/>
+          <w:lang w:val="fr-FR"/>
+        </w:rPr>
+        <w:t>random</w:t>
+      </w:r>
+      <w:proofErr w:type="spellEnd"/>
+      <w:r>
+        <w:rPr>
+          <w:rFonts w:ascii="Times New Roman" w:hAnsi="Times New Roman" w:cs="Times New Roman"/>
+          <w:lang w:val="fr-FR"/>
+        </w:rPr>
+        <w:t>)</w:t>
+      </w:r>
+      <w:r>
+        <w:rPr>
+          <w:rFonts w:ascii="Times New Roman" w:hAnsi="Times New Roman" w:cs="Times New Roman"/>
+          <w:lang w:val="fr-FR"/>
+        </w:rPr>
+        <w:t>.</w:t>
+      </w:r>
+      <w:r>
+        <w:rPr>
+          <w:lang w:val="fr-FR"/>
+        </w:rPr>
+        <w:t xml:space="preserve"> </w:t>
+      </w:r>
+      <w:proofErr w:type="spellStart"/>
+      <w:r>
+        <w:rPr>
+          <w:rFonts w:ascii="Times New Roman" w:hAnsi="Times New Roman" w:cs="Times New Roman"/>
+          <w:lang w:val="fr-FR"/>
+        </w:rPr>
+        <w:t>Rularea</w:t>
+      </w:r>
+      <w:proofErr w:type="spellEnd"/>
+      <w:r>
+        <w:rPr>
+          <w:rFonts w:ascii="Times New Roman" w:hAnsi="Times New Roman" w:cs="Times New Roman"/>
+          <w:lang w:val="fr-FR"/>
+        </w:rPr>
+        <w:t xml:space="preserve"> </w:t>
+      </w:r>
+      <w:proofErr w:type="spellStart"/>
+      <w:r>
+        <w:rPr>
+          <w:rFonts w:ascii="Times New Roman" w:hAnsi="Times New Roman" w:cs="Times New Roman"/>
+          <w:lang w:val="fr-FR"/>
+        </w:rPr>
+        <w:t>programului</w:t>
+      </w:r>
+      <w:proofErr w:type="spellEnd"/>
+      <w:r>
+        <w:rPr>
+          <w:rFonts w:ascii="Times New Roman" w:hAnsi="Times New Roman" w:cs="Times New Roman"/>
+          <w:lang w:val="fr-FR"/>
+        </w:rPr>
+        <w:t xml:space="preserve"> </w:t>
+      </w:r>
+      <w:proofErr w:type="spellStart"/>
+      <w:r>
+        <w:rPr>
+          <w:rFonts w:ascii="Times New Roman" w:hAnsi="Times New Roman" w:cs="Times New Roman"/>
+          <w:lang w:val="fr-FR"/>
+        </w:rPr>
+        <w:t>fara</w:t>
+      </w:r>
+      <w:proofErr w:type="spellEnd"/>
+      <w:r>
+        <w:rPr>
+          <w:rFonts w:ascii="Times New Roman" w:hAnsi="Times New Roman" w:cs="Times New Roman"/>
+          <w:lang w:val="fr-FR"/>
+        </w:rPr>
+        <w:t xml:space="preserve"> </w:t>
+      </w:r>
+      <w:proofErr w:type="spellStart"/>
+      <w:r>
+        <w:rPr>
+          <w:rFonts w:ascii="Times New Roman" w:hAnsi="Times New Roman" w:cs="Times New Roman"/>
+          <w:lang w:val="fr-FR"/>
+        </w:rPr>
+        <w:t>acest</w:t>
+      </w:r>
+      <w:proofErr w:type="spellEnd"/>
+      <w:r>
+        <w:rPr>
+          <w:rFonts w:ascii="Times New Roman" w:hAnsi="Times New Roman" w:cs="Times New Roman"/>
+          <w:lang w:val="fr-FR"/>
+        </w:rPr>
+        <w:t xml:space="preserve"> script duce </w:t>
+      </w:r>
+      <w:proofErr w:type="spellStart"/>
+      <w:r>
+        <w:rPr>
+          <w:rFonts w:ascii="Times New Roman" w:hAnsi="Times New Roman" w:cs="Times New Roman"/>
+          <w:lang w:val="fr-FR"/>
+        </w:rPr>
+        <w:t>la</w:t>
+      </w:r>
+      <w:proofErr w:type="spellEnd"/>
+      <w:r>
+        <w:rPr>
+          <w:rFonts w:ascii="Times New Roman" w:hAnsi="Times New Roman" w:cs="Times New Roman"/>
+          <w:lang w:val="fr-FR"/>
+        </w:rPr>
+        <w:t xml:space="preserve"> un </w:t>
+      </w:r>
+      <w:proofErr w:type="spellStart"/>
+      <w:r>
+        <w:rPr>
+          <w:rFonts w:ascii="Times New Roman" w:hAnsi="Times New Roman" w:cs="Times New Roman"/>
+          <w:lang w:val="fr-FR"/>
+        </w:rPr>
+        <w:t>comportament</w:t>
+      </w:r>
+      <w:proofErr w:type="spellEnd"/>
+      <w:r>
+        <w:rPr>
+          <w:rFonts w:ascii="Times New Roman" w:hAnsi="Times New Roman" w:cs="Times New Roman"/>
+          <w:lang w:val="fr-FR"/>
+        </w:rPr>
+        <w:t xml:space="preserve"> </w:t>
+      </w:r>
+      <w:proofErr w:type="spellStart"/>
+      <w:r>
+        <w:rPr>
+          <w:rFonts w:ascii="Times New Roman" w:hAnsi="Times New Roman" w:cs="Times New Roman"/>
+          <w:lang w:val="fr-FR"/>
+        </w:rPr>
+        <w:t>neasteptat</w:t>
+      </w:r>
+      <w:proofErr w:type="spellEnd"/>
+      <w:r>
+        <w:rPr>
+          <w:rFonts w:ascii="Times New Roman" w:hAnsi="Times New Roman" w:cs="Times New Roman"/>
+          <w:lang w:val="fr-FR"/>
+        </w:rPr>
+        <w:t xml:space="preserve"> al </w:t>
+      </w:r>
+      <w:proofErr w:type="spellStart"/>
+      <w:r>
+        <w:rPr>
+          <w:rFonts w:ascii="Times New Roman" w:hAnsi="Times New Roman" w:cs="Times New Roman"/>
+          <w:lang w:val="fr-FR"/>
+        </w:rPr>
+        <w:t>codului</w:t>
+      </w:r>
+      <w:proofErr w:type="spellEnd"/>
+      <w:r>
+        <w:rPr>
+          <w:rFonts w:ascii="Times New Roman" w:hAnsi="Times New Roman" w:cs="Times New Roman"/>
+          <w:lang w:val="fr-FR"/>
+        </w:rPr>
+        <w:t xml:space="preserve">, </w:t>
+      </w:r>
+      <w:proofErr w:type="spellStart"/>
+      <w:r>
+        <w:rPr>
+          <w:rFonts w:ascii="Times New Roman" w:hAnsi="Times New Roman" w:cs="Times New Roman"/>
+          <w:lang w:val="fr-FR"/>
+        </w:rPr>
+        <w:t>eronat</w:t>
+      </w:r>
+      <w:proofErr w:type="spellEnd"/>
+      <w:r>
+        <w:rPr>
+          <w:rFonts w:ascii="Times New Roman" w:hAnsi="Times New Roman" w:cs="Times New Roman"/>
+          <w:lang w:val="fr-FR"/>
+        </w:rPr>
+        <w:t>.</w:t>
+      </w:r>
+      <w:bookmarkStart w:id="31" w:name="_Toc230647129"/>
+    </w:p>
+    <w:p>
+      <w:pPr>
         <w:pStyle w:val="Heading1"/>
         <w:rPr>
           <w:rFonts w:ascii="Times New Roman" w:hAnsi="Times New Roman" w:cs="Times New Roman"/>
-          <w:lang w:val="fr-FR"/>
         </w:rPr>
       </w:pPr>
-      <w:bookmarkStart w:id="31" w:name="_Toc230647129"/>
-      <w:r>
-        <w:rPr>
-          <w:rFonts w:ascii="Times New Roman" w:hAnsi="Times New Roman" w:cs="Times New Roman"/>
-          <w:lang w:val="fr-FR"/>
+      <w:r>
+        <w:rPr>
+          <w:rFonts w:ascii="Times New Roman" w:hAnsi="Times New Roman" w:cs="Times New Roman"/>
         </w:rPr>
         <w:t xml:space="preserve">VI. </w:t>
       </w:r>
@@ -23612,7 +24389,6 @@
       <w:r>
         <w:rPr>
           <w:rFonts w:ascii="Times New Roman" w:hAnsi="Times New Roman" w:cs="Times New Roman"/>
-          <w:lang w:val="fr-FR"/>
         </w:rPr>
         <w:t>Rezultate</w:t>
       </w:r>
@@ -23620,15 +24396,13 @@
       <w:r>
         <w:rPr>
           <w:rFonts w:ascii="Times New Roman" w:hAnsi="Times New Roman" w:cs="Times New Roman"/>
-          <w:lang w:val="fr-FR"/>
-        </w:rPr>
-        <w:t xml:space="preserve"> </w:t>
-      </w:r>
-      <w:proofErr w:type="spellStart"/>
-      <w:r>
-        <w:rPr>
-          <w:rFonts w:ascii="Times New Roman" w:hAnsi="Times New Roman" w:cs="Times New Roman"/>
-          <w:lang w:val="fr-FR"/>
+        </w:rPr>
+        <w:t xml:space="preserve"> </w:t>
+      </w:r>
+      <w:proofErr w:type="spellStart"/>
+      <w:r>
+        <w:rPr>
+          <w:rFonts w:ascii="Times New Roman" w:hAnsi="Times New Roman" w:cs="Times New Roman"/>
         </w:rPr>
         <w:t>și</w:t>
       </w:r>
@@ -23636,15 +24410,13 @@
       <w:r>
         <w:rPr>
           <w:rFonts w:ascii="Times New Roman" w:hAnsi="Times New Roman" w:cs="Times New Roman"/>
-          <w:lang w:val="fr-FR"/>
-        </w:rPr>
-        <w:t xml:space="preserve"> </w:t>
-      </w:r>
-      <w:proofErr w:type="spellStart"/>
-      <w:r>
-        <w:rPr>
-          <w:rFonts w:ascii="Times New Roman" w:hAnsi="Times New Roman" w:cs="Times New Roman"/>
-          <w:lang w:val="fr-FR"/>
+        </w:rPr>
+        <w:t xml:space="preserve"> </w:t>
+      </w:r>
+      <w:proofErr w:type="spellStart"/>
+      <w:r>
+        <w:rPr>
+          <w:rFonts w:ascii="Times New Roman" w:hAnsi="Times New Roman" w:cs="Times New Roman"/>
         </w:rPr>
         <w:t>Concluzii</w:t>
       </w:r>
@@ -23656,14 +24428,12 @@
         <w:pStyle w:val="Heading2"/>
         <w:rPr>
           <w:rFonts w:ascii="Times New Roman" w:hAnsi="Times New Roman" w:cs="Times New Roman"/>
-          <w:lang w:val="fr-FR"/>
         </w:rPr>
       </w:pPr>
       <w:bookmarkStart w:id="32" w:name="_Toc230647130"/>
       <w:r>
         <w:rPr>
           <w:rFonts w:ascii="Times New Roman" w:hAnsi="Times New Roman" w:cs="Times New Roman"/>
-          <w:lang w:val="fr-FR"/>
         </w:rPr>
         <w:t xml:space="preserve">6.1. </w:t>
       </w:r>
@@ -23671,7 +24441,6 @@
       <w:r>
         <w:rPr>
           <w:rFonts w:ascii="Times New Roman" w:hAnsi="Times New Roman" w:cs="Times New Roman"/>
-          <w:lang w:val="fr-FR"/>
         </w:rPr>
         <w:t>Rezultate</w:t>
       </w:r>
@@ -23679,15 +24448,13 @@
       <w:r>
         <w:rPr>
           <w:rFonts w:ascii="Times New Roman" w:hAnsi="Times New Roman" w:cs="Times New Roman"/>
-          <w:lang w:val="fr-FR"/>
-        </w:rPr>
-        <w:t xml:space="preserve"> </w:t>
-      </w:r>
-      <w:proofErr w:type="spellStart"/>
-      <w:r>
-        <w:rPr>
-          <w:rFonts w:ascii="Times New Roman" w:hAnsi="Times New Roman" w:cs="Times New Roman"/>
-          <w:lang w:val="fr-FR"/>
+        </w:rPr>
+        <w:t xml:space="preserve"> </w:t>
+      </w:r>
+      <w:proofErr w:type="spellStart"/>
+      <w:r>
+        <w:rPr>
+          <w:rFonts w:ascii="Times New Roman" w:hAnsi="Times New Roman" w:cs="Times New Roman"/>
         </w:rPr>
         <w:t>așteptate</w:t>
       </w:r>
@@ -23695,7 +24462,6 @@
       <w:r>
         <w:rPr>
           <w:rFonts w:ascii="Times New Roman" w:hAnsi="Times New Roman" w:cs="Times New Roman"/>
-          <w:lang w:val="fr-FR"/>
         </w:rPr>
         <w:t xml:space="preserve"> la </w:t>
       </w:r>
@@ -23703,7 +24469,6 @@
       <w:r>
         <w:rPr>
           <w:rFonts w:ascii="Times New Roman" w:hAnsi="Times New Roman" w:cs="Times New Roman"/>
-          <w:lang w:val="fr-FR"/>
         </w:rPr>
         <w:t>simulare</w:t>
       </w:r>
@@ -24168,7 +24933,6 @@
         <w:ind w:left="360"/>
         <w:rPr>
           <w:rFonts w:ascii="Times New Roman" w:hAnsi="Times New Roman" w:cs="Times New Roman"/>
-          <w:lang w:val="fr-FR"/>
         </w:rPr>
       </w:pPr>
       <w:r>
@@ -24177,9 +24941,8 @@
           <w:color w:val="1A1A1A"/>
           <w:sz w:val="18"/>
           <w:szCs w:val="18"/>
-          <w:lang w:val="fr-FR"/>
-        </w:rPr>
-        <w:t xml:space="preserve">  Teste PASS</w:t>
+        </w:rPr>
+        <w:t xml:space="preserve">  Teste PASS </w:t>
       </w:r>
       <w:proofErr w:type="gramStart"/>
       <w:r>
@@ -24188,9 +24951,8 @@
           <w:color w:val="1A1A1A"/>
           <w:sz w:val="18"/>
           <w:szCs w:val="18"/>
-          <w:lang w:val="fr-FR"/>
-        </w:rPr>
-        <w:t xml:space="preserve">   :</w:t>
+        </w:rPr>
+        <w:t xml:space="preserve">  :</w:t>
       </w:r>
       <w:proofErr w:type="gramEnd"/>
       <w:r>
@@ -24199,31 +24961,8 @@
           <w:color w:val="1A1A1A"/>
           <w:sz w:val="18"/>
           <w:szCs w:val="18"/>
-          <w:lang w:val="fr-FR"/>
-        </w:rPr>
-        <w:t xml:space="preserve"> 9 / </w:t>
-      </w:r>
-      <w:proofErr w:type="gramStart"/>
-      <w:r>
-        <w:rPr>
-          <w:rFonts w:ascii="Times New Roman" w:eastAsia="Courier New" w:hAnsi="Times New Roman" w:cs="Times New Roman"/>
-          <w:color w:val="1A1A1A"/>
-          <w:sz w:val="18"/>
-          <w:szCs w:val="18"/>
-          <w:lang w:val="fr-FR"/>
-        </w:rPr>
-        <w:t>FAIL:</w:t>
-      </w:r>
-      <w:proofErr w:type="gramEnd"/>
-      <w:r>
-        <w:rPr>
-          <w:rFonts w:ascii="Times New Roman" w:eastAsia="Courier New" w:hAnsi="Times New Roman" w:cs="Times New Roman"/>
-          <w:color w:val="1A1A1A"/>
-          <w:sz w:val="18"/>
-          <w:szCs w:val="18"/>
-          <w:lang w:val="fr-FR"/>
-        </w:rPr>
-        <w:t xml:space="preserve"> 0</w:t>
+        </w:rPr>
+        <w:t xml:space="preserve"> 9 / FAIL: 0</w:t>
       </w:r>
     </w:p>
     <w:p>
@@ -24241,7 +24980,6 @@
           <w:color w:val="1A1A1A"/>
           <w:sz w:val="18"/>
           <w:szCs w:val="18"/>
-          <w:lang w:val="fr-FR"/>
         </w:rPr>
         <w:t xml:space="preserve">  </w:t>
       </w:r>
@@ -25074,292 +25812,21 @@
           <w:rFonts w:ascii="Times New Roman" w:hAnsi="Times New Roman" w:cs="Times New Roman"/>
         </w:rPr>
       </w:pPr>
-    </w:p>
-    <w:p>
-      <w:pPr>
-        <w:spacing w:before="80" w:after="80"/>
-        <w:ind w:firstLine="720"/>
-        <w:rPr>
-          <w:rFonts w:ascii="Times New Roman" w:hAnsi="Times New Roman" w:cs="Times New Roman"/>
-        </w:rPr>
-      </w:pPr>
-      <w:r>
-        <w:rPr>
-          <w:rFonts w:ascii="Times New Roman" w:hAnsi="Times New Roman" w:cs="Times New Roman"/>
-        </w:rPr>
-        <w:t xml:space="preserve">Screenshot din </w:t>
-      </w:r>
-      <w:proofErr w:type="spellStart"/>
-      <w:r>
-        <w:rPr>
-          <w:rFonts w:ascii="Times New Roman" w:hAnsi="Times New Roman" w:cs="Times New Roman"/>
-        </w:rPr>
-        <w:t>ModelSim</w:t>
-      </w:r>
-      <w:proofErr w:type="spellEnd"/>
-      <w:r>
-        <w:rPr>
-          <w:rFonts w:ascii="Times New Roman" w:hAnsi="Times New Roman" w:cs="Times New Roman"/>
-        </w:rPr>
-        <w:t xml:space="preserve"> cu </w:t>
-      </w:r>
-      <w:proofErr w:type="spellStart"/>
-      <w:r>
-        <w:rPr>
-          <w:rFonts w:ascii="Times New Roman" w:hAnsi="Times New Roman" w:cs="Times New Roman"/>
-        </w:rPr>
-        <w:t>simularea</w:t>
-      </w:r>
-      <w:proofErr w:type="spellEnd"/>
-      <w:r>
-        <w:rPr>
-          <w:rFonts w:ascii="Times New Roman" w:hAnsi="Times New Roman" w:cs="Times New Roman"/>
-        </w:rPr>
-        <w:t xml:space="preserve"> </w:t>
-      </w:r>
-      <w:proofErr w:type="spellStart"/>
-      <w:r>
-        <w:rPr>
-          <w:rFonts w:ascii="Times New Roman" w:hAnsi="Times New Roman" w:cs="Times New Roman"/>
-        </w:rPr>
-        <w:t>proiectului</w:t>
-      </w:r>
-      <w:proofErr w:type="spellEnd"/>
-      <w:r>
-        <w:rPr>
-          <w:rFonts w:ascii="Times New Roman" w:hAnsi="Times New Roman" w:cs="Times New Roman"/>
-        </w:rPr>
-        <w:t xml:space="preserve">, </w:t>
-      </w:r>
-      <w:proofErr w:type="spellStart"/>
-      <w:r>
-        <w:rPr>
-          <w:rFonts w:ascii="Times New Roman" w:hAnsi="Times New Roman" w:cs="Times New Roman"/>
-        </w:rPr>
-        <w:t>dup</w:t>
-      </w:r>
-      <w:r>
-        <w:rPr>
-          <w:rFonts w:ascii="Times New Roman" w:hAnsi="Times New Roman" w:cs="Times New Roman"/>
-        </w:rPr>
-        <w:t>ă</w:t>
-      </w:r>
-      <w:proofErr w:type="spellEnd"/>
-      <w:r>
-        <w:rPr>
-          <w:rFonts w:ascii="Times New Roman" w:hAnsi="Times New Roman" w:cs="Times New Roman"/>
-        </w:rPr>
-        <w:t xml:space="preserve"> </w:t>
-      </w:r>
-      <w:proofErr w:type="spellStart"/>
-      <w:r>
-        <w:rPr>
-          <w:rFonts w:ascii="Times New Roman" w:hAnsi="Times New Roman" w:cs="Times New Roman"/>
-        </w:rPr>
-        <w:t>generarea</w:t>
-      </w:r>
-      <w:proofErr w:type="spellEnd"/>
-      <w:r>
-        <w:rPr>
-          <w:rFonts w:ascii="Times New Roman" w:hAnsi="Times New Roman" w:cs="Times New Roman"/>
-        </w:rPr>
-        <w:t xml:space="preserve"> </w:t>
-      </w:r>
-      <w:proofErr w:type="spellStart"/>
-      <w:r>
-        <w:rPr>
-          <w:rFonts w:ascii="Times New Roman" w:hAnsi="Times New Roman" w:cs="Times New Roman"/>
-        </w:rPr>
-        <w:t>aleatoare</w:t>
-      </w:r>
-      <w:proofErr w:type="spellEnd"/>
-      <w:r>
-        <w:rPr>
-          <w:rFonts w:ascii="Times New Roman" w:hAnsi="Times New Roman" w:cs="Times New Roman"/>
-        </w:rPr>
-        <w:t xml:space="preserve"> </w:t>
-      </w:r>
-      <w:proofErr w:type="gramStart"/>
-      <w:r>
-        <w:rPr>
-          <w:rFonts w:ascii="Times New Roman" w:hAnsi="Times New Roman" w:cs="Times New Roman"/>
-        </w:rPr>
-        <w:t>a</w:t>
-      </w:r>
-      <w:proofErr w:type="gramEnd"/>
-      <w:r>
-        <w:rPr>
-          <w:rFonts w:ascii="Times New Roman" w:hAnsi="Times New Roman" w:cs="Times New Roman"/>
-        </w:rPr>
-        <w:t xml:space="preserve"> </w:t>
-      </w:r>
-      <w:proofErr w:type="spellStart"/>
-      <w:r>
-        <w:rPr>
-          <w:rFonts w:ascii="Times New Roman" w:hAnsi="Times New Roman" w:cs="Times New Roman"/>
-        </w:rPr>
-        <w:t>anumitor</w:t>
-      </w:r>
-      <w:proofErr w:type="spellEnd"/>
-      <w:r>
-        <w:rPr>
-          <w:rFonts w:ascii="Times New Roman" w:hAnsi="Times New Roman" w:cs="Times New Roman"/>
-        </w:rPr>
-        <w:t xml:space="preserve"> </w:t>
-      </w:r>
-      <w:proofErr w:type="spellStart"/>
-      <w:r>
-        <w:rPr>
-          <w:rFonts w:ascii="Times New Roman" w:hAnsi="Times New Roman" w:cs="Times New Roman"/>
-        </w:rPr>
-        <w:t>numere</w:t>
-      </w:r>
-      <w:proofErr w:type="spellEnd"/>
-      <w:r>
-        <w:rPr>
-          <w:rFonts w:ascii="Times New Roman" w:hAnsi="Times New Roman" w:cs="Times New Roman"/>
-        </w:rPr>
-        <w:t xml:space="preserve"> care </w:t>
-      </w:r>
-      <w:proofErr w:type="spellStart"/>
-      <w:r>
-        <w:rPr>
-          <w:rFonts w:ascii="Times New Roman" w:hAnsi="Times New Roman" w:cs="Times New Roman"/>
-        </w:rPr>
-        <w:t>sa</w:t>
-      </w:r>
-      <w:proofErr w:type="spellEnd"/>
-      <w:r>
-        <w:rPr>
-          <w:rFonts w:ascii="Times New Roman" w:hAnsi="Times New Roman" w:cs="Times New Roman"/>
-        </w:rPr>
-        <w:t xml:space="preserve"> </w:t>
-      </w:r>
-      <w:proofErr w:type="spellStart"/>
-      <w:r>
-        <w:rPr>
-          <w:rFonts w:ascii="Times New Roman" w:hAnsi="Times New Roman" w:cs="Times New Roman"/>
-        </w:rPr>
-        <w:t>dea</w:t>
-      </w:r>
-      <w:proofErr w:type="spellEnd"/>
-      <w:r>
-        <w:rPr>
-          <w:rFonts w:ascii="Times New Roman" w:hAnsi="Times New Roman" w:cs="Times New Roman"/>
-        </w:rPr>
-        <w:t xml:space="preserve"> HIT </w:t>
-      </w:r>
-      <w:proofErr w:type="spellStart"/>
-      <w:r>
-        <w:rPr>
-          <w:rFonts w:ascii="Times New Roman" w:hAnsi="Times New Roman" w:cs="Times New Roman"/>
-        </w:rPr>
-        <w:t>sau</w:t>
-      </w:r>
-      <w:proofErr w:type="spellEnd"/>
-      <w:r>
-        <w:rPr>
-          <w:rFonts w:ascii="Times New Roman" w:hAnsi="Times New Roman" w:cs="Times New Roman"/>
-        </w:rPr>
-        <w:t xml:space="preserve"> MISS in </w:t>
-      </w:r>
-      <w:proofErr w:type="gramStart"/>
-      <w:r>
-        <w:rPr>
-          <w:rFonts w:ascii="Times New Roman" w:hAnsi="Times New Roman" w:cs="Times New Roman"/>
-        </w:rPr>
-        <w:t>Cache(</w:t>
-      </w:r>
-      <w:proofErr w:type="gramEnd"/>
-      <w:r>
-        <w:rPr>
-          <w:rFonts w:ascii="Times New Roman" w:hAnsi="Times New Roman" w:cs="Times New Roman"/>
-        </w:rPr>
-        <w:t xml:space="preserve">care tot din </w:t>
-      </w:r>
-      <w:proofErr w:type="spellStart"/>
-      <w:r>
-        <w:rPr>
-          <w:rFonts w:ascii="Times New Roman" w:hAnsi="Times New Roman" w:cs="Times New Roman"/>
-        </w:rPr>
-        <w:t>numere</w:t>
-      </w:r>
-      <w:proofErr w:type="spellEnd"/>
-      <w:r>
-        <w:rPr>
-          <w:rFonts w:ascii="Times New Roman" w:hAnsi="Times New Roman" w:cs="Times New Roman"/>
-        </w:rPr>
-        <w:t xml:space="preserve"> </w:t>
-      </w:r>
-      <w:proofErr w:type="spellStart"/>
-      <w:r>
-        <w:rPr>
-          <w:rFonts w:ascii="Times New Roman" w:hAnsi="Times New Roman" w:cs="Times New Roman"/>
-        </w:rPr>
-        <w:t>aleatoare</w:t>
-      </w:r>
-      <w:proofErr w:type="spellEnd"/>
-      <w:r>
-        <w:rPr>
-          <w:rFonts w:ascii="Times New Roman" w:hAnsi="Times New Roman" w:cs="Times New Roman"/>
-        </w:rPr>
-        <w:t xml:space="preserve"> </w:t>
-      </w:r>
-      <w:proofErr w:type="spellStart"/>
-      <w:r>
-        <w:rPr>
-          <w:rFonts w:ascii="Times New Roman" w:hAnsi="Times New Roman" w:cs="Times New Roman"/>
-        </w:rPr>
-        <w:t>este</w:t>
-      </w:r>
-      <w:proofErr w:type="spellEnd"/>
-      <w:r>
-        <w:rPr>
-          <w:rFonts w:ascii="Times New Roman" w:hAnsi="Times New Roman" w:cs="Times New Roman"/>
-        </w:rPr>
-        <w:t xml:space="preserve"> </w:t>
-      </w:r>
-      <w:proofErr w:type="spellStart"/>
-      <w:r>
-        <w:rPr>
-          <w:rFonts w:ascii="Times New Roman" w:hAnsi="Times New Roman" w:cs="Times New Roman"/>
-        </w:rPr>
-        <w:t>alcatuit</w:t>
-      </w:r>
-      <w:proofErr w:type="spellEnd"/>
-      <w:r>
-        <w:rPr>
-          <w:rFonts w:ascii="Times New Roman" w:hAnsi="Times New Roman" w:cs="Times New Roman"/>
-        </w:rPr>
-        <w:t>):</w:t>
-      </w:r>
-    </w:p>
-    <w:p>
-      <w:pPr>
-        <w:pStyle w:val="Heading2"/>
-        <w:tabs>
-          <w:tab w:val="left" w:pos="5655"/>
-        </w:tabs>
-        <w:rPr>
-          <w:rFonts w:ascii="Times New Roman" w:hAnsi="Times New Roman" w:cs="Times New Roman"/>
-        </w:rPr>
-      </w:pPr>
-      <w:bookmarkStart w:id="34" w:name="_Toc230647132"/>
       <w:r>
         <w:rPr>
           <w:noProof/>
         </w:rPr>
         <w:drawing>
-          <wp:anchor distT="0" distB="0" distL="114300" distR="114300" simplePos="0" relativeHeight="251658240" behindDoc="0" locked="0" layoutInCell="1" allowOverlap="1" wp14:anchorId="553C0646" wp14:editId="293D0554">
+          <wp:anchor distT="0" distB="0" distL="114300" distR="114300" simplePos="0" relativeHeight="251658240" behindDoc="0" locked="0" layoutInCell="1" allowOverlap="1" wp14:anchorId="553C0646" wp14:editId="3B92F691">
             <wp:simplePos x="0" y="0"/>
             <wp:positionH relativeFrom="column">
-              <wp:posOffset>800100</wp:posOffset>
+              <wp:posOffset>2748991</wp:posOffset>
             </wp:positionH>
             <wp:positionV relativeFrom="paragraph">
-              <wp:posOffset>45085</wp:posOffset>
+              <wp:posOffset>55245</wp:posOffset>
             </wp:positionV>
-            <wp:extent cx="4438650" cy="2305050"/>
-            <wp:effectExtent l="0" t="0" r="0" b="0"/>
+            <wp:extent cx="3196590" cy="1659890"/>
+            <wp:effectExtent l="0" t="0" r="3810" b="0"/>
             <wp:wrapSquare wrapText="bothSides"/>
             <wp:docPr id="1656831490" name="Picture 2"/>
             <wp:cNvGraphicFramePr>
@@ -25390,7 +25857,7 @@
                   <pic:spPr bwMode="auto">
                     <a:xfrm>
                       <a:off x="0" y="0"/>
-                      <a:ext cx="4438650" cy="2305050"/>
+                      <a:ext cx="3196590" cy="1659890"/>
                     </a:xfrm>
                     <a:prstGeom prst="rect">
                       <a:avLst/>
@@ -25412,33 +25879,304 @@
           </wp:anchor>
         </w:drawing>
       </w:r>
-      <w:r>
-        <w:rPr>
-          <w:rFonts w:ascii="Times New Roman" w:hAnsi="Times New Roman" w:cs="Times New Roman"/>
-        </w:rPr>
-        <w:tab/>
+    </w:p>
+    <w:p>
+      <w:pPr>
+        <w:spacing w:before="80" w:after="80"/>
+        <w:ind w:firstLine="720"/>
+        <w:rPr>
+          <w:rFonts w:ascii="Times New Roman" w:hAnsi="Times New Roman" w:cs="Times New Roman"/>
+        </w:rPr>
+      </w:pPr>
+      <w:r>
+        <w:rPr>
+          <w:rFonts w:ascii="Times New Roman" w:hAnsi="Times New Roman" w:cs="Times New Roman"/>
+        </w:rPr>
+        <w:t xml:space="preserve">Screenshot din </w:t>
+      </w:r>
+      <w:proofErr w:type="spellStart"/>
+      <w:r>
+        <w:rPr>
+          <w:rFonts w:ascii="Times New Roman" w:hAnsi="Times New Roman" w:cs="Times New Roman"/>
+        </w:rPr>
+        <w:t>ModelSim</w:t>
+      </w:r>
+      <w:proofErr w:type="spellEnd"/>
+      <w:r>
+        <w:rPr>
+          <w:rFonts w:ascii="Times New Roman" w:hAnsi="Times New Roman" w:cs="Times New Roman"/>
+        </w:rPr>
+        <w:t xml:space="preserve"> cu </w:t>
+      </w:r>
+      <w:proofErr w:type="spellStart"/>
+      <w:r>
+        <w:rPr>
+          <w:rFonts w:ascii="Times New Roman" w:hAnsi="Times New Roman" w:cs="Times New Roman"/>
+        </w:rPr>
+        <w:t>simularea</w:t>
+      </w:r>
+      <w:proofErr w:type="spellEnd"/>
+      <w:r>
+        <w:rPr>
+          <w:rFonts w:ascii="Times New Roman" w:hAnsi="Times New Roman" w:cs="Times New Roman"/>
+        </w:rPr>
+        <w:t xml:space="preserve"> </w:t>
+      </w:r>
+      <w:proofErr w:type="spellStart"/>
+      <w:r>
+        <w:rPr>
+          <w:rFonts w:ascii="Times New Roman" w:hAnsi="Times New Roman" w:cs="Times New Roman"/>
+        </w:rPr>
+        <w:t>proiectului</w:t>
+      </w:r>
+      <w:proofErr w:type="spellEnd"/>
+      <w:r>
+        <w:rPr>
+          <w:rFonts w:ascii="Times New Roman" w:hAnsi="Times New Roman" w:cs="Times New Roman"/>
+        </w:rPr>
+        <w:t xml:space="preserve">, </w:t>
+      </w:r>
+      <w:proofErr w:type="spellStart"/>
+      <w:r>
+        <w:rPr>
+          <w:rFonts w:ascii="Times New Roman" w:hAnsi="Times New Roman" w:cs="Times New Roman"/>
+        </w:rPr>
+        <w:t>dup</w:t>
+      </w:r>
+      <w:r>
+        <w:rPr>
+          <w:rFonts w:ascii="Times New Roman" w:hAnsi="Times New Roman" w:cs="Times New Roman"/>
+        </w:rPr>
+        <w:t>ă</w:t>
+      </w:r>
+      <w:proofErr w:type="spellEnd"/>
+      <w:r>
+        <w:rPr>
+          <w:rFonts w:ascii="Times New Roman" w:hAnsi="Times New Roman" w:cs="Times New Roman"/>
+        </w:rPr>
+        <w:t xml:space="preserve"> </w:t>
+      </w:r>
+      <w:proofErr w:type="spellStart"/>
+      <w:r>
+        <w:rPr>
+          <w:rFonts w:ascii="Times New Roman" w:hAnsi="Times New Roman" w:cs="Times New Roman"/>
+        </w:rPr>
+        <w:t>generarea</w:t>
+      </w:r>
+      <w:proofErr w:type="spellEnd"/>
+      <w:r>
+        <w:rPr>
+          <w:rFonts w:ascii="Times New Roman" w:hAnsi="Times New Roman" w:cs="Times New Roman"/>
+        </w:rPr>
+        <w:t xml:space="preserve"> </w:t>
+      </w:r>
+      <w:proofErr w:type="spellStart"/>
+      <w:r>
+        <w:rPr>
+          <w:rFonts w:ascii="Times New Roman" w:hAnsi="Times New Roman" w:cs="Times New Roman"/>
+        </w:rPr>
+        <w:t>aleatoare</w:t>
+      </w:r>
+      <w:proofErr w:type="spellEnd"/>
+      <w:r>
+        <w:rPr>
+          <w:rFonts w:ascii="Times New Roman" w:hAnsi="Times New Roman" w:cs="Times New Roman"/>
+        </w:rPr>
+        <w:t xml:space="preserve"> </w:t>
+      </w:r>
+      <w:proofErr w:type="gramStart"/>
+      <w:r>
+        <w:rPr>
+          <w:rFonts w:ascii="Times New Roman" w:hAnsi="Times New Roman" w:cs="Times New Roman"/>
+        </w:rPr>
+        <w:t>a</w:t>
+      </w:r>
+      <w:proofErr w:type="gramEnd"/>
+      <w:r>
+        <w:rPr>
+          <w:rFonts w:ascii="Times New Roman" w:hAnsi="Times New Roman" w:cs="Times New Roman"/>
+        </w:rPr>
+        <w:t xml:space="preserve"> </w:t>
+      </w:r>
+      <w:proofErr w:type="spellStart"/>
+      <w:r>
+        <w:rPr>
+          <w:rFonts w:ascii="Times New Roman" w:hAnsi="Times New Roman" w:cs="Times New Roman"/>
+        </w:rPr>
+        <w:t>anumitor</w:t>
+      </w:r>
+      <w:proofErr w:type="spellEnd"/>
+      <w:r>
+        <w:rPr>
+          <w:rFonts w:ascii="Times New Roman" w:hAnsi="Times New Roman" w:cs="Times New Roman"/>
+        </w:rPr>
+        <w:t xml:space="preserve"> </w:t>
+      </w:r>
+      <w:proofErr w:type="spellStart"/>
+      <w:r>
+        <w:rPr>
+          <w:rFonts w:ascii="Times New Roman" w:hAnsi="Times New Roman" w:cs="Times New Roman"/>
+        </w:rPr>
+        <w:t>numere</w:t>
+      </w:r>
+      <w:proofErr w:type="spellEnd"/>
+      <w:r>
+        <w:rPr>
+          <w:rFonts w:ascii="Times New Roman" w:hAnsi="Times New Roman" w:cs="Times New Roman"/>
+        </w:rPr>
+        <w:t xml:space="preserve"> care </w:t>
+      </w:r>
+      <w:proofErr w:type="spellStart"/>
+      <w:r>
+        <w:rPr>
+          <w:rFonts w:ascii="Times New Roman" w:hAnsi="Times New Roman" w:cs="Times New Roman"/>
+        </w:rPr>
+        <w:t>sa</w:t>
+      </w:r>
+      <w:proofErr w:type="spellEnd"/>
+      <w:r>
+        <w:rPr>
+          <w:rFonts w:ascii="Times New Roman" w:hAnsi="Times New Roman" w:cs="Times New Roman"/>
+        </w:rPr>
+        <w:t xml:space="preserve"> </w:t>
+      </w:r>
+      <w:proofErr w:type="spellStart"/>
+      <w:r>
+        <w:rPr>
+          <w:rFonts w:ascii="Times New Roman" w:hAnsi="Times New Roman" w:cs="Times New Roman"/>
+        </w:rPr>
+        <w:t>dea</w:t>
+      </w:r>
+      <w:proofErr w:type="spellEnd"/>
+      <w:r>
+        <w:rPr>
+          <w:rFonts w:ascii="Times New Roman" w:hAnsi="Times New Roman" w:cs="Times New Roman"/>
+        </w:rPr>
+        <w:t xml:space="preserve"> HIT </w:t>
+      </w:r>
+      <w:proofErr w:type="spellStart"/>
+      <w:r>
+        <w:rPr>
+          <w:rFonts w:ascii="Times New Roman" w:hAnsi="Times New Roman" w:cs="Times New Roman"/>
+        </w:rPr>
+        <w:t>sau</w:t>
+      </w:r>
+      <w:proofErr w:type="spellEnd"/>
+      <w:r>
+        <w:rPr>
+          <w:rFonts w:ascii="Times New Roman" w:hAnsi="Times New Roman" w:cs="Times New Roman"/>
+        </w:rPr>
+        <w:t xml:space="preserve"> MISS in </w:t>
+      </w:r>
+      <w:proofErr w:type="gramStart"/>
+      <w:r>
+        <w:rPr>
+          <w:rFonts w:ascii="Times New Roman" w:hAnsi="Times New Roman" w:cs="Times New Roman"/>
+        </w:rPr>
+        <w:t>Cache(</w:t>
+      </w:r>
+      <w:proofErr w:type="gramEnd"/>
+      <w:r>
+        <w:rPr>
+          <w:rFonts w:ascii="Times New Roman" w:hAnsi="Times New Roman" w:cs="Times New Roman"/>
+        </w:rPr>
+        <w:t xml:space="preserve">care tot din </w:t>
+      </w:r>
+      <w:proofErr w:type="spellStart"/>
+      <w:r>
+        <w:rPr>
+          <w:rFonts w:ascii="Times New Roman" w:hAnsi="Times New Roman" w:cs="Times New Roman"/>
+        </w:rPr>
+        <w:t>numere</w:t>
+      </w:r>
+      <w:proofErr w:type="spellEnd"/>
+      <w:r>
+        <w:rPr>
+          <w:rFonts w:ascii="Times New Roman" w:hAnsi="Times New Roman" w:cs="Times New Roman"/>
+        </w:rPr>
+        <w:t xml:space="preserve"> </w:t>
+      </w:r>
+      <w:proofErr w:type="spellStart"/>
+      <w:r>
+        <w:rPr>
+          <w:rFonts w:ascii="Times New Roman" w:hAnsi="Times New Roman" w:cs="Times New Roman"/>
+        </w:rPr>
+        <w:t>aleatoare</w:t>
+      </w:r>
+      <w:proofErr w:type="spellEnd"/>
+      <w:r>
+        <w:rPr>
+          <w:rFonts w:ascii="Times New Roman" w:hAnsi="Times New Roman" w:cs="Times New Roman"/>
+        </w:rPr>
+        <w:t xml:space="preserve"> </w:t>
+      </w:r>
+      <w:proofErr w:type="spellStart"/>
+      <w:r>
+        <w:rPr>
+          <w:rFonts w:ascii="Times New Roman" w:hAnsi="Times New Roman" w:cs="Times New Roman"/>
+        </w:rPr>
+        <w:t>este</w:t>
+      </w:r>
+      <w:proofErr w:type="spellEnd"/>
+      <w:r>
+        <w:rPr>
+          <w:rFonts w:ascii="Times New Roman" w:hAnsi="Times New Roman" w:cs="Times New Roman"/>
+        </w:rPr>
+        <w:t xml:space="preserve"> </w:t>
+      </w:r>
+      <w:proofErr w:type="spellStart"/>
+      <w:r>
+        <w:rPr>
+          <w:rFonts w:ascii="Times New Roman" w:hAnsi="Times New Roman" w:cs="Times New Roman"/>
+        </w:rPr>
+        <w:t>alcatuit</w:t>
+      </w:r>
+      <w:proofErr w:type="spellEnd"/>
+      <w:r>
+        <w:rPr>
+          <w:rFonts w:ascii="Times New Roman" w:hAnsi="Times New Roman" w:cs="Times New Roman"/>
+        </w:rPr>
+        <w:t>):</w:t>
       </w:r>
     </w:p>
     <w:p>
       <w:pPr>
         <w:pStyle w:val="Heading2"/>
+        <w:tabs>
+          <w:tab w:val="left" w:pos="5655"/>
+        </w:tabs>
         <w:rPr>
           <w:rFonts w:ascii="Times New Roman" w:hAnsi="Times New Roman" w:cs="Times New Roman"/>
         </w:rPr>
       </w:pPr>
+      <w:bookmarkStart w:id="34" w:name="_Toc230647132"/>
       <w:r>
         <w:rPr>
           <w:rFonts w:ascii="Times New Roman" w:hAnsi="Times New Roman" w:cs="Times New Roman"/>
         </w:rPr>
         <w:lastRenderedPageBreak/>
-        <w:t>6.3. C</w:t>
-      </w:r>
-      <w:proofErr w:type="spellStart"/>
-      <w:r>
-        <w:rPr>
-          <w:rFonts w:ascii="Times New Roman" w:hAnsi="Times New Roman" w:cs="Times New Roman"/>
-        </w:rPr>
-        <w:t>oncluzii</w:t>
+        <w:tab/>
+      </w:r>
+    </w:p>
+    <w:p>
+      <w:pPr>
+        <w:pStyle w:val="Heading2"/>
+        <w:rPr>
+          <w:rFonts w:ascii="Times New Roman" w:hAnsi="Times New Roman" w:cs="Times New Roman"/>
+        </w:rPr>
+      </w:pPr>
+      <w:r>
+        <w:rPr>
+          <w:rFonts w:ascii="Times New Roman" w:hAnsi="Times New Roman" w:cs="Times New Roman"/>
+        </w:rPr>
+        <w:t xml:space="preserve">6.3. </w:t>
+      </w:r>
+      <w:proofErr w:type="spellStart"/>
+      <w:r>
+        <w:rPr>
+          <w:rFonts w:ascii="Times New Roman" w:hAnsi="Times New Roman" w:cs="Times New Roman"/>
+        </w:rPr>
+        <w:t>Concluzii</w:t>
       </w:r>
       <w:bookmarkEnd w:id="34"/>
       <w:proofErr w:type="spellEnd"/>
@@ -28193,6 +28931,7 @@
   <w:style w:type="character" w:default="1" w:styleId="DefaultParagraphFont">
     <w:name w:val="Default Paragraph Font"/>
     <w:uiPriority w:val="1"/>
+    <w:semiHidden/>
     <w:unhideWhenUsed/>
   </w:style>
   <w:style w:type="table" w:default="1" w:styleId="TableNormal">
